--- a/public/Resume/Madhwaraj_Kulkarni_Resume.docx
+++ b/public/Resume/Madhwaraj_Kulkarni_Resume.docx
@@ -37,7 +37,7 @@
           <w:sz w:val="21"/>
           <w:szCs w:val="21"/>
         </w:rPr>
-        <w:t>Trainee | Aspiring</w:t>
+        <w:t>| Aspiring</w:t>
       </w:r>
       <w:r>
         <w:rPr>
@@ -124,7 +124,7 @@
         <w:rPr>
           <w:color w:val="000000"/>
         </w:rPr>
-        <w:t>Business Analyst Trainee with 1.5 years of experience in AI automation support, chatbot requirement gathering, and data analysis — looking to grow into AI Product Management at an early-stage startup. I have built foundational exposure to LLM tools, RPA workflows, and product thinking through real work and self-initiated projects, and I am eager to learn and contribute in a hands-on PM environment.</w:t>
+        <w:t>Business Analyst with 1.5 years of experience in AI automation support, chatbot requirement gathering, and data analysis — looking to grow into AI Product Management at an early-stage startup. I have built foundational exposure to LLM tools, RPA workflows, and product thinking through real work and self-initiated projects, and I am eager to learn and contribute in a hands-on PM environment.</w:t>
       </w:r>
     </w:p>
     <w:p>
@@ -178,7 +178,7 @@
           <w:iCs/>
           <w:color w:val="333333"/>
         </w:rPr>
-        <w:t>Business Analyst Trainee</w:t>
+        <w:t>Business Analyst</w:t>
       </w:r>
       <w:r>
         <w:rPr>

--- a/public/Resume/Madhwaraj_Kulkarni_Resume.docx
+++ b/public/Resume/Madhwaraj_Kulkarni_Resume.docx
@@ -1,202 +1,847 @@
 
 <file path=word/document.xml><?xml version="1.0" encoding="utf-8"?>
-<w:document xmlns:wpc="http://schemas.microsoft.com/office/word/2010/wordprocessingCanvas" xmlns:cx="http://schemas.microsoft.com/office/drawing/2014/chartex" xmlns:cx1="http://schemas.microsoft.com/office/drawing/2015/9/8/chartex" xmlns:cx2="http://schemas.microsoft.com/office/drawing/2015/10/21/chartex" xmlns:cx3="http://schemas.microsoft.com/office/drawing/2016/5/9/chartex" xmlns:cx4="http://schemas.microsoft.com/office/drawing/2016/5/10/chartex" xmlns:cx5="http://schemas.microsoft.com/office/drawing/2016/5/11/chartex" xmlns:cx6="http://schemas.microsoft.com/office/drawing/2016/5/12/chartex" xmlns:cx7="http://schemas.microsoft.com/office/drawing/2016/5/13/chartex" xmlns:cx8="http://schemas.microsoft.com/office/drawing/2016/5/14/chartex" xmlns:mc="http://schemas.openxmlformats.org/markup-compatibility/2006" xmlns:aink="http://schemas.microsoft.com/office/drawing/2016/ink" xmlns:am3d="http://schemas.microsoft.com/office/drawing/2017/model3d" xmlns:o="urn:schemas-microsoft-com:office:office" xmlns:oel="http://schemas.microsoft.com/office/2019/extlst" xmlns:r="http://schemas.openxmlformats.org/officeDocument/2006/relationships" xmlns:m="http://schemas.openxmlformats.org/officeDocument/2006/math" xmlns:v="urn:schemas-microsoft-com:vml" xmlns:wp14="http://schemas.microsoft.com/office/word/2010/wordprocessingDrawing" xmlns:wp="http://schemas.openxmlformats.org/drawingml/2006/wordprocessingDrawing" xmlns:w10="urn:schemas-microsoft-com:office:word" xmlns:w="http://schemas.openxmlformats.org/wordprocessingml/2006/main" xmlns:w14="http://schemas.microsoft.com/office/word/2010/wordml" xmlns:w15="http://schemas.microsoft.com/office/word/2012/wordml" xmlns:w16cex="http://schemas.microsoft.com/office/word/2018/wordml/cex" xmlns:w16cid="http://schemas.microsoft.com/office/word/2016/wordml/cid" xmlns:w16="http://schemas.microsoft.com/office/word/2018/wordml" xmlns:w16du="http://schemas.microsoft.com/office/word/2023/wordml/word16du" xmlns:w16sdtdh="http://schemas.microsoft.com/office/word/2020/wordml/sdtdatahash" xmlns:w16sdtfl="http://schemas.microsoft.com/office/word/2024/wordml/sdtformatlock" xmlns:w16se="http://schemas.microsoft.com/office/word/2015/wordml/symex" xmlns:wpg="http://schemas.microsoft.com/office/word/2010/wordprocessingGroup" xmlns:wpi="http://schemas.microsoft.com/office/word/2010/wordprocessingInk" xmlns:wne="http://schemas.microsoft.com/office/word/2006/wordml" xmlns:wps="http://schemas.microsoft.com/office/word/2010/wordprocessingShape" mc:Ignorable="w14 w15 w16se w16cid w16 w16cex w16sdtdh w16sdtfl w16du wp14">
+<w:document xmlns:wpc="http://schemas.microsoft.com/office/word/2010/wordprocessingCanvas" xmlns:cx="http://schemas.microsoft.com/office/drawing/2014/chartex" xmlns:cx1="http://schemas.microsoft.com/office/drawing/2015/9/8/chartex" xmlns:cx2="http://schemas.microsoft.com/office/drawing/2015/10/21/chartex" xmlns:cx3="http://schemas.microsoft.com/office/drawing/2016/5/9/chartex" xmlns:cx4="http://schemas.microsoft.com/office/drawing/2016/5/10/chartex" xmlns:cx5="http://schemas.microsoft.com/office/drawing/2016/5/11/chartex" xmlns:cx6="http://schemas.microsoft.com/office/drawing/2016/5/12/chartex" xmlns:cx7="http://schemas.microsoft.com/office/drawing/2016/5/13/chartex" xmlns:cx8="http://schemas.microsoft.com/office/drawing/2016/5/14/chartex" xmlns:mc="http://schemas.openxmlformats.org/markup-compatibility/2006" xmlns:m="http://schemas.openxmlformats.org/officeDocument/2006/math" xmlns:aink="http://schemas.microsoft.com/office/drawing/2016/ink" xmlns:am3d="http://schemas.microsoft.com/office/drawing/2017/model3d" xmlns:oel="http://schemas.microsoft.com/office/2019/extlst" xmlns:r="http://schemas.openxmlformats.org/officeDocument/2006/relationships" xmlns:wp14="http://schemas.microsoft.com/office/word/2010/wordprocessingDrawing" xmlns:wp="http://schemas.openxmlformats.org/drawingml/2006/wordprocessingDrawing" xmlns:wpg="http://schemas.microsoft.com/office/word/2010/wordprocessingGroup" xmlns:wpi="http://schemas.microsoft.com/office/word/2010/wordprocessingInk" xmlns:wps="http://schemas.microsoft.com/office/word/2010/wordprocessingShape" xmlns:o="urn:schemas-microsoft-com:office:office" xmlns:v="urn:schemas-microsoft-com:vml" xmlns:w10="urn:schemas-microsoft-com:office:word" xmlns:w="http://schemas.openxmlformats.org/wordprocessingml/2006/main" xmlns:w14="http://schemas.microsoft.com/office/word/2010/wordml" xmlns:w15="http://schemas.microsoft.com/office/word/2012/wordml" xmlns:w16cex="http://schemas.microsoft.com/office/word/2018/wordml/cex" xmlns:w16cid="http://schemas.microsoft.com/office/word/2016/wordml/cid" xmlns:w16="http://schemas.microsoft.com/office/word/2018/wordml" xmlns:w16sdtdh="http://schemas.microsoft.com/office/word/2020/wordml/sdtdatahash" xmlns:w16sdtfl="http://schemas.microsoft.com/office/word/2024/wordml/sdtformatlock" xmlns:w16se="http://schemas.microsoft.com/office/word/2015/wordml/symex" xmlns:w16du="http://schemas.microsoft.com/office/word/2023/wordml/word16du" xmlns:wne="http://schemas.microsoft.com/office/word/2006/wordml" mc:Ignorable="w14 w15 w16se w16cid w16 w16cex w16sdtdh w16sdtfl w16du wp14">
   <w:body>
     <w:p>
       <w:pPr>
-        <w:spacing w:after="60"/>
+        <w:spacing w:after="0" w:line="240" w:lineRule="auto"/>
         <w:jc w:val="center"/>
+      </w:pPr>
+      <w:r>
+        <w:t>MADHWARAJ KULKARNI</w:t>
+      </w:r>
+    </w:p>
+    <w:p>
+      <w:pPr>
+        <w:spacing w:after="0" w:line="240" w:lineRule="auto"/>
+        <w:jc w:val="center"/>
+      </w:pPr>
+      <w:r>
+        <w:t>Business Analyst | Aspiring AI Product Manager</w:t>
+      </w:r>
+    </w:p>
+    <w:p>
+      <w:pPr>
+        <w:spacing w:after="0" w:line="240" w:lineRule="auto"/>
+        <w:jc w:val="center"/>
+        <w:rPr>
+          <w:lang w:val="en-US"/>
+        </w:rPr>
+      </w:pPr>
+      <w:r>
+        <w:t xml:space="preserve">Pune, Maharashtra · +91 90750 85119 · </w:t>
+      </w:r>
+      <w:hyperlink r:id="rId5" w:history="1">
+        <w:r>
+          <w:t>kulkarni.madhwaraj@gmail.com</w:t>
+        </w:r>
+      </w:hyperlink>
+    </w:p>
+    <w:p>
+      <w:pPr>
+        <w:pStyle w:val="Heading1"/>
+        <w:rPr>
+          <w:lang w:val="en-US"/>
+        </w:rPr>
+      </w:pPr>
+      <w:r>
+        <w:rPr>
+          <w:noProof/>
+        </w:rPr>
+        <mc:AlternateContent>
+          <mc:Choice Requires="wps">
+            <w:drawing>
+              <wp:anchor distT="0" distB="0" distL="114300" distR="114300" simplePos="0" relativeHeight="251659264" behindDoc="0" locked="0" layoutInCell="1" allowOverlap="1" wp14:anchorId="66A023EF" wp14:editId="5D0CA18A">
+                <wp:simplePos x="0" y="0"/>
+                <wp:positionH relativeFrom="column">
+                  <wp:posOffset>-119270</wp:posOffset>
+                </wp:positionH>
+                <wp:positionV relativeFrom="paragraph">
+                  <wp:posOffset>146298</wp:posOffset>
+                </wp:positionV>
+                <wp:extent cx="5987333" cy="0"/>
+                <wp:effectExtent l="0" t="12700" r="20320" b="12700"/>
+                <wp:wrapNone/>
+                <wp:docPr id="539705300" name="Straight Connector 1"/>
+                <wp:cNvGraphicFramePr/>
+                <a:graphic xmlns:a="http://schemas.openxmlformats.org/drawingml/2006/main">
+                  <a:graphicData uri="http://schemas.microsoft.com/office/word/2010/wordprocessingShape">
+                    <wps:wsp>
+                      <wps:cNvCnPr/>
+                      <wps:spPr>
+                        <a:xfrm>
+                          <a:off x="0" y="0"/>
+                          <a:ext cx="5987333" cy="0"/>
+                        </a:xfrm>
+                        <a:prstGeom prst="line">
+                          <a:avLst/>
+                        </a:prstGeom>
+                        <a:ln w="28575"/>
+                      </wps:spPr>
+                      <wps:style>
+                        <a:lnRef idx="1">
+                          <a:schemeClr val="accent1"/>
+                        </a:lnRef>
+                        <a:fillRef idx="0">
+                          <a:schemeClr val="accent1"/>
+                        </a:fillRef>
+                        <a:effectRef idx="0">
+                          <a:schemeClr val="accent1"/>
+                        </a:effectRef>
+                        <a:fontRef idx="minor">
+                          <a:schemeClr val="tx1"/>
+                        </a:fontRef>
+                      </wps:style>
+                      <wps:bodyPr/>
+                    </wps:wsp>
+                  </a:graphicData>
+                </a:graphic>
+                <wp14:sizeRelH relativeFrom="margin">
+                  <wp14:pctWidth>0</wp14:pctWidth>
+                </wp14:sizeRelH>
+              </wp:anchor>
+            </w:drawing>
+          </mc:Choice>
+          <mc:Fallback>
+            <w:pict>
+              <v:line w14:anchorId="3D00E3A5" id="Straight Connector 1" o:spid="_x0000_s1026" style="position:absolute;z-index:251659264;visibility:visible;mso-wrap-style:square;mso-width-percent:0;mso-wrap-distance-left:9pt;mso-wrap-distance-top:0;mso-wrap-distance-right:9pt;mso-wrap-distance-bottom:0;mso-position-horizontal:absolute;mso-position-horizontal-relative:text;mso-position-vertical:absolute;mso-position-vertical-relative:text;mso-width-percent:0;mso-width-relative:margin" from="-9.4pt,11.5pt" to="462.05pt,11.5pt" o:gfxdata="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" strokecolor="#156082 [3204]" strokeweight="2.25pt">
+                <v:stroke joinstyle="miter"/>
+              </v:line>
+            </w:pict>
+          </mc:Fallback>
+        </mc:AlternateContent>
+      </w:r>
+      <w:r>
+        <w:rPr>
+          <w:lang w:val="en-US"/>
+        </w:rPr>
+        <w:t>Career Objective</w:t>
+      </w:r>
+    </w:p>
+    <w:p>
+      <w:pPr>
+        <w:spacing w:before="80" w:after="120"/>
+        <w:jc w:val="both"/>
+        <w:rPr>
+          <w:color w:val="000000"/>
+          <w:sz w:val="22"/>
+          <w:szCs w:val="22"/>
+        </w:rPr>
+      </w:pPr>
+      <w:r>
+        <w:rPr>
+          <w:color w:val="000000"/>
+          <w:sz w:val="22"/>
+          <w:szCs w:val="22"/>
+        </w:rPr>
+        <w:t xml:space="preserve">Business Analyst  with </w:t>
+      </w:r>
+      <w:r>
+        <w:rPr>
+          <w:color w:val="000000"/>
+          <w:sz w:val="22"/>
+          <w:szCs w:val="22"/>
+        </w:rPr>
+        <w:t>2</w:t>
+      </w:r>
+      <w:r>
+        <w:rPr>
+          <w:color w:val="000000"/>
+          <w:sz w:val="22"/>
+          <w:szCs w:val="22"/>
+        </w:rPr>
+        <w:t xml:space="preserve"> years of experience in AI automation support, chatbot requirement gathering, and data analysis — looking to grow into AI Product Management at an early-stage startup. I have built foundational exposure to LLM tools, RPA workflows, and product thinking through real work and self-initiated projects, and I am eager to learn and contribute in a hands-on PM environment.</w:t>
+      </w:r>
+    </w:p>
+    <w:p>
+      <w:pPr>
+        <w:pStyle w:val="Heading1"/>
+      </w:pPr>
+      <w:r>
+        <w:t>Experience</w:t>
+      </w:r>
+    </w:p>
+    <w:p>
+      <w:pPr>
+        <w:spacing w:after="0" w:line="240" w:lineRule="auto"/>
       </w:pPr>
       <w:r>
         <w:rPr>
           <w:b/>
           <w:bCs/>
-          <w:color w:val="1F4E79"/>
-          <w:sz w:val="40"/>
-          <w:szCs w:val="40"/>
-        </w:rPr>
-        <w:t>MADHWARAJ KULKARNI</w:t>
+        </w:rPr>
+        <w:t>VIT Infotech</w:t>
+      </w:r>
+      <w:r>
+        <w:t xml:space="preserve"> | Pune</w:t>
       </w:r>
     </w:p>
     <w:p>
       <w:pPr>
-        <w:spacing w:after="60"/>
-        <w:jc w:val="center"/>
-      </w:pPr>
-      <w:r>
-        <w:rPr>
-          <w:color w:val="595959"/>
-          <w:sz w:val="21"/>
-          <w:szCs w:val="21"/>
-        </w:rPr>
-        <w:t xml:space="preserve">Business Analyst </w:t>
-      </w:r>
-      <w:r>
-        <w:rPr>
-          <w:color w:val="595959"/>
-          <w:sz w:val="21"/>
-          <w:szCs w:val="21"/>
-        </w:rPr>
-        <w:t>| Aspiring</w:t>
-      </w:r>
-      <w:r>
-        <w:rPr>
-          <w:color w:val="595959"/>
-          <w:sz w:val="21"/>
-          <w:szCs w:val="21"/>
-        </w:rPr>
-        <w:t xml:space="preserve"> AI Product Manager</w:t>
+        <w:spacing w:after="0" w:line="240" w:lineRule="auto"/>
+      </w:pPr>
+      <w:r>
+        <w:rPr>
+          <w:i/>
+          <w:iCs/>
+        </w:rPr>
+        <w:t>Business Analyst , Jan 2025 – Present (1.</w:t>
+      </w:r>
+      <w:r>
+        <w:rPr>
+          <w:i/>
+          <w:iCs/>
+        </w:rPr>
+        <w:t xml:space="preserve"> 8 </w:t>
+      </w:r>
+      <w:r>
+        <w:rPr>
+          <w:i/>
+          <w:iCs/>
+        </w:rPr>
+        <w:t>years)</w:t>
       </w:r>
     </w:p>
     <w:p>
       <w:pPr>
-        <w:spacing w:after="40"/>
-        <w:jc w:val="center"/>
-      </w:pPr>
-      <w:r>
-        <w:rPr>
-          <w:color w:val="595959"/>
-        </w:rPr>
-        <w:t xml:space="preserve">Pune, </w:t>
-      </w:r>
-      <w:r>
-        <w:rPr>
-          <w:color w:val="595959"/>
-        </w:rPr>
-        <w:t xml:space="preserve">Maharashtra </w:t>
-      </w:r>
-      <w:r>
-        <w:rPr>
-          <w:color w:val="595959"/>
-        </w:rPr>
-        <w:t>• +</w:t>
-      </w:r>
-      <w:r>
-        <w:rPr>
-          <w:color w:val="595959"/>
-        </w:rPr>
-        <w:t xml:space="preserve">91 </w:t>
-      </w:r>
-      <w:r>
-        <w:rPr>
-          <w:color w:val="595959"/>
-        </w:rPr>
-        <w:t xml:space="preserve">9075085119 </w:t>
-      </w:r>
-      <w:r>
-        <w:rPr>
-          <w:color w:val="595959"/>
-        </w:rPr>
-        <w:t>• kulkarni.madhwaraj@gmail.com</w:t>
-      </w:r>
+        <w:spacing w:after="0" w:line="240" w:lineRule="auto"/>
+        <w:rPr>
+          <w:sz w:val="10"/>
+          <w:szCs w:val="10"/>
+        </w:rPr>
+      </w:pPr>
     </w:p>
     <w:p>
       <w:pPr>
-        <w:pBdr>
-          <w:bottom w:val="single" w:sz="12" w:space="1" w:color="1F4E79"/>
-        </w:pBdr>
-        <w:spacing w:before="60" w:after="120"/>
-      </w:pPr>
+        <w:numPr>
+          <w:ilvl w:val="0"/>
+          <w:numId w:val="1"/>
+        </w:numPr>
+        <w:jc w:val="both"/>
+        <w:rPr>
+          <w:sz w:val="22"/>
+          <w:szCs w:val="22"/>
+        </w:rPr>
+      </w:pPr>
+      <w:r>
+        <w:rPr>
+          <w:sz w:val="22"/>
+          <w:szCs w:val="22"/>
+        </w:rPr>
+        <w:t xml:space="preserve">Contributed to the end-to-end planning of an AI chatbot solution for an Australian Dealer Management System (DMS) client </w:t>
+      </w:r>
+      <w:r>
+        <w:rPr>
+          <w:b/>
+          <w:bCs/>
+          <w:sz w:val="22"/>
+          <w:szCs w:val="22"/>
+        </w:rPr>
+        <w:t>by gathering and analysing business requirements, creating user stories and functional specifications, and partnering with stakeholders and development teams</w:t>
+      </w:r>
+      <w:r>
+        <w:rPr>
+          <w:sz w:val="22"/>
+          <w:szCs w:val="22"/>
+        </w:rPr>
+        <w:t xml:space="preserve"> to drive solution design and implementation readiness.</w:t>
+      </w:r>
     </w:p>
     <w:p>
       <w:pPr>
-        <w:pBdr>
-          <w:bottom w:val="single" w:sz="6" w:space="1" w:color="2E75B6"/>
-        </w:pBdr>
-        <w:spacing w:before="220" w:after="60"/>
+        <w:numPr>
+          <w:ilvl w:val="0"/>
+          <w:numId w:val="1"/>
+        </w:numPr>
+        <w:jc w:val="both"/>
+        <w:rPr>
+          <w:sz w:val="22"/>
+          <w:szCs w:val="22"/>
+        </w:rPr>
       </w:pPr>
       <w:r>
         <w:rPr>
           <w:b/>
           <w:bCs/>
-          <w:color w:val="1F4E79"/>
-          <w:sz w:val="24"/>
-          <w:szCs w:val="24"/>
-        </w:rPr>
-        <w:t>CAREER OBJECTIVE</w:t>
+          <w:sz w:val="22"/>
+          <w:szCs w:val="22"/>
+        </w:rPr>
+        <w:t xml:space="preserve">Helped review AI/ML automation workflows </w:t>
+      </w:r>
+      <w:r>
+        <w:rPr>
+          <w:sz w:val="22"/>
+          <w:szCs w:val="22"/>
+        </w:rPr>
+        <w:t>on the IntelliBuddies RPA platform, noting response issues and sharing improvement observations with the team.</w:t>
       </w:r>
     </w:p>
     <w:p>
       <w:pPr>
-        <w:spacing w:before="80" w:after="120"/>
-      </w:pPr>
-      <w:r>
-        <w:rPr>
-          <w:color w:val="000000"/>
-        </w:rPr>
-        <w:t>Business Analyst with 1.5 years of experience in AI automation support, chatbot requirement gathering, and data analysis — looking to grow into AI Product Management at an early-stage startup. I have built foundational exposure to LLM tools, RPA workflows, and product thinking through real work and self-initiated projects, and I am eager to learn and contribute in a hands-on PM environment.</w:t>
+        <w:numPr>
+          <w:ilvl w:val="0"/>
+          <w:numId w:val="1"/>
+        </w:numPr>
+        <w:jc w:val="both"/>
+        <w:rPr>
+          <w:sz w:val="22"/>
+          <w:szCs w:val="22"/>
+        </w:rPr>
+      </w:pPr>
+      <w:r>
+        <w:rPr>
+          <w:sz w:val="22"/>
+          <w:szCs w:val="22"/>
+        </w:rPr>
+        <w:t>Supported pre-sales activities by preparing pitch materials and assisting with outbound prospecting campaigns for AI automation solutions.</w:t>
       </w:r>
     </w:p>
     <w:p>
       <w:pPr>
-        <w:pBdr>
-          <w:bottom w:val="single" w:sz="6" w:space="1" w:color="2E75B6"/>
-        </w:pBdr>
-        <w:spacing w:before="220" w:after="60"/>
+        <w:numPr>
+          <w:ilvl w:val="0"/>
+          <w:numId w:val="1"/>
+        </w:numPr>
+        <w:jc w:val="both"/>
+        <w:rPr>
+          <w:sz w:val="22"/>
+          <w:szCs w:val="22"/>
+        </w:rPr>
       </w:pPr>
       <w:r>
         <w:rPr>
           <w:b/>
           <w:bCs/>
-          <w:color w:val="1F4E79"/>
-          <w:sz w:val="24"/>
-          <w:szCs w:val="24"/>
-        </w:rPr>
-        <w:t>EXPERIENCE</w:t>
+          <w:sz w:val="22"/>
+          <w:szCs w:val="22"/>
+        </w:rPr>
+        <w:t xml:space="preserve">Gathered and analysed business requirements </w:t>
+      </w:r>
+      <w:r>
+        <w:rPr>
+          <w:sz w:val="22"/>
+          <w:szCs w:val="22"/>
+        </w:rPr>
+        <w:t xml:space="preserve">for HR process automation initiatives, </w:t>
+      </w:r>
+      <w:r>
+        <w:rPr>
+          <w:b/>
+          <w:bCs/>
+          <w:sz w:val="22"/>
+          <w:szCs w:val="22"/>
+        </w:rPr>
+        <w:t>mapped employee movement workflows</w:t>
+      </w:r>
+      <w:r>
+        <w:rPr>
+          <w:sz w:val="22"/>
+          <w:szCs w:val="22"/>
+        </w:rPr>
+        <w:t>, and designed an Employee Leave Management solution on IB-X, an AI-powered platform integrating RPA and BPM capabilities.</w:t>
       </w:r>
     </w:p>
     <w:p>
       <w:pPr>
-        <w:spacing w:before="160" w:after="20"/>
-      </w:pPr>
+        <w:numPr>
+          <w:ilvl w:val="0"/>
+          <w:numId w:val="1"/>
+        </w:numPr>
+        <w:jc w:val="both"/>
+        <w:rPr>
+          <w:sz w:val="22"/>
+          <w:szCs w:val="22"/>
+        </w:rPr>
+      </w:pPr>
+      <w:r>
+        <w:rPr>
+          <w:sz w:val="22"/>
+          <w:szCs w:val="22"/>
+        </w:rPr>
+        <w:t xml:space="preserve">Evaluated </w:t>
+      </w:r>
       <w:r>
         <w:rPr>
           <w:b/>
           <w:bCs/>
-          <w:color w:val="1F4E79"/>
-          <w:sz w:val="22"/>
-          <w:szCs w:val="22"/>
-        </w:rPr>
-        <w:t>VIT Infotech</w:t>
-      </w:r>
-      <w:r>
-        <w:rPr>
-          <w:color w:val="595959"/>
-        </w:rPr>
-        <w:t xml:space="preserve">   |   Pune, Maharashtra</w:t>
+          <w:sz w:val="22"/>
+          <w:szCs w:val="22"/>
+        </w:rPr>
+        <w:t>prompt engineering</w:t>
+      </w:r>
+      <w:r>
+        <w:rPr>
+          <w:sz w:val="22"/>
+          <w:szCs w:val="22"/>
+        </w:rPr>
+        <w:t xml:space="preserve"> techniques across ChatGPT and other LLM-based tools, assessing </w:t>
+      </w:r>
+      <w:r>
+        <w:rPr>
+          <w:b/>
+          <w:bCs/>
+          <w:sz w:val="22"/>
+          <w:szCs w:val="22"/>
+        </w:rPr>
+        <w:t>response quality,</w:t>
+      </w:r>
+      <w:r>
+        <w:rPr>
+          <w:sz w:val="22"/>
+          <w:szCs w:val="22"/>
+        </w:rPr>
+        <w:t xml:space="preserve"> </w:t>
+      </w:r>
+      <w:r>
+        <w:rPr>
+          <w:b/>
+          <w:bCs/>
+          <w:sz w:val="22"/>
+          <w:szCs w:val="22"/>
+        </w:rPr>
+        <w:t>accuracy</w:t>
+      </w:r>
+      <w:r>
+        <w:rPr>
+          <w:sz w:val="22"/>
+          <w:szCs w:val="22"/>
+        </w:rPr>
+        <w:t xml:space="preserve">, and </w:t>
+      </w:r>
+      <w:r>
+        <w:rPr>
+          <w:b/>
+          <w:bCs/>
+          <w:sz w:val="22"/>
+          <w:szCs w:val="22"/>
+        </w:rPr>
+        <w:t>consistency</w:t>
+      </w:r>
+      <w:r>
+        <w:rPr>
+          <w:sz w:val="22"/>
+          <w:szCs w:val="22"/>
+        </w:rPr>
+        <w:t xml:space="preserve"> to identify potential business and client-facing applications.</w:t>
       </w:r>
     </w:p>
     <w:p>
       <w:pPr>
-        <w:spacing w:after="60"/>
+        <w:spacing w:after="0" w:line="240" w:lineRule="auto"/>
       </w:pPr>
       <w:r>
         <w:rPr>
           <w:b/>
           <w:bCs/>
+        </w:rPr>
+        <w:t>Enabling Fundamentals Private Limited</w:t>
+      </w:r>
+      <w:r>
+        <w:t xml:space="preserve"> | Nashik</w:t>
+      </w:r>
+    </w:p>
+    <w:p>
+      <w:pPr>
+        <w:spacing w:after="0" w:line="240" w:lineRule="auto"/>
+        <w:rPr>
           <w:i/>
           <w:iCs/>
-          <w:color w:val="333333"/>
-        </w:rPr>
-        <w:t>Business Analyst</w:t>
-      </w:r>
-      <w:r>
-        <w:rPr>
-          <w:color w:val="595959"/>
-        </w:rPr>
-        <w:t xml:space="preserve">     Jan 2025 – </w:t>
-      </w:r>
-      <w:r>
-        <w:rPr>
-          <w:color w:val="595959"/>
-        </w:rPr>
-        <w:t>Present (</w:t>
-      </w:r>
-      <w:r>
-        <w:rPr>
-          <w:color w:val="595959"/>
-        </w:rPr>
-        <w:t>1.5 years)</w:t>
+        </w:rPr>
+      </w:pPr>
+      <w:r>
+        <w:rPr>
+          <w:i/>
+          <w:iCs/>
+        </w:rPr>
+        <w:t>Market Research Analyst Intern, July 2022 – Aug 2022 (2 Months)</w:t>
+      </w:r>
+    </w:p>
+    <w:p>
+      <w:pPr>
+        <w:spacing w:after="0" w:line="240" w:lineRule="auto"/>
+        <w:rPr>
+          <w:sz w:val="10"/>
+          <w:szCs w:val="10"/>
+        </w:rPr>
+      </w:pPr>
+    </w:p>
+    <w:p>
+      <w:pPr>
+        <w:numPr>
+          <w:ilvl w:val="0"/>
+          <w:numId w:val="1"/>
+        </w:numPr>
+        <w:jc w:val="both"/>
+        <w:rPr>
+          <w:sz w:val="22"/>
+          <w:szCs w:val="22"/>
+        </w:rPr>
+      </w:pPr>
+      <w:r>
+        <w:rPr>
+          <w:sz w:val="22"/>
+          <w:szCs w:val="22"/>
+        </w:rPr>
+        <w:t xml:space="preserve">Collaborated closely with the founder to execute marketing campaigns </w:t>
+      </w:r>
+    </w:p>
+    <w:p>
+      <w:pPr>
+        <w:numPr>
+          <w:ilvl w:val="0"/>
+          <w:numId w:val="1"/>
+        </w:numPr>
+        <w:jc w:val="both"/>
+        <w:rPr>
+          <w:sz w:val="22"/>
+          <w:szCs w:val="22"/>
+        </w:rPr>
+      </w:pPr>
+      <w:r>
+        <w:rPr>
+          <w:sz w:val="22"/>
+          <w:szCs w:val="22"/>
+        </w:rPr>
+        <w:t xml:space="preserve">Ran LinkedIn campaigns, reached out to founders talking about the concept for business development </w:t>
+      </w:r>
+    </w:p>
+    <w:p>
+      <w:pPr>
+        <w:numPr>
+          <w:ilvl w:val="0"/>
+          <w:numId w:val="1"/>
+        </w:numPr>
+        <w:jc w:val="both"/>
+        <w:rPr>
+          <w:sz w:val="22"/>
+          <w:szCs w:val="22"/>
+        </w:rPr>
+      </w:pPr>
+      <w:r>
+        <w:rPr>
+          <w:sz w:val="22"/>
+          <w:szCs w:val="22"/>
+        </w:rPr>
+        <w:t>Curated specific messages based on the client profile and managed to get 1 prospect for the campaign</w:t>
+      </w:r>
+    </w:p>
+    <w:p>
+      <w:pPr>
+        <w:spacing w:after="0" w:line="240" w:lineRule="auto"/>
+        <w:rPr>
+          <w:b/>
+          <w:bCs/>
+        </w:rPr>
+      </w:pPr>
+    </w:p>
+    <w:p>
+      <w:pPr>
+        <w:spacing w:after="0" w:line="240" w:lineRule="auto"/>
+      </w:pPr>
+      <w:r>
+        <w:rPr>
+          <w:b/>
+          <w:bCs/>
+        </w:rPr>
+        <w:lastRenderedPageBreak/>
+        <w:t>PV Clean Mobility Technologies (JV of Vitesco Technologies, Germany)</w:t>
+      </w:r>
+      <w:r>
+        <w:t xml:space="preserve"> |   Pune</w:t>
+      </w:r>
+    </w:p>
+    <w:p>
+      <w:pPr>
+        <w:spacing w:after="0" w:line="240" w:lineRule="auto"/>
+        <w:rPr>
+          <w:i/>
+          <w:iCs/>
+        </w:rPr>
+      </w:pPr>
+      <w:r>
+        <w:rPr>
+          <w:i/>
+          <w:iCs/>
+        </w:rPr>
+        <w:t>Business Analyst Intern, July 2021 – Sep 2021 (3 Months)</w:t>
+      </w:r>
+    </w:p>
+    <w:p>
+      <w:pPr>
+        <w:spacing w:after="0" w:line="240" w:lineRule="auto"/>
+        <w:rPr>
+          <w:sz w:val="10"/>
+          <w:szCs w:val="10"/>
+        </w:rPr>
+      </w:pPr>
+    </w:p>
+    <w:p>
+      <w:pPr>
+        <w:numPr>
+          <w:ilvl w:val="0"/>
+          <w:numId w:val="1"/>
+        </w:numPr>
+        <w:rPr>
+          <w:sz w:val="22"/>
+          <w:szCs w:val="22"/>
+        </w:rPr>
+      </w:pPr>
+      <w:r>
+        <w:rPr>
+          <w:sz w:val="22"/>
+          <w:szCs w:val="22"/>
+        </w:rPr>
+        <w:t>Conducted business diagnostics through root cause analysis to identify process inefficiencies and operational bottlenecks</w:t>
+      </w:r>
+    </w:p>
+    <w:p>
+      <w:pPr>
+        <w:numPr>
+          <w:ilvl w:val="0"/>
+          <w:numId w:val="1"/>
+        </w:numPr>
+        <w:rPr>
+          <w:sz w:val="22"/>
+          <w:szCs w:val="22"/>
+        </w:rPr>
+      </w:pPr>
+      <w:r>
+        <w:rPr>
+          <w:sz w:val="22"/>
+          <w:szCs w:val="22"/>
+        </w:rPr>
+        <w:t>Developed interactive dashboards using Power BI to provide data-driven insights and facilitate decision-making</w:t>
+      </w:r>
+    </w:p>
+    <w:p>
+      <w:pPr>
+        <w:pStyle w:val="Heading1"/>
+      </w:pPr>
+      <w:r>
+        <w:t>Self-Initiated Product Concept</w:t>
+      </w:r>
+    </w:p>
+    <w:p>
+      <w:pPr>
+        <w:spacing w:after="0" w:line="240" w:lineRule="auto"/>
+        <w:rPr>
+          <w:b/>
+          <w:bCs/>
+        </w:rPr>
+      </w:pPr>
+      <w:r>
+        <w:rPr>
+          <w:b/>
+          <w:bCs/>
+        </w:rPr>
+        <w:t>SpeakEasy – AI Public Speaking Assistant</w:t>
+      </w:r>
+    </w:p>
+    <w:p>
+      <w:pPr>
+        <w:spacing w:after="0" w:line="240" w:lineRule="auto"/>
+        <w:rPr>
+          <w:i/>
+          <w:iCs/>
+        </w:rPr>
+      </w:pPr>
+      <w:r>
+        <w:rPr>
+          <w:i/>
+          <w:iCs/>
+        </w:rPr>
+        <w:t>Built Using Vibe Coding &amp; Customer Tested Product</w:t>
+      </w:r>
+    </w:p>
+    <w:p>
+      <w:pPr>
+        <w:spacing w:after="0" w:line="240" w:lineRule="auto"/>
+        <w:rPr>
+          <w:i/>
+          <w:iCs/>
+          <w:sz w:val="10"/>
+          <w:szCs w:val="10"/>
+        </w:rPr>
+      </w:pPr>
+    </w:p>
+    <w:p>
+      <w:pPr>
+        <w:numPr>
+          <w:ilvl w:val="0"/>
+          <w:numId w:val="1"/>
+        </w:numPr>
+        <w:rPr>
+          <w:sz w:val="22"/>
+          <w:szCs w:val="22"/>
+        </w:rPr>
+      </w:pPr>
+      <w:r>
+        <w:rPr>
+          <w:sz w:val="22"/>
+          <w:szCs w:val="22"/>
+        </w:rPr>
+        <w:t>Identified and validated a problem space focused on helping introverts and novice speakers improve public speaking confidence</w:t>
+      </w:r>
+    </w:p>
+    <w:p>
+      <w:pPr>
+        <w:numPr>
+          <w:ilvl w:val="0"/>
+          <w:numId w:val="1"/>
+        </w:numPr>
+        <w:rPr>
+          <w:sz w:val="22"/>
+          <w:szCs w:val="22"/>
+        </w:rPr>
+      </w:pPr>
+      <w:r>
+        <w:rPr>
+          <w:sz w:val="22"/>
+          <w:szCs w:val="22"/>
+        </w:rPr>
+        <w:t>Conducted independent user research to understand pain points, motivations, and unmet needs and incorporated their suggestions into product.</w:t>
+      </w:r>
+    </w:p>
+    <w:p>
+      <w:pPr>
+        <w:numPr>
+          <w:ilvl w:val="0"/>
+          <w:numId w:val="1"/>
+        </w:numPr>
+        <w:rPr>
+          <w:sz w:val="22"/>
+          <w:szCs w:val="22"/>
+        </w:rPr>
+      </w:pPr>
+      <w:r>
+        <w:rPr>
+          <w:sz w:val="22"/>
+          <w:szCs w:val="22"/>
+        </w:rPr>
+        <w:t>Performed competitive analysis of 6+ public speaking and communication platforms, including Yoodli, Speeko, and Orai, to evaluate market positioning, feature offerings, and product differentiation opportunities.</w:t>
+      </w:r>
+    </w:p>
+    <w:p>
+      <w:pPr>
+        <w:numPr>
+          <w:ilvl w:val="0"/>
+          <w:numId w:val="1"/>
+        </w:numPr>
+        <w:rPr>
+          <w:sz w:val="22"/>
+          <w:szCs w:val="22"/>
+        </w:rPr>
+      </w:pPr>
+      <w:r>
+        <w:rPr>
+          <w:sz w:val="22"/>
+          <w:szCs w:val="22"/>
+        </w:rPr>
+        <w:t>Designed user journeys, workflows, and low-fidelity wireframes for an AI-powered public speaking assistant, incorporating early feedback from education-sector professionals to refine product concepts and user experience.</w:t>
+      </w:r>
+    </w:p>
+    <w:p>
+      <w:pPr>
+        <w:pStyle w:val="Heading1"/>
+      </w:pPr>
+      <w:r>
+        <w:t>Academic &amp; Industrial Projects</w:t>
+      </w:r>
+    </w:p>
+    <w:p>
+      <w:pPr>
+        <w:rPr>
+          <w:b/>
+          <w:bCs/>
+        </w:rPr>
+      </w:pPr>
+      <w:r>
+        <w:rPr>
+          <w:b/>
+          <w:bCs/>
+        </w:rPr>
+        <w:t xml:space="preserve">TRAF-FIX </w:t>
+      </w:r>
+      <w:r>
+        <w:rPr>
+          <w:b/>
+          <w:bCs/>
+        </w:rPr>
+        <w:t>|</w:t>
+      </w:r>
+      <w:r>
+        <w:rPr>
+          <w:b/>
+          <w:bCs/>
+        </w:rPr>
+        <w:t xml:space="preserve"> Real-Time Traffic Alert App (Academic)</w:t>
+      </w:r>
+    </w:p>
+    <w:p>
+      <w:pPr>
+        <w:numPr>
+          <w:ilvl w:val="0"/>
+          <w:numId w:val="1"/>
+        </w:numPr>
+        <w:rPr>
+          <w:sz w:val="22"/>
+          <w:szCs w:val="22"/>
+        </w:rPr>
+      </w:pPr>
+      <w:r>
+        <w:rPr>
+          <w:sz w:val="22"/>
+          <w:szCs w:val="22"/>
+        </w:rPr>
+        <w:t>Contributed to the design and planning of a real-time traffic alert application by creating UI mock-ups and documenting user workflows.</w:t>
+      </w:r>
+    </w:p>
+    <w:p>
+      <w:pPr>
+        <w:numPr>
+          <w:ilvl w:val="0"/>
+          <w:numId w:val="1"/>
+        </w:numPr>
+        <w:rPr>
+          <w:sz w:val="22"/>
+          <w:szCs w:val="22"/>
+        </w:rPr>
+      </w:pPr>
+      <w:r>
+        <w:rPr>
+          <w:sz w:val="22"/>
+          <w:szCs w:val="22"/>
+        </w:rPr>
+        <w:t>Participated in defining key features and system requirements for congestion tracking and alert notifications as part of a collaborative academic project.</w:t>
+      </w:r>
+    </w:p>
+    <w:p>
+      <w:pPr>
+        <w:rPr>
+          <w:b/>
+          <w:bCs/>
+        </w:rPr>
+      </w:pPr>
+      <w:r>
+        <w:rPr>
+          <w:b/>
+          <w:bCs/>
+        </w:rPr>
+        <w:t xml:space="preserve">Waste Management Optimization </w:t>
+      </w:r>
+      <w:r>
+        <w:rPr>
+          <w:b/>
+          <w:bCs/>
+        </w:rPr>
+        <w:t>|</w:t>
+      </w:r>
+      <w:r>
+        <w:rPr>
+          <w:b/>
+          <w:bCs/>
+        </w:rPr>
+        <w:t xml:space="preserve"> Data Analysis</w:t>
       </w:r>
     </w:p>
     <w:p>
@@ -204,22 +849,46 @@
         <w:pStyle w:val="ListParagraph"/>
         <w:numPr>
           <w:ilvl w:val="0"/>
-          <w:numId w:val="2"/>
+          <w:numId w:val="7"/>
         </w:numPr>
-        <w:spacing w:before="40" w:after="40"/>
-      </w:pPr>
-      <w:r>
-        <w:t xml:space="preserve">Contributed to the end-to-end planning of an AI chatbot solution for an Australian Dealer Management System (DMS) client </w:t>
-      </w:r>
-      <w:r>
         <w:rPr>
           <w:b/>
           <w:bCs/>
-        </w:rPr>
-        <w:t>by gathering and analysing business requirements, creating user stories and functional specifications, and partnering with stakeholders and development teams</w:t>
-      </w:r>
-      <w:r>
-        <w:t xml:space="preserve"> to drive solution design and implementation readiness.</w:t>
+          <w:sz w:val="22"/>
+          <w:szCs w:val="22"/>
+        </w:rPr>
+      </w:pPr>
+      <w:r>
+        <w:rPr>
+          <w:sz w:val="22"/>
+          <w:szCs w:val="22"/>
+        </w:rPr>
+        <w:t xml:space="preserve">Analysed operational inefficiencies within </w:t>
+      </w:r>
+      <w:r>
+        <w:rPr>
+          <w:b/>
+          <w:bCs/>
+          <w:sz w:val="22"/>
+          <w:szCs w:val="22"/>
+        </w:rPr>
+        <w:t>a heavy machinery manufacturing environment</w:t>
+      </w:r>
+      <w:r>
+        <w:rPr>
+          <w:sz w:val="22"/>
+          <w:szCs w:val="22"/>
+        </w:rPr>
+        <w:t xml:space="preserve"> to identify process improvement opportunities and support </w:t>
+      </w:r>
+      <w:r>
+        <w:rPr>
+          <w:b/>
+          <w:bCs/>
+          <w:sz w:val="22"/>
+          <w:szCs w:val="22"/>
+        </w:rPr>
+        <w:t>data-driven decision-making.</w:t>
       </w:r>
     </w:p>
     <w:p>
@@ -227,23 +896,131 @@
         <w:pStyle w:val="ListParagraph"/>
         <w:numPr>
           <w:ilvl w:val="0"/>
-          <w:numId w:val="2"/>
+          <w:numId w:val="7"/>
         </w:numPr>
-        <w:spacing w:before="40" w:after="40"/>
-      </w:pPr>
-      <w:r>
         <w:rPr>
           <w:b/>
           <w:bCs/>
-          <w:color w:val="000000"/>
-        </w:rPr>
-        <w:t xml:space="preserve">Helped review AI/ML automation workflows </w:t>
-      </w:r>
-      <w:r>
-        <w:rPr>
-          <w:color w:val="000000"/>
-        </w:rPr>
-        <w:t>on the IntelliBuddies RPA platform, noting response issues and sharing improvement observations with the team.</w:t>
+          <w:sz w:val="22"/>
+          <w:szCs w:val="22"/>
+        </w:rPr>
+      </w:pPr>
+      <w:r>
+        <w:rPr>
+          <w:sz w:val="22"/>
+          <w:szCs w:val="22"/>
+        </w:rPr>
+        <w:t xml:space="preserve">Translated findings into </w:t>
+      </w:r>
+      <w:r>
+        <w:rPr>
+          <w:b/>
+          <w:bCs/>
+          <w:sz w:val="22"/>
+          <w:szCs w:val="22"/>
+        </w:rPr>
+        <w:t>solution concepts</w:t>
+      </w:r>
+      <w:r>
+        <w:rPr>
+          <w:sz w:val="22"/>
+          <w:szCs w:val="22"/>
+        </w:rPr>
+        <w:t xml:space="preserve"> by </w:t>
+      </w:r>
+      <w:r>
+        <w:rPr>
+          <w:b/>
+          <w:bCs/>
+          <w:sz w:val="22"/>
+          <w:szCs w:val="22"/>
+        </w:rPr>
+        <w:t>creating Figma wireframes</w:t>
+      </w:r>
+      <w:r>
+        <w:rPr>
+          <w:sz w:val="22"/>
+          <w:szCs w:val="22"/>
+        </w:rPr>
+        <w:t xml:space="preserve">, visualizing </w:t>
+      </w:r>
+      <w:r>
+        <w:rPr>
+          <w:b/>
+          <w:bCs/>
+          <w:sz w:val="22"/>
+          <w:szCs w:val="22"/>
+        </w:rPr>
+        <w:t>proposed workflow enhancements</w:t>
+      </w:r>
+      <w:r>
+        <w:rPr>
+          <w:sz w:val="22"/>
+          <w:szCs w:val="22"/>
+        </w:rPr>
+        <w:t xml:space="preserve">, and </w:t>
+      </w:r>
+      <w:r>
+        <w:rPr>
+          <w:b/>
+          <w:bCs/>
+          <w:sz w:val="22"/>
+          <w:szCs w:val="22"/>
+        </w:rPr>
+        <w:t>presenting recommendations</w:t>
+      </w:r>
+      <w:r>
+        <w:rPr>
+          <w:sz w:val="22"/>
+          <w:szCs w:val="22"/>
+        </w:rPr>
+        <w:t xml:space="preserve"> to project stakeholders.</w:t>
+      </w:r>
+    </w:p>
+    <w:p>
+      <w:pPr>
+        <w:rPr>
+          <w:b/>
+          <w:bCs/>
+        </w:rPr>
+      </w:pPr>
+    </w:p>
+    <w:p>
+      <w:pPr>
+        <w:rPr>
+          <w:b/>
+          <w:bCs/>
+        </w:rPr>
+      </w:pPr>
+    </w:p>
+    <w:p>
+      <w:pPr>
+        <w:rPr>
+          <w:b/>
+          <w:bCs/>
+        </w:rPr>
+      </w:pPr>
+      <w:r>
+        <w:rPr>
+          <w:b/>
+          <w:bCs/>
+        </w:rPr>
+        <w:lastRenderedPageBreak/>
+        <w:t>Business Insights Dashboard</w:t>
+      </w:r>
+      <w:r>
+        <w:rPr>
+          <w:b/>
+          <w:bCs/>
+        </w:rPr>
+        <w:t xml:space="preserve"> | </w:t>
+      </w:r>
+      <w:r>
+        <w:rPr>
+          <w:b/>
+          <w:bCs/>
+        </w:rPr>
+        <w:t>Power BI</w:t>
       </w:r>
     </w:p>
     <w:p>
@@ -251,15 +1028,35 @@
         <w:pStyle w:val="ListParagraph"/>
         <w:numPr>
           <w:ilvl w:val="0"/>
-          <w:numId w:val="2"/>
+          <w:numId w:val="8"/>
         </w:numPr>
-        <w:spacing w:before="40" w:after="40"/>
-      </w:pPr>
-      <w:r>
-        <w:rPr>
-          <w:color w:val="000000"/>
-        </w:rPr>
-        <w:t>Supported pre-sales activities by preparing pitch materials and assisting with outbound prospecting campaigns for AI automation solutions.</w:t>
+        <w:rPr>
+          <w:sz w:val="22"/>
+          <w:szCs w:val="22"/>
+        </w:rPr>
+      </w:pPr>
+      <w:r>
+        <w:rPr>
+          <w:sz w:val="22"/>
+          <w:szCs w:val="22"/>
+        </w:rPr>
+        <w:t xml:space="preserve">Built an interactive Power BI dashboard using real-world datasets to </w:t>
+      </w:r>
+      <w:proofErr w:type="spellStart"/>
+      <w:r>
+        <w:rPr>
+          <w:sz w:val="22"/>
+          <w:szCs w:val="22"/>
+        </w:rPr>
+        <w:t>analyze</w:t>
+      </w:r>
+      <w:proofErr w:type="spellEnd"/>
+      <w:r>
+        <w:rPr>
+          <w:sz w:val="22"/>
+          <w:szCs w:val="22"/>
+        </w:rPr>
+        <w:t xml:space="preserve"> trends and communicate insights through data visualization.</w:t>
       </w:r>
     </w:p>
     <w:p>
@@ -267,783 +1064,27 @@
         <w:pStyle w:val="ListParagraph"/>
         <w:numPr>
           <w:ilvl w:val="0"/>
-          <w:numId w:val="2"/>
+          <w:numId w:val="8"/>
         </w:numPr>
-        <w:spacing w:before="40" w:after="40"/>
-      </w:pPr>
-      <w:r>
-        <w:t xml:space="preserve"> </w:t>
-      </w:r>
-      <w:r>
-        <w:rPr>
-          <w:b/>
-          <w:bCs/>
-        </w:rPr>
-        <w:t xml:space="preserve">Gathered and analyzed business requirements </w:t>
-      </w:r>
-      <w:r>
-        <w:t xml:space="preserve">for HR process automation initiatives, </w:t>
-      </w:r>
-      <w:r>
-        <w:rPr>
-          <w:b/>
-          <w:bCs/>
-        </w:rPr>
-        <w:t>mapped employee movement workflows</w:t>
-      </w:r>
-      <w:r>
-        <w:t>, and designed an Employee Leave Management solution on IB-X, an AI-powered platform integrating RPA and BPM capabilities.</w:t>
+        <w:rPr>
+          <w:sz w:val="22"/>
+          <w:szCs w:val="22"/>
+        </w:rPr>
+      </w:pPr>
+      <w:r>
+        <w:rPr>
+          <w:sz w:val="22"/>
+          <w:szCs w:val="22"/>
+        </w:rPr>
+        <w:t>Designed charts, reports, and dashboard views to present data in a clear and user-friendly format.</w:t>
       </w:r>
     </w:p>
     <w:p>
       <w:pPr>
-        <w:pStyle w:val="NormalWeb"/>
-        <w:numPr>
-          <w:ilvl w:val="0"/>
-          <w:numId w:val="2"/>
-        </w:numPr>
-        <w:rPr>
-          <w:rFonts w:ascii="Arial" w:hAnsi="Arial" w:cs="Arial"/>
-          <w:sz w:val="20"/>
-          <w:szCs w:val="20"/>
-        </w:rPr>
-      </w:pPr>
-      <w:r>
-        <w:rPr>
-          <w:rFonts w:ascii="Arial" w:hAnsi="Arial" w:cs="Arial"/>
-          <w:sz w:val="20"/>
-          <w:szCs w:val="20"/>
-        </w:rPr>
-        <w:t xml:space="preserve">Evaluated </w:t>
-      </w:r>
-      <w:r>
-        <w:rPr>
-          <w:rFonts w:ascii="Arial" w:hAnsi="Arial" w:cs="Arial"/>
-          <w:b/>
-          <w:bCs/>
-          <w:sz w:val="20"/>
-          <w:szCs w:val="20"/>
-        </w:rPr>
-        <w:t>prompt engineering</w:t>
-      </w:r>
-      <w:r>
-        <w:rPr>
-          <w:rFonts w:ascii="Arial" w:hAnsi="Arial" w:cs="Arial"/>
-          <w:sz w:val="20"/>
-          <w:szCs w:val="20"/>
-        </w:rPr>
-        <w:t xml:space="preserve"> techniques across ChatGPT and other LLM-based tools, assessing </w:t>
-      </w:r>
-      <w:r>
-        <w:rPr>
-          <w:rFonts w:ascii="Arial" w:hAnsi="Arial" w:cs="Arial"/>
-          <w:b/>
-          <w:bCs/>
-          <w:sz w:val="20"/>
-          <w:szCs w:val="20"/>
-        </w:rPr>
-        <w:t>response quality,</w:t>
-      </w:r>
-      <w:r>
-        <w:rPr>
-          <w:rFonts w:ascii="Arial" w:hAnsi="Arial" w:cs="Arial"/>
-          <w:sz w:val="20"/>
-          <w:szCs w:val="20"/>
-        </w:rPr>
-        <w:t xml:space="preserve"> </w:t>
-      </w:r>
-      <w:r>
-        <w:rPr>
-          <w:rFonts w:ascii="Arial" w:hAnsi="Arial" w:cs="Arial"/>
-          <w:b/>
-          <w:bCs/>
-          <w:sz w:val="20"/>
-          <w:szCs w:val="20"/>
-        </w:rPr>
-        <w:t>accuracy</w:t>
-      </w:r>
-      <w:r>
-        <w:rPr>
-          <w:rFonts w:ascii="Arial" w:hAnsi="Arial" w:cs="Arial"/>
-          <w:sz w:val="20"/>
-          <w:szCs w:val="20"/>
-        </w:rPr>
-        <w:t xml:space="preserve">, and </w:t>
-      </w:r>
-      <w:r>
-        <w:rPr>
-          <w:rFonts w:ascii="Arial" w:hAnsi="Arial" w:cs="Arial"/>
-          <w:b/>
-          <w:bCs/>
-          <w:sz w:val="20"/>
-          <w:szCs w:val="20"/>
-        </w:rPr>
-        <w:t>consistency</w:t>
-      </w:r>
-      <w:r>
-        <w:rPr>
-          <w:rFonts w:ascii="Arial" w:hAnsi="Arial" w:cs="Arial"/>
-          <w:sz w:val="20"/>
-          <w:szCs w:val="20"/>
-        </w:rPr>
-        <w:t xml:space="preserve"> to identify potential business and client-facing applications.</w:t>
-      </w:r>
-    </w:p>
-    <w:p>
-      <w:pPr>
-        <w:pStyle w:val="ListParagraph"/>
-        <w:spacing w:before="40" w:after="40"/>
-        <w:ind w:left="480"/>
-      </w:pPr>
-    </w:p>
-    <w:p>
-      <w:pPr>
-        <w:spacing w:before="160" w:after="20"/>
-      </w:pPr>
-      <w:r>
-        <w:rPr>
-          <w:b/>
-          <w:bCs/>
-          <w:color w:val="1F4E79"/>
-          <w:sz w:val="22"/>
-          <w:szCs w:val="22"/>
-        </w:rPr>
-        <w:t xml:space="preserve">PV Clean Mobility Technologies (JV of Vitesco Technologies, </w:t>
-      </w:r>
-      <w:r>
-        <w:rPr>
-          <w:b/>
-          <w:bCs/>
-          <w:color w:val="1F4E79"/>
-          <w:sz w:val="22"/>
-          <w:szCs w:val="22"/>
-        </w:rPr>
-        <w:t>Germany)</w:t>
-      </w:r>
-      <w:r>
-        <w:rPr>
-          <w:color w:val="595959"/>
-        </w:rPr>
-        <w:t xml:space="preserve"> |</w:t>
-      </w:r>
-      <w:r>
-        <w:rPr>
-          <w:color w:val="595959"/>
-        </w:rPr>
-        <w:t xml:space="preserve">   Pune</w:t>
-      </w:r>
-    </w:p>
-    <w:p>
-      <w:pPr>
-        <w:spacing w:after="60"/>
-        <w:rPr>
-          <w:color w:val="595959"/>
-        </w:rPr>
-      </w:pPr>
-      <w:r>
-        <w:rPr>
-          <w:b/>
-          <w:bCs/>
-          <w:i/>
-          <w:iCs/>
-          <w:color w:val="333333"/>
-        </w:rPr>
-        <w:t>Business Analyst Intern</w:t>
-      </w:r>
-      <w:r>
-        <w:rPr>
-          <w:color w:val="595959"/>
-        </w:rPr>
-        <w:t xml:space="preserve">     Jul 2021 – Sep </w:t>
-      </w:r>
-      <w:r>
-        <w:rPr>
-          <w:color w:val="595959"/>
-        </w:rPr>
-        <w:t>2021 (</w:t>
-      </w:r>
-      <w:r>
-        <w:rPr>
-          <w:color w:val="595959"/>
-        </w:rPr>
-        <w:t>3 months)</w:t>
-      </w:r>
-    </w:p>
-    <w:p>
-      <w:pPr>
-        <w:pStyle w:val="ListParagraph"/>
-        <w:numPr>
-          <w:ilvl w:val="0"/>
-          <w:numId w:val="5"/>
-        </w:numPr>
-        <w:spacing w:after="60"/>
-      </w:pPr>
-      <w:r>
-        <w:t xml:space="preserve">Conducted </w:t>
-      </w:r>
-      <w:r>
-        <w:rPr>
-          <w:b/>
-          <w:bCs/>
-        </w:rPr>
-        <w:t>root cause analysis</w:t>
-      </w:r>
-      <w:r>
-        <w:t xml:space="preserve"> to </w:t>
-      </w:r>
-      <w:r>
-        <w:rPr>
-          <w:b/>
-          <w:bCs/>
-        </w:rPr>
-        <w:t>uncover process inefficiencies</w:t>
-      </w:r>
-      <w:r>
-        <w:t xml:space="preserve"> and </w:t>
-      </w:r>
-      <w:r>
-        <w:rPr>
-          <w:b/>
-          <w:bCs/>
-        </w:rPr>
-        <w:t>designed Power BI dashboards</w:t>
-      </w:r>
-      <w:r>
-        <w:t xml:space="preserve"> that provided leadership with visibility into operational performance, trends, and improvement opportunities.</w:t>
-      </w:r>
-    </w:p>
-    <w:p>
-      <w:pPr>
-        <w:spacing w:before="160" w:after="20"/>
-      </w:pPr>
-      <w:r>
-        <w:rPr>
-          <w:b/>
-          <w:bCs/>
-          <w:color w:val="1F4E79"/>
-          <w:sz w:val="22"/>
-          <w:szCs w:val="22"/>
-        </w:rPr>
-        <w:t>Enabling Fundamentals Private Limited</w:t>
-      </w:r>
-      <w:r>
-        <w:rPr>
-          <w:color w:val="595959"/>
-        </w:rPr>
-        <w:t xml:space="preserve">   |   Nashik</w:t>
-      </w:r>
-    </w:p>
-    <w:p>
-      <w:pPr>
-        <w:spacing w:after="60"/>
-      </w:pPr>
-      <w:r>
-        <w:rPr>
-          <w:b/>
-          <w:bCs/>
-          <w:i/>
-          <w:iCs/>
-          <w:color w:val="333333"/>
-        </w:rPr>
-        <w:t>Market Research Analyst Intern</w:t>
-      </w:r>
-      <w:r>
-        <w:rPr>
-          <w:color w:val="595959"/>
-        </w:rPr>
-        <w:t xml:space="preserve">     Jul 2022 – Aug </w:t>
-      </w:r>
-      <w:r>
-        <w:rPr>
-          <w:color w:val="595959"/>
-        </w:rPr>
-        <w:t>2022 (</w:t>
-      </w:r>
-      <w:r>
-        <w:rPr>
-          <w:color w:val="595959"/>
-        </w:rPr>
-        <w:t>2 months)</w:t>
-      </w:r>
-    </w:p>
-    <w:p>
-      <w:pPr>
-        <w:pStyle w:val="NormalWeb"/>
-        <w:numPr>
-          <w:ilvl w:val="0"/>
-          <w:numId w:val="2"/>
-        </w:numPr>
-        <w:rPr>
-          <w:rFonts w:ascii="Arial" w:hAnsi="Arial" w:cs="Arial"/>
-          <w:sz w:val="20"/>
-          <w:szCs w:val="20"/>
-        </w:rPr>
-      </w:pPr>
-      <w:r>
-        <w:rPr>
-          <w:rFonts w:ascii="Arial" w:hAnsi="Arial" w:cs="Arial"/>
-          <w:sz w:val="20"/>
-          <w:szCs w:val="20"/>
-        </w:rPr>
-        <w:t xml:space="preserve">Leveraged Google Trends and </w:t>
-      </w:r>
-      <w:r>
-        <w:rPr>
-          <w:rFonts w:ascii="Arial" w:hAnsi="Arial" w:cs="Arial"/>
-          <w:b/>
-          <w:bCs/>
-          <w:sz w:val="20"/>
-          <w:szCs w:val="20"/>
-        </w:rPr>
-        <w:t>customer segmentation analysis</w:t>
-      </w:r>
-      <w:r>
-        <w:rPr>
-          <w:rFonts w:ascii="Arial" w:hAnsi="Arial" w:cs="Arial"/>
-          <w:sz w:val="20"/>
-          <w:szCs w:val="20"/>
-        </w:rPr>
-        <w:t xml:space="preserve"> to </w:t>
-      </w:r>
-      <w:r>
-        <w:rPr>
-          <w:rFonts w:ascii="Arial" w:hAnsi="Arial" w:cs="Arial"/>
-          <w:b/>
-          <w:bCs/>
-          <w:sz w:val="20"/>
-          <w:szCs w:val="20"/>
-        </w:rPr>
-        <w:t>uncover market opportunities</w:t>
-      </w:r>
-      <w:r>
-        <w:rPr>
-          <w:rFonts w:ascii="Arial" w:hAnsi="Arial" w:cs="Arial"/>
-          <w:sz w:val="20"/>
-          <w:szCs w:val="20"/>
-        </w:rPr>
-        <w:t xml:space="preserve"> and audience insights, informing </w:t>
-      </w:r>
-      <w:r>
-        <w:rPr>
-          <w:rFonts w:ascii="Arial" w:hAnsi="Arial" w:cs="Arial"/>
-          <w:b/>
-          <w:bCs/>
-          <w:sz w:val="20"/>
-          <w:szCs w:val="20"/>
-        </w:rPr>
-        <w:t>product marketing</w:t>
-      </w:r>
-      <w:r>
-        <w:rPr>
-          <w:rFonts w:ascii="Arial" w:hAnsi="Arial" w:cs="Arial"/>
-          <w:sz w:val="20"/>
-          <w:szCs w:val="20"/>
-        </w:rPr>
-        <w:t xml:space="preserve">, </w:t>
-      </w:r>
-      <w:r>
-        <w:rPr>
-          <w:rFonts w:ascii="Arial" w:hAnsi="Arial" w:cs="Arial"/>
-          <w:b/>
-          <w:bCs/>
-          <w:sz w:val="20"/>
-          <w:szCs w:val="20"/>
-        </w:rPr>
-        <w:t>targeting, and growth</w:t>
-      </w:r>
-      <w:r>
-        <w:rPr>
-          <w:rFonts w:ascii="Arial" w:hAnsi="Arial" w:cs="Arial"/>
-          <w:sz w:val="20"/>
-          <w:szCs w:val="20"/>
-        </w:rPr>
-        <w:t xml:space="preserve"> initiatives.</w:t>
-      </w:r>
-    </w:p>
-    <w:p>
-      <w:pPr>
-        <w:pBdr>
-          <w:bottom w:val="single" w:sz="6" w:space="1" w:color="2E75B6"/>
-        </w:pBdr>
-        <w:spacing w:before="220" w:after="60"/>
-      </w:pPr>
-      <w:r>
-        <w:rPr>
-          <w:b/>
-          <w:bCs/>
-          <w:color w:val="1F4E79"/>
-          <w:sz w:val="24"/>
-          <w:szCs w:val="24"/>
-        </w:rPr>
-        <w:t>SELF-INITIATED PRODUCT CONCEPT</w:t>
-      </w:r>
-    </w:p>
-    <w:p>
-      <w:pPr>
-        <w:spacing w:before="100" w:after="40"/>
-      </w:pPr>
-      <w:r>
-        <w:rPr>
-          <w:b/>
-          <w:bCs/>
-          <w:color w:val="1F4E79"/>
-          <w:sz w:val="21"/>
-          <w:szCs w:val="21"/>
-        </w:rPr>
-        <w:t>SpeakEasy – AI Public Speaking Assistant</w:t>
-      </w:r>
-    </w:p>
-    <w:p>
-      <w:pPr>
-        <w:spacing w:after="60"/>
-        <w:rPr>
-          <w:i/>
-          <w:iCs/>
-          <w:color w:val="595959"/>
-          <w:sz w:val="19"/>
-          <w:szCs w:val="19"/>
-        </w:rPr>
-      </w:pPr>
-      <w:r>
-        <w:rPr>
-          <w:i/>
-          <w:iCs/>
-          <w:color w:val="595959"/>
-          <w:sz w:val="19"/>
-          <w:szCs w:val="19"/>
-        </w:rPr>
-        <w:t>An independent project to practice product thinking — not a built or shipped product.</w:t>
-      </w:r>
-    </w:p>
-    <w:p>
-      <w:pPr>
-        <w:spacing w:after="60"/>
-      </w:pPr>
-      <w:r>
-        <w:t xml:space="preserve">• </w:t>
-      </w:r>
-      <w:r>
-        <w:rPr>
-          <w:b/>
-          <w:bCs/>
-        </w:rPr>
-        <w:t xml:space="preserve">Identified and validated </w:t>
-      </w:r>
-      <w:r>
-        <w:t>a problem space focused on helping introverts and novice speakers improve public speaking confidence, conducting independent user research to understand pain points, motivations, and unmet needs.</w:t>
-      </w:r>
-    </w:p>
-    <w:p>
-      <w:pPr>
-        <w:spacing w:after="60"/>
-      </w:pPr>
-      <w:r>
-        <w:t xml:space="preserve">• </w:t>
-      </w:r>
-      <w:r>
-        <w:rPr>
-          <w:b/>
-          <w:bCs/>
-        </w:rPr>
-        <w:t xml:space="preserve">Performed competitive analysis of 6+ public speaking </w:t>
-      </w:r>
-      <w:r>
-        <w:t>and communication platforms, including Yoodli, Speeko, and Orai, to evaluate market positioning, feature offerings, and product differentiation opportunities.</w:t>
-      </w:r>
-    </w:p>
-    <w:p>
-      <w:pPr>
-        <w:spacing w:after="60"/>
-        <w:rPr>
-          <w:b/>
-          <w:bCs/>
-        </w:rPr>
-      </w:pPr>
-      <w:r>
-        <w:lastRenderedPageBreak/>
-        <w:t xml:space="preserve">• </w:t>
-      </w:r>
-      <w:r>
-        <w:rPr>
-          <w:b/>
-          <w:bCs/>
-        </w:rPr>
-        <w:t>Designed user journeys, workflows, and low-fidelity wireframes</w:t>
-      </w:r>
-      <w:r>
-        <w:t xml:space="preserve"> for an AI-powered public speaking assistant, incorporating early feedback from education-sector professionals to </w:t>
-      </w:r>
-      <w:r>
-        <w:rPr>
-          <w:b/>
-          <w:bCs/>
-        </w:rPr>
-        <w:t>refine product concepts and user experience.</w:t>
-      </w:r>
-    </w:p>
-    <w:p>
-      <w:pPr>
-        <w:pBdr>
-          <w:bottom w:val="single" w:sz="6" w:space="1" w:color="2E75B6"/>
-        </w:pBdr>
-        <w:spacing w:before="220" w:after="60"/>
-      </w:pPr>
-      <w:r>
-        <w:rPr>
-          <w:b/>
-          <w:bCs/>
-          <w:color w:val="1F4E79"/>
-          <w:sz w:val="24"/>
-          <w:szCs w:val="24"/>
-        </w:rPr>
-        <w:t>ACADEMIC &amp; INDUSTRIAL PROJECTS</w:t>
-      </w:r>
-    </w:p>
-    <w:p>
-      <w:pPr>
-        <w:spacing w:before="80" w:after="40"/>
-      </w:pPr>
-      <w:r>
-        <w:rPr>
-          <w:b/>
-          <w:bCs/>
-        </w:rPr>
-        <w:t xml:space="preserve">TRAF-FIX – Real-Time Traffic Alert </w:t>
-      </w:r>
-      <w:r>
-        <w:rPr>
-          <w:b/>
-          <w:bCs/>
-        </w:rPr>
-        <w:t>App (</w:t>
-      </w:r>
-      <w:r>
-        <w:rPr>
-          <w:b/>
-          <w:bCs/>
-        </w:rPr>
-        <w:t>Academic)</w:t>
-      </w:r>
-      <w:r>
-        <w:rPr>
-          <w:b/>
-          <w:bCs/>
-        </w:rPr>
-        <w:br/>
-      </w:r>
-      <w:r>
-        <w:t xml:space="preserve">• </w:t>
-      </w:r>
-      <w:r>
-        <w:t xml:space="preserve">Contributed to the </w:t>
-      </w:r>
-      <w:r>
-        <w:rPr>
-          <w:b/>
-          <w:bCs/>
-        </w:rPr>
-        <w:t>design and planning</w:t>
-      </w:r>
-      <w:r>
-        <w:t xml:space="preserve"> of a real-time traffic alert application by </w:t>
-      </w:r>
-      <w:r>
-        <w:rPr>
-          <w:b/>
-          <w:bCs/>
-        </w:rPr>
-        <w:t>creating UI mock-ups</w:t>
-      </w:r>
-      <w:r>
-        <w:t xml:space="preserve"> and </w:t>
-      </w:r>
-      <w:r>
-        <w:rPr>
-          <w:b/>
-          <w:bCs/>
-        </w:rPr>
-        <w:t>documenting user workflows.</w:t>
-      </w:r>
-    </w:p>
-    <w:p>
-      <w:pPr>
-        <w:spacing w:before="80" w:after="40"/>
-      </w:pPr>
-      <w:r>
-        <w:t xml:space="preserve">• Participated in defining </w:t>
-      </w:r>
-      <w:r>
-        <w:rPr>
-          <w:b/>
-          <w:bCs/>
-        </w:rPr>
-        <w:t>key features and system requirements</w:t>
-      </w:r>
-      <w:r>
-        <w:t xml:space="preserve"> for </w:t>
-      </w:r>
-      <w:r>
-        <w:rPr>
-          <w:b/>
-          <w:bCs/>
-        </w:rPr>
-        <w:t>congestion tracking</w:t>
-      </w:r>
-      <w:r>
-        <w:t xml:space="preserve"> and </w:t>
-      </w:r>
-      <w:r>
-        <w:rPr>
-          <w:b/>
-          <w:bCs/>
-        </w:rPr>
-        <w:t>alert notifications</w:t>
-      </w:r>
-      <w:r>
-        <w:t xml:space="preserve"> as part of a collaborative academic project.</w:t>
-      </w:r>
-    </w:p>
-    <w:p>
-      <w:pPr>
-        <w:spacing w:before="80" w:after="40"/>
-        <w:rPr>
-          <w:b/>
-          <w:bCs/>
-        </w:rPr>
-      </w:pPr>
-      <w:r>
-        <w:rPr>
-          <w:b/>
-          <w:bCs/>
-        </w:rPr>
-        <w:t>Waste Management Optimization – Data Analysis</w:t>
-      </w:r>
-    </w:p>
-    <w:p>
-      <w:pPr>
-        <w:spacing w:before="80" w:after="40"/>
-        <w:rPr>
-          <w:b/>
-          <w:bCs/>
-        </w:rPr>
-      </w:pPr>
-      <w:r>
-        <w:t xml:space="preserve">• Analyzed operational inefficiencies within </w:t>
-      </w:r>
-      <w:r>
-        <w:rPr>
-          <w:b/>
-          <w:bCs/>
-        </w:rPr>
-        <w:t>a heavy machinery manufacturing environment</w:t>
-      </w:r>
-      <w:r>
-        <w:t xml:space="preserve"> to identify process improvement opportunities and support </w:t>
-      </w:r>
-      <w:r>
-        <w:rPr>
-          <w:b/>
-          <w:bCs/>
-        </w:rPr>
-        <w:t>data-driven decision-making.</w:t>
-      </w:r>
-    </w:p>
-    <w:p>
-      <w:pPr>
-        <w:spacing w:before="80" w:after="40"/>
-      </w:pPr>
-      <w:r>
-        <w:t xml:space="preserve">• Translated findings into </w:t>
-      </w:r>
-      <w:r>
-        <w:rPr>
-          <w:b/>
-          <w:bCs/>
-        </w:rPr>
-        <w:t>solution concepts</w:t>
-      </w:r>
-      <w:r>
-        <w:t xml:space="preserve"> by </w:t>
-      </w:r>
-      <w:r>
-        <w:rPr>
-          <w:b/>
-          <w:bCs/>
-        </w:rPr>
-        <w:t>creating Figma wireframes</w:t>
-      </w:r>
-      <w:r>
-        <w:t xml:space="preserve">, visualizing </w:t>
-      </w:r>
-      <w:r>
-        <w:rPr>
-          <w:b/>
-          <w:bCs/>
-        </w:rPr>
-        <w:t>proposed workflow enhancements</w:t>
-      </w:r>
-      <w:r>
-        <w:t xml:space="preserve">, and </w:t>
-      </w:r>
-      <w:r>
-        <w:rPr>
-          <w:b/>
-          <w:bCs/>
-        </w:rPr>
-        <w:t>presenting recommendations</w:t>
-      </w:r>
-      <w:r>
-        <w:t xml:space="preserve"> to project stakeholders.</w:t>
-      </w:r>
-    </w:p>
-    <w:p>
-      <w:pPr>
-        <w:spacing w:before="80" w:after="40"/>
-        <w:rPr>
-          <w:b/>
-          <w:bCs/>
-        </w:rPr>
-      </w:pPr>
-      <w:r>
-        <w:rPr>
-          <w:b/>
-          <w:bCs/>
-        </w:rPr>
-        <w:t>Power BI Business Insights Dashboard</w:t>
-      </w:r>
-    </w:p>
-    <w:p>
-      <w:pPr>
-        <w:spacing w:before="80" w:after="40"/>
-      </w:pPr>
-      <w:r>
-        <w:t>• Built an interactive Power BI dashboard using real-world datasets to analyze trends and communicate insights through data visualization.</w:t>
-      </w:r>
-    </w:p>
-    <w:p>
-      <w:pPr>
-        <w:spacing w:before="80" w:after="40"/>
-      </w:pPr>
-      <w:r>
-        <w:t>• Designed charts, reports, and dashboard views to present data in a clear and user-friendly format.</w:t>
-      </w:r>
-    </w:p>
-    <w:p>
-      <w:pPr>
-        <w:pBdr>
-          <w:bottom w:val="single" w:sz="6" w:space="0" w:color="2E75B6"/>
-        </w:pBdr>
-        <w:spacing w:before="220" w:after="60"/>
-      </w:pPr>
-      <w:r>
-        <w:rPr>
-          <w:b/>
-          <w:bCs/>
-          <w:color w:val="1F4E79"/>
-          <w:sz w:val="24"/>
-          <w:szCs w:val="24"/>
-        </w:rPr>
-        <w:t>EDUCATION</w:t>
+        <w:pStyle w:val="Heading1"/>
+      </w:pPr>
+      <w:r>
+        <w:t>Education</w:t>
       </w:r>
     </w:p>
     <w:tbl>
@@ -1064,14 +1105,14 @@
         <w:tblLook w:val="04A0" w:firstRow="1" w:lastRow="0" w:firstColumn="1" w:lastColumn="0" w:noHBand="0" w:noVBand="1"/>
       </w:tblPr>
       <w:tblGrid>
-        <w:gridCol w:w="5500"/>
-        <w:gridCol w:w="2360"/>
-        <w:gridCol w:w="1500"/>
+        <w:gridCol w:w="7083"/>
+        <w:gridCol w:w="1417"/>
+        <w:gridCol w:w="860"/>
       </w:tblGrid>
       <w:tr>
         <w:tc>
           <w:tcPr>
-            <w:tcW w:w="5500" w:type="dxa"/>
+            <w:tcW w:w="7083" w:type="dxa"/>
             <w:tcMar>
               <w:top w:w="60" w:type="dxa"/>
               <w:left w:w="0" w:type="dxa"/>
@@ -1081,89 +1122,174 @@
           </w:tcPr>
           <w:p>
             <w:pPr>
-              <w:rPr>
-                <w:color w:val="153D63" w:themeColor="text2" w:themeTint="E6"/>
-              </w:rPr>
-            </w:pPr>
-            <w:r>
+              <w:jc w:val="center"/>
               <w:rPr>
                 <w:b/>
                 <w:bCs/>
-                <w:color w:val="153D63" w:themeColor="text2" w:themeTint="E6"/>
-              </w:rPr>
-              <w:t xml:space="preserve">MBA – Digital </w:t>
-            </w:r>
+                <w:sz w:val="22"/>
+                <w:szCs w:val="22"/>
+              </w:rPr>
+            </w:pPr>
             <w:r>
               <w:rPr>
                 <w:b/>
                 <w:bCs/>
-                <w:color w:val="153D63" w:themeColor="text2" w:themeTint="E6"/>
-              </w:rPr>
-              <w:t>Transformation | Symbiosis</w:t>
-            </w:r>
-            <w:r>
+                <w:sz w:val="22"/>
+                <w:szCs w:val="22"/>
+              </w:rPr>
+              <w:t>Qualification | University</w:t>
+            </w:r>
+          </w:p>
+        </w:tc>
+        <w:tc>
+          <w:tcPr>
+            <w:tcW w:w="1417" w:type="dxa"/>
+            <w:tcMar>
+              <w:top w:w="60" w:type="dxa"/>
+              <w:left w:w="80" w:type="dxa"/>
+              <w:bottom w:w="60" w:type="dxa"/>
+              <w:right w:w="80" w:type="dxa"/>
+            </w:tcMar>
+          </w:tcPr>
+          <w:p>
+            <w:pPr>
+              <w:jc w:val="center"/>
               <w:rPr>
                 <w:b/>
                 <w:bCs/>
-                <w:color w:val="153D63" w:themeColor="text2" w:themeTint="E6"/>
-              </w:rPr>
-              <w:t xml:space="preserve"> International University</w:t>
-            </w:r>
-          </w:p>
-        </w:tc>
-        <w:tc>
-          <w:tcPr>
-            <w:tcW w:w="2360" w:type="dxa"/>
-            <w:tcMar>
-              <w:top w:w="60" w:type="dxa"/>
-              <w:left w:w="80" w:type="dxa"/>
-              <w:bottom w:w="60" w:type="dxa"/>
-              <w:right w:w="80" w:type="dxa"/>
-            </w:tcMar>
-          </w:tcPr>
-          <w:p>
-            <w:pPr>
+                <w:sz w:val="22"/>
+                <w:szCs w:val="22"/>
+              </w:rPr>
+            </w:pPr>
+            <w:r>
               <w:rPr>
                 <w:b/>
                 <w:bCs/>
-                <w:color w:val="153D63" w:themeColor="text2" w:themeTint="E6"/>
-              </w:rPr>
-            </w:pPr>
-            <w:r>
+                <w:sz w:val="22"/>
+                <w:szCs w:val="22"/>
+              </w:rPr>
+              <w:t>Year</w:t>
+            </w:r>
+          </w:p>
+        </w:tc>
+        <w:tc>
+          <w:tcPr>
+            <w:tcW w:w="860" w:type="dxa"/>
+            <w:tcMar>
+              <w:top w:w="60" w:type="dxa"/>
+              <w:left w:w="80" w:type="dxa"/>
+              <w:bottom w:w="60" w:type="dxa"/>
+              <w:right w:w="0" w:type="dxa"/>
+            </w:tcMar>
+          </w:tcPr>
+          <w:p>
+            <w:pPr>
+              <w:jc w:val="center"/>
               <w:rPr>
                 <w:b/>
                 <w:bCs/>
-                <w:color w:val="153D63" w:themeColor="text2" w:themeTint="E6"/>
-              </w:rPr>
-              <w:t>2023 – 2025</w:t>
-            </w:r>
-          </w:p>
-        </w:tc>
-        <w:tc>
-          <w:tcPr>
-            <w:tcW w:w="1500" w:type="dxa"/>
-            <w:tcMar>
-              <w:top w:w="60" w:type="dxa"/>
-              <w:left w:w="80" w:type="dxa"/>
-              <w:bottom w:w="60" w:type="dxa"/>
-              <w:right w:w="0" w:type="dxa"/>
-            </w:tcMar>
-          </w:tcPr>
-          <w:p>
-            <w:pPr>
+                <w:sz w:val="22"/>
+                <w:szCs w:val="22"/>
+              </w:rPr>
+            </w:pPr>
+            <w:r>
               <w:rPr>
                 <w:b/>
                 <w:bCs/>
-                <w:color w:val="153D63" w:themeColor="text2" w:themeTint="E6"/>
-              </w:rPr>
-            </w:pPr>
+                <w:sz w:val="22"/>
+                <w:szCs w:val="22"/>
+              </w:rPr>
+              <w:t>GPA</w:t>
+            </w:r>
+          </w:p>
+        </w:tc>
+      </w:tr>
+      <w:tr>
+        <w:tc>
+          <w:tcPr>
+            <w:tcW w:w="7083" w:type="dxa"/>
+            <w:tcMar>
+              <w:top w:w="60" w:type="dxa"/>
+              <w:left w:w="0" w:type="dxa"/>
+              <w:bottom w:w="60" w:type="dxa"/>
+              <w:right w:w="80" w:type="dxa"/>
+            </w:tcMar>
+          </w:tcPr>
+          <w:p>
+            <w:pPr>
+              <w:rPr>
+                <w:sz w:val="22"/>
+                <w:szCs w:val="22"/>
+              </w:rPr>
+            </w:pPr>
+            <w:r>
+              <w:rPr>
+                <w:sz w:val="22"/>
+                <w:szCs w:val="22"/>
+              </w:rPr>
+              <w:t xml:space="preserve"> MBA (Digital Transformation) | </w:t>
+            </w:r>
             <w:r>
               <w:rPr>
                 <w:b/>
                 <w:bCs/>
-                <w:color w:val="153D63" w:themeColor="text2" w:themeTint="E6"/>
-              </w:rPr>
-              <w:t>GPA: 6.18</w:t>
+                <w:sz w:val="22"/>
+                <w:szCs w:val="22"/>
+              </w:rPr>
+              <w:t>Symbiosis International University</w:t>
+            </w:r>
+          </w:p>
+        </w:tc>
+        <w:tc>
+          <w:tcPr>
+            <w:tcW w:w="1417" w:type="dxa"/>
+            <w:tcMar>
+              <w:top w:w="60" w:type="dxa"/>
+              <w:left w:w="80" w:type="dxa"/>
+              <w:bottom w:w="60" w:type="dxa"/>
+              <w:right w:w="80" w:type="dxa"/>
+            </w:tcMar>
+          </w:tcPr>
+          <w:p>
+            <w:pPr>
+              <w:rPr>
+                <w:sz w:val="22"/>
+                <w:szCs w:val="22"/>
+              </w:rPr>
+            </w:pPr>
+            <w:r>
+              <w:rPr>
+                <w:sz w:val="22"/>
+                <w:szCs w:val="22"/>
+              </w:rPr>
+              <w:t>2023 – 2025</w:t>
+            </w:r>
+          </w:p>
+        </w:tc>
+        <w:tc>
+          <w:tcPr>
+            <w:tcW w:w="860" w:type="dxa"/>
+            <w:tcMar>
+              <w:top w:w="60" w:type="dxa"/>
+              <w:left w:w="80" w:type="dxa"/>
+              <w:bottom w:w="60" w:type="dxa"/>
+              <w:right w:w="0" w:type="dxa"/>
+            </w:tcMar>
+          </w:tcPr>
+          <w:p>
+            <w:pPr>
+              <w:jc w:val="center"/>
+              <w:rPr>
+                <w:sz w:val="22"/>
+                <w:szCs w:val="22"/>
+              </w:rPr>
+            </w:pPr>
+            <w:r>
+              <w:rPr>
+                <w:sz w:val="22"/>
+                <w:szCs w:val="22"/>
+              </w:rPr>
+              <w:t>6.18</w:t>
             </w:r>
           </w:p>
         </w:tc>
@@ -1171,7 +1297,7 @@
       <w:tr>
         <w:tc>
           <w:tcPr>
-            <w:tcW w:w="5500" w:type="dxa"/>
+            <w:tcW w:w="7083" w:type="dxa"/>
             <w:tcMar>
               <w:top w:w="60" w:type="dxa"/>
               <w:left w:w="0" w:type="dxa"/>
@@ -1182,96 +1308,82 @@
           <w:p>
             <w:pPr>
               <w:rPr>
-                <w:color w:val="153D63" w:themeColor="text2" w:themeTint="E6"/>
-              </w:rPr>
-            </w:pPr>
+                <w:sz w:val="22"/>
+                <w:szCs w:val="22"/>
+              </w:rPr>
+            </w:pPr>
+            <w:r>
+              <w:rPr>
+                <w:sz w:val="22"/>
+                <w:szCs w:val="22"/>
+              </w:rPr>
+              <w:t xml:space="preserve"> BBA (Business Analytics) | </w:t>
+            </w:r>
             <w:r>
               <w:rPr>
                 <w:b/>
                 <w:bCs/>
-                <w:color w:val="153D63" w:themeColor="text2" w:themeTint="E6"/>
-              </w:rPr>
-              <w:t xml:space="preserve">BBA – Business </w:t>
-            </w:r>
-            <w:r>
+                <w:sz w:val="22"/>
+                <w:szCs w:val="22"/>
+              </w:rPr>
+              <w:t>Christ University</w:t>
+            </w:r>
+          </w:p>
+        </w:tc>
+        <w:tc>
+          <w:tcPr>
+            <w:tcW w:w="1417" w:type="dxa"/>
+            <w:tcMar>
+              <w:top w:w="60" w:type="dxa"/>
+              <w:left w:w="80" w:type="dxa"/>
+              <w:bottom w:w="60" w:type="dxa"/>
+              <w:right w:w="80" w:type="dxa"/>
+            </w:tcMar>
+          </w:tcPr>
+          <w:p>
+            <w:pPr>
+              <w:rPr>
+                <w:sz w:val="22"/>
+                <w:szCs w:val="22"/>
+              </w:rPr>
+            </w:pPr>
+            <w:r>
+              <w:rPr>
+                <w:sz w:val="22"/>
+                <w:szCs w:val="22"/>
+              </w:rPr>
+              <w:t>2020 – 2023</w:t>
+            </w:r>
+          </w:p>
+        </w:tc>
+        <w:tc>
+          <w:tcPr>
+            <w:tcW w:w="860" w:type="dxa"/>
+            <w:tcMar>
+              <w:top w:w="60" w:type="dxa"/>
+              <w:left w:w="80" w:type="dxa"/>
+              <w:bottom w:w="60" w:type="dxa"/>
+              <w:right w:w="0" w:type="dxa"/>
+            </w:tcMar>
+          </w:tcPr>
+          <w:p>
+            <w:pPr>
+              <w:jc w:val="center"/>
               <w:rPr>
                 <w:b/>
                 <w:bCs/>
-                <w:color w:val="153D63" w:themeColor="text2" w:themeTint="E6"/>
-              </w:rPr>
-              <w:t xml:space="preserve">Analytics </w:t>
-            </w:r>
+                <w:sz w:val="22"/>
+                <w:szCs w:val="22"/>
+              </w:rPr>
+            </w:pPr>
             <w:r>
               <w:rPr>
                 <w:b/>
                 <w:bCs/>
-                <w:color w:val="153D63" w:themeColor="text2" w:themeTint="E6"/>
-              </w:rPr>
-              <w:t>| Christ</w:t>
-            </w:r>
-            <w:r>
-              <w:rPr>
-                <w:b/>
-                <w:bCs/>
-                <w:color w:val="153D63" w:themeColor="text2" w:themeTint="E6"/>
-              </w:rPr>
-              <w:t xml:space="preserve"> University</w:t>
-            </w:r>
-          </w:p>
-        </w:tc>
-        <w:tc>
-          <w:tcPr>
-            <w:tcW w:w="2360" w:type="dxa"/>
-            <w:tcMar>
-              <w:top w:w="60" w:type="dxa"/>
-              <w:left w:w="80" w:type="dxa"/>
-              <w:bottom w:w="60" w:type="dxa"/>
-              <w:right w:w="80" w:type="dxa"/>
-            </w:tcMar>
-          </w:tcPr>
-          <w:p>
-            <w:pPr>
-              <w:rPr>
-                <w:b/>
-                <w:bCs/>
-                <w:color w:val="153D63" w:themeColor="text2" w:themeTint="E6"/>
-              </w:rPr>
-            </w:pPr>
-            <w:r>
-              <w:rPr>
-                <w:b/>
-                <w:bCs/>
-                <w:color w:val="153D63" w:themeColor="text2" w:themeTint="E6"/>
-              </w:rPr>
-              <w:t>2020 – 2023</w:t>
-            </w:r>
-          </w:p>
-        </w:tc>
-        <w:tc>
-          <w:tcPr>
-            <w:tcW w:w="1500" w:type="dxa"/>
-            <w:tcMar>
-              <w:top w:w="60" w:type="dxa"/>
-              <w:left w:w="80" w:type="dxa"/>
-              <w:bottom w:w="60" w:type="dxa"/>
-              <w:right w:w="0" w:type="dxa"/>
-            </w:tcMar>
-          </w:tcPr>
-          <w:p>
-            <w:pPr>
-              <w:rPr>
-                <w:b/>
-                <w:bCs/>
-                <w:color w:val="153D63" w:themeColor="text2" w:themeTint="E6"/>
-              </w:rPr>
-            </w:pPr>
-            <w:r>
-              <w:rPr>
-                <w:b/>
-                <w:bCs/>
-                <w:color w:val="153D63" w:themeColor="text2" w:themeTint="E6"/>
-              </w:rPr>
-              <w:t>GPA: 8.2</w:t>
+                <w:sz w:val="22"/>
+                <w:szCs w:val="22"/>
+              </w:rPr>
+              <w:t>8.2</w:t>
             </w:r>
           </w:p>
         </w:tc>
@@ -1279,20 +1391,10 @@
     </w:tbl>
     <w:p>
       <w:pPr>
-        <w:pBdr>
-          <w:bottom w:val="single" w:sz="6" w:space="1" w:color="2E75B6"/>
-        </w:pBdr>
-        <w:spacing w:before="220" w:after="60"/>
-      </w:pPr>
-      <w:r>
-        <w:rPr>
-          <w:b/>
-          <w:bCs/>
-          <w:color w:val="1F4E79"/>
-          <w:sz w:val="24"/>
-          <w:szCs w:val="24"/>
-        </w:rPr>
-        <w:t>CERTIFICATIONS</w:t>
+        <w:pStyle w:val="Heading1"/>
+      </w:pPr>
+      <w:r>
+        <w:t>Certifications</w:t>
       </w:r>
     </w:p>
     <w:tbl>
@@ -1322,7 +1424,7 @@
         <w:tc>
           <w:tcPr>
             <w:tcW w:w="4200" w:type="dxa"/>
-            <w:shd w:val="clear" w:color="auto" w:fill="D6E4F0"/>
+            <w:shd w:val="clear" w:color="auto" w:fill="FAE2D5" w:themeFill="accent2" w:themeFillTint="33"/>
             <w:tcMar>
               <w:top w:w="60" w:type="dxa"/>
               <w:left w:w="80" w:type="dxa"/>
@@ -1331,13 +1433,19 @@
             </w:tcMar>
           </w:tcPr>
           <w:p>
+            <w:pPr>
+              <w:jc w:val="center"/>
+              <w:rPr>
+                <w:sz w:val="22"/>
+                <w:szCs w:val="22"/>
+              </w:rPr>
+            </w:pPr>
             <w:r>
               <w:rPr>
                 <w:b/>
                 <w:bCs/>
-                <w:color w:val="1F4E79"/>
-                <w:sz w:val="19"/>
-                <w:szCs w:val="19"/>
+                <w:sz w:val="22"/>
+                <w:szCs w:val="22"/>
               </w:rPr>
               <w:t>Certification</w:t>
             </w:r>
@@ -1346,7 +1454,7 @@
         <w:tc>
           <w:tcPr>
             <w:tcW w:w="2000" w:type="dxa"/>
-            <w:shd w:val="clear" w:color="auto" w:fill="D6E4F0"/>
+            <w:shd w:val="clear" w:color="auto" w:fill="FAE2D5" w:themeFill="accent2" w:themeFillTint="33"/>
             <w:tcMar>
               <w:top w:w="60" w:type="dxa"/>
               <w:left w:w="80" w:type="dxa"/>
@@ -1355,13 +1463,19 @@
             </w:tcMar>
           </w:tcPr>
           <w:p>
+            <w:pPr>
+              <w:jc w:val="center"/>
+              <w:rPr>
+                <w:sz w:val="22"/>
+                <w:szCs w:val="22"/>
+              </w:rPr>
+            </w:pPr>
             <w:r>
               <w:rPr>
                 <w:b/>
                 <w:bCs/>
-                <w:color w:val="1F4E79"/>
-                <w:sz w:val="19"/>
-                <w:szCs w:val="19"/>
+                <w:sz w:val="22"/>
+                <w:szCs w:val="22"/>
               </w:rPr>
               <w:t>Issuer</w:t>
             </w:r>
@@ -1370,7 +1484,7 @@
         <w:tc>
           <w:tcPr>
             <w:tcW w:w="1800" w:type="dxa"/>
-            <w:shd w:val="clear" w:color="auto" w:fill="D6E4F0"/>
+            <w:shd w:val="clear" w:color="auto" w:fill="FAE2D5" w:themeFill="accent2" w:themeFillTint="33"/>
             <w:tcMar>
               <w:top w:w="60" w:type="dxa"/>
               <w:left w:w="80" w:type="dxa"/>
@@ -1379,13 +1493,19 @@
             </w:tcMar>
           </w:tcPr>
           <w:p>
+            <w:pPr>
+              <w:jc w:val="center"/>
+              <w:rPr>
+                <w:sz w:val="22"/>
+                <w:szCs w:val="22"/>
+              </w:rPr>
+            </w:pPr>
             <w:r>
               <w:rPr>
                 <w:b/>
                 <w:bCs/>
-                <w:color w:val="1F4E79"/>
-                <w:sz w:val="19"/>
-                <w:szCs w:val="19"/>
+                <w:sz w:val="22"/>
+                <w:szCs w:val="22"/>
               </w:rPr>
               <w:t>Platform</w:t>
             </w:r>
@@ -1394,7 +1514,7 @@
         <w:tc>
           <w:tcPr>
             <w:tcW w:w="1360" w:type="dxa"/>
-            <w:shd w:val="clear" w:color="auto" w:fill="D6E4F0"/>
+            <w:shd w:val="clear" w:color="auto" w:fill="FAE2D5" w:themeFill="accent2" w:themeFillTint="33"/>
             <w:tcMar>
               <w:top w:w="60" w:type="dxa"/>
               <w:left w:w="80" w:type="dxa"/>
@@ -1403,13 +1523,19 @@
             </w:tcMar>
           </w:tcPr>
           <w:p>
+            <w:pPr>
+              <w:jc w:val="center"/>
+              <w:rPr>
+                <w:sz w:val="22"/>
+                <w:szCs w:val="22"/>
+              </w:rPr>
+            </w:pPr>
             <w:r>
               <w:rPr>
                 <w:b/>
                 <w:bCs/>
-                <w:color w:val="1F4E79"/>
-                <w:sz w:val="19"/>
-                <w:szCs w:val="19"/>
+                <w:sz w:val="22"/>
+                <w:szCs w:val="22"/>
               </w:rPr>
               <w:t>Date</w:t>
             </w:r>
@@ -1429,10 +1555,16 @@
             </w:tcMar>
           </w:tcPr>
           <w:p>
-            <w:r>
-              <w:rPr>
-                <w:sz w:val="18"/>
-                <w:szCs w:val="18"/>
+            <w:pPr>
+              <w:rPr>
+                <w:sz w:val="22"/>
+                <w:szCs w:val="22"/>
+              </w:rPr>
+            </w:pPr>
+            <w:r>
+              <w:rPr>
+                <w:sz w:val="22"/>
+                <w:szCs w:val="22"/>
               </w:rPr>
               <w:t>IBM AI Product Management Professional Certificate</w:t>
             </w:r>
@@ -1450,10 +1582,16 @@
             </w:tcMar>
           </w:tcPr>
           <w:p>
-            <w:r>
-              <w:rPr>
-                <w:sz w:val="18"/>
-                <w:szCs w:val="18"/>
+            <w:pPr>
+              <w:rPr>
+                <w:sz w:val="22"/>
+                <w:szCs w:val="22"/>
+              </w:rPr>
+            </w:pPr>
+            <w:r>
+              <w:rPr>
+                <w:sz w:val="22"/>
+                <w:szCs w:val="22"/>
               </w:rPr>
               <w:t>IBM</w:t>
             </w:r>
@@ -1471,10 +1609,16 @@
             </w:tcMar>
           </w:tcPr>
           <w:p>
-            <w:r>
-              <w:rPr>
-                <w:sz w:val="18"/>
-                <w:szCs w:val="18"/>
+            <w:pPr>
+              <w:rPr>
+                <w:sz w:val="22"/>
+                <w:szCs w:val="22"/>
+              </w:rPr>
+            </w:pPr>
+            <w:r>
+              <w:rPr>
+                <w:sz w:val="22"/>
+                <w:szCs w:val="22"/>
               </w:rPr>
               <w:t>Coursera</w:t>
             </w:r>
@@ -1492,10 +1636,16 @@
             </w:tcMar>
           </w:tcPr>
           <w:p>
-            <w:r>
-              <w:rPr>
-                <w:sz w:val="18"/>
-                <w:szCs w:val="18"/>
+            <w:pPr>
+              <w:rPr>
+                <w:sz w:val="22"/>
+                <w:szCs w:val="22"/>
+              </w:rPr>
+            </w:pPr>
+            <w:r>
+              <w:rPr>
+                <w:sz w:val="22"/>
+                <w:szCs w:val="22"/>
               </w:rPr>
               <w:t>Mar 2026</w:t>
             </w:r>
@@ -1506,7 +1656,7 @@
         <w:tc>
           <w:tcPr>
             <w:tcW w:w="4200" w:type="dxa"/>
-            <w:shd w:val="clear" w:color="auto" w:fill="F5F9FC"/>
+            <w:shd w:val="clear" w:color="auto" w:fill="DAE9F7" w:themeFill="text2" w:themeFillTint="1A"/>
             <w:tcMar>
               <w:top w:w="60" w:type="dxa"/>
               <w:left w:w="80" w:type="dxa"/>
@@ -1515,10 +1665,16 @@
             </w:tcMar>
           </w:tcPr>
           <w:p>
-            <w:r>
-              <w:rPr>
-                <w:sz w:val="18"/>
-                <w:szCs w:val="18"/>
+            <w:pPr>
+              <w:rPr>
+                <w:sz w:val="22"/>
+                <w:szCs w:val="22"/>
+              </w:rPr>
+            </w:pPr>
+            <w:r>
+              <w:rPr>
+                <w:sz w:val="22"/>
+                <w:szCs w:val="22"/>
               </w:rPr>
               <w:t>IBM Product Management Professional Certificate</w:t>
             </w:r>
@@ -1527,7 +1683,7 @@
         <w:tc>
           <w:tcPr>
             <w:tcW w:w="2000" w:type="dxa"/>
-            <w:shd w:val="clear" w:color="auto" w:fill="F5F9FC"/>
+            <w:shd w:val="clear" w:color="auto" w:fill="DAE9F7" w:themeFill="text2" w:themeFillTint="1A"/>
             <w:tcMar>
               <w:top w:w="60" w:type="dxa"/>
               <w:left w:w="80" w:type="dxa"/>
@@ -1536,10 +1692,16 @@
             </w:tcMar>
           </w:tcPr>
           <w:p>
-            <w:r>
-              <w:rPr>
-                <w:sz w:val="18"/>
-                <w:szCs w:val="18"/>
+            <w:pPr>
+              <w:rPr>
+                <w:sz w:val="22"/>
+                <w:szCs w:val="22"/>
+              </w:rPr>
+            </w:pPr>
+            <w:r>
+              <w:rPr>
+                <w:sz w:val="22"/>
+                <w:szCs w:val="22"/>
               </w:rPr>
               <w:t>IBM</w:t>
             </w:r>
@@ -1548,7 +1710,7 @@
         <w:tc>
           <w:tcPr>
             <w:tcW w:w="1800" w:type="dxa"/>
-            <w:shd w:val="clear" w:color="auto" w:fill="F5F9FC"/>
+            <w:shd w:val="clear" w:color="auto" w:fill="DAE9F7" w:themeFill="text2" w:themeFillTint="1A"/>
             <w:tcMar>
               <w:top w:w="60" w:type="dxa"/>
               <w:left w:w="80" w:type="dxa"/>
@@ -1557,10 +1719,16 @@
             </w:tcMar>
           </w:tcPr>
           <w:p>
-            <w:r>
-              <w:rPr>
-                <w:sz w:val="18"/>
-                <w:szCs w:val="18"/>
+            <w:pPr>
+              <w:rPr>
+                <w:sz w:val="22"/>
+                <w:szCs w:val="22"/>
+              </w:rPr>
+            </w:pPr>
+            <w:r>
+              <w:rPr>
+                <w:sz w:val="22"/>
+                <w:szCs w:val="22"/>
               </w:rPr>
               <w:t>Coursera</w:t>
             </w:r>
@@ -1569,7 +1737,7 @@
         <w:tc>
           <w:tcPr>
             <w:tcW w:w="1360" w:type="dxa"/>
-            <w:shd w:val="clear" w:color="auto" w:fill="F5F9FC"/>
+            <w:shd w:val="clear" w:color="auto" w:fill="DAE9F7" w:themeFill="text2" w:themeFillTint="1A"/>
             <w:tcMar>
               <w:top w:w="60" w:type="dxa"/>
               <w:left w:w="80" w:type="dxa"/>
@@ -1578,10 +1746,16 @@
             </w:tcMar>
           </w:tcPr>
           <w:p>
-            <w:r>
-              <w:rPr>
-                <w:sz w:val="18"/>
-                <w:szCs w:val="18"/>
+            <w:pPr>
+              <w:rPr>
+                <w:sz w:val="22"/>
+                <w:szCs w:val="22"/>
+              </w:rPr>
+            </w:pPr>
+            <w:r>
+              <w:rPr>
+                <w:sz w:val="22"/>
+                <w:szCs w:val="22"/>
               </w:rPr>
               <w:t>Mar 2026</w:t>
             </w:r>
@@ -1601,10 +1775,16 @@
             </w:tcMar>
           </w:tcPr>
           <w:p>
-            <w:r>
-              <w:rPr>
-                <w:sz w:val="18"/>
-                <w:szCs w:val="18"/>
+            <w:pPr>
+              <w:rPr>
+                <w:sz w:val="22"/>
+                <w:szCs w:val="22"/>
+              </w:rPr>
+            </w:pPr>
+            <w:r>
+              <w:rPr>
+                <w:sz w:val="22"/>
+                <w:szCs w:val="22"/>
               </w:rPr>
               <w:t>AI For Everyone</w:t>
             </w:r>
@@ -1622,10 +1802,16 @@
             </w:tcMar>
           </w:tcPr>
           <w:p>
-            <w:r>
-              <w:rPr>
-                <w:sz w:val="18"/>
-                <w:szCs w:val="18"/>
+            <w:pPr>
+              <w:rPr>
+                <w:sz w:val="22"/>
+                <w:szCs w:val="22"/>
+              </w:rPr>
+            </w:pPr>
+            <w:r>
+              <w:rPr>
+                <w:sz w:val="22"/>
+                <w:szCs w:val="22"/>
               </w:rPr>
               <w:t>DeepLearning.AI</w:t>
             </w:r>
@@ -1643,10 +1829,16 @@
             </w:tcMar>
           </w:tcPr>
           <w:p>
-            <w:r>
-              <w:rPr>
-                <w:sz w:val="18"/>
-                <w:szCs w:val="18"/>
+            <w:pPr>
+              <w:rPr>
+                <w:sz w:val="22"/>
+                <w:szCs w:val="22"/>
+              </w:rPr>
+            </w:pPr>
+            <w:r>
+              <w:rPr>
+                <w:sz w:val="22"/>
+                <w:szCs w:val="22"/>
               </w:rPr>
               <w:t>Coursera</w:t>
             </w:r>
@@ -1664,10 +1856,16 @@
             </w:tcMar>
           </w:tcPr>
           <w:p>
-            <w:r>
-              <w:rPr>
-                <w:sz w:val="18"/>
-                <w:szCs w:val="18"/>
+            <w:pPr>
+              <w:rPr>
+                <w:sz w:val="22"/>
+                <w:szCs w:val="22"/>
+              </w:rPr>
+            </w:pPr>
+            <w:r>
+              <w:rPr>
+                <w:sz w:val="22"/>
+                <w:szCs w:val="22"/>
               </w:rPr>
               <w:t>Mar 2025</w:t>
             </w:r>
@@ -1678,7 +1876,7 @@
         <w:tc>
           <w:tcPr>
             <w:tcW w:w="4200" w:type="dxa"/>
-            <w:shd w:val="clear" w:color="auto" w:fill="F5F9FC"/>
+            <w:shd w:val="clear" w:color="auto" w:fill="DAE9F7" w:themeFill="text2" w:themeFillTint="1A"/>
             <w:tcMar>
               <w:top w:w="60" w:type="dxa"/>
               <w:left w:w="80" w:type="dxa"/>
@@ -1687,10 +1885,16 @@
             </w:tcMar>
           </w:tcPr>
           <w:p>
-            <w:r>
-              <w:rPr>
-                <w:sz w:val="18"/>
-                <w:szCs w:val="18"/>
+            <w:pPr>
+              <w:rPr>
+                <w:sz w:val="22"/>
+                <w:szCs w:val="22"/>
+              </w:rPr>
+            </w:pPr>
+            <w:r>
+              <w:rPr>
+                <w:sz w:val="22"/>
+                <w:szCs w:val="22"/>
               </w:rPr>
               <w:t>Prompt Engineering with ChatGPT</w:t>
             </w:r>
@@ -1699,7 +1903,7 @@
         <w:tc>
           <w:tcPr>
             <w:tcW w:w="2000" w:type="dxa"/>
-            <w:shd w:val="clear" w:color="auto" w:fill="F5F9FC"/>
+            <w:shd w:val="clear" w:color="auto" w:fill="DAE9F7" w:themeFill="text2" w:themeFillTint="1A"/>
             <w:tcMar>
               <w:top w:w="60" w:type="dxa"/>
               <w:left w:w="80" w:type="dxa"/>
@@ -1708,10 +1912,16 @@
             </w:tcMar>
           </w:tcPr>
           <w:p>
-            <w:r>
-              <w:rPr>
-                <w:sz w:val="18"/>
-                <w:szCs w:val="18"/>
+            <w:pPr>
+              <w:rPr>
+                <w:sz w:val="22"/>
+                <w:szCs w:val="22"/>
+              </w:rPr>
+            </w:pPr>
+            <w:r>
+              <w:rPr>
+                <w:sz w:val="22"/>
+                <w:szCs w:val="22"/>
               </w:rPr>
               <w:t>Vanderbilt University</w:t>
             </w:r>
@@ -1720,7 +1930,7 @@
         <w:tc>
           <w:tcPr>
             <w:tcW w:w="1800" w:type="dxa"/>
-            <w:shd w:val="clear" w:color="auto" w:fill="F5F9FC"/>
+            <w:shd w:val="clear" w:color="auto" w:fill="DAE9F7" w:themeFill="text2" w:themeFillTint="1A"/>
             <w:tcMar>
               <w:top w:w="60" w:type="dxa"/>
               <w:left w:w="80" w:type="dxa"/>
@@ -1729,10 +1939,16 @@
             </w:tcMar>
           </w:tcPr>
           <w:p>
-            <w:r>
-              <w:rPr>
-                <w:sz w:val="18"/>
-                <w:szCs w:val="18"/>
+            <w:pPr>
+              <w:rPr>
+                <w:sz w:val="22"/>
+                <w:szCs w:val="22"/>
+              </w:rPr>
+            </w:pPr>
+            <w:r>
+              <w:rPr>
+                <w:sz w:val="22"/>
+                <w:szCs w:val="22"/>
               </w:rPr>
               <w:t>Coursera</w:t>
             </w:r>
@@ -1741,7 +1957,7 @@
         <w:tc>
           <w:tcPr>
             <w:tcW w:w="1360" w:type="dxa"/>
-            <w:shd w:val="clear" w:color="auto" w:fill="F5F9FC"/>
+            <w:shd w:val="clear" w:color="auto" w:fill="DAE9F7" w:themeFill="text2" w:themeFillTint="1A"/>
             <w:tcMar>
               <w:top w:w="60" w:type="dxa"/>
               <w:left w:w="80" w:type="dxa"/>
@@ -1750,10 +1966,16 @@
             </w:tcMar>
           </w:tcPr>
           <w:p>
-            <w:r>
-              <w:rPr>
-                <w:sz w:val="18"/>
-                <w:szCs w:val="18"/>
+            <w:pPr>
+              <w:rPr>
+                <w:sz w:val="22"/>
+                <w:szCs w:val="22"/>
+              </w:rPr>
+            </w:pPr>
+            <w:r>
+              <w:rPr>
+                <w:sz w:val="22"/>
+                <w:szCs w:val="22"/>
               </w:rPr>
               <w:t>Jan 2025</w:t>
             </w:r>
@@ -1773,10 +1995,16 @@
             </w:tcMar>
           </w:tcPr>
           <w:p>
-            <w:r>
-              <w:rPr>
-                <w:sz w:val="18"/>
-                <w:szCs w:val="18"/>
+            <w:pPr>
+              <w:rPr>
+                <w:sz w:val="22"/>
+                <w:szCs w:val="22"/>
+              </w:rPr>
+            </w:pPr>
+            <w:r>
+              <w:rPr>
+                <w:sz w:val="22"/>
+                <w:szCs w:val="22"/>
               </w:rPr>
               <w:t>Google Project Management Professional Certificate</w:t>
             </w:r>
@@ -1794,10 +2022,16 @@
             </w:tcMar>
           </w:tcPr>
           <w:p>
-            <w:r>
-              <w:rPr>
-                <w:sz w:val="18"/>
-                <w:szCs w:val="18"/>
+            <w:pPr>
+              <w:rPr>
+                <w:sz w:val="22"/>
+                <w:szCs w:val="22"/>
+              </w:rPr>
+            </w:pPr>
+            <w:r>
+              <w:rPr>
+                <w:sz w:val="22"/>
+                <w:szCs w:val="22"/>
               </w:rPr>
               <w:t>Google</w:t>
             </w:r>
@@ -1815,10 +2049,16 @@
             </w:tcMar>
           </w:tcPr>
           <w:p>
-            <w:r>
-              <w:rPr>
-                <w:sz w:val="18"/>
-                <w:szCs w:val="18"/>
+            <w:pPr>
+              <w:rPr>
+                <w:sz w:val="22"/>
+                <w:szCs w:val="22"/>
+              </w:rPr>
+            </w:pPr>
+            <w:r>
+              <w:rPr>
+                <w:sz w:val="22"/>
+                <w:szCs w:val="22"/>
               </w:rPr>
               <w:t>Coursera</w:t>
             </w:r>
@@ -1836,10 +2076,16 @@
             </w:tcMar>
           </w:tcPr>
           <w:p>
-            <w:r>
-              <w:rPr>
-                <w:sz w:val="18"/>
-                <w:szCs w:val="18"/>
+            <w:pPr>
+              <w:rPr>
+                <w:sz w:val="22"/>
+                <w:szCs w:val="22"/>
+              </w:rPr>
+            </w:pPr>
+            <w:r>
+              <w:rPr>
+                <w:sz w:val="22"/>
+                <w:szCs w:val="22"/>
               </w:rPr>
               <w:t>Feb 2024</w:t>
             </w:r>
@@ -1850,7 +2096,7 @@
         <w:tc>
           <w:tcPr>
             <w:tcW w:w="4200" w:type="dxa"/>
-            <w:shd w:val="clear" w:color="auto" w:fill="F5F9FC"/>
+            <w:shd w:val="clear" w:color="auto" w:fill="DAE9F7" w:themeFill="text2" w:themeFillTint="1A"/>
             <w:tcMar>
               <w:top w:w="60" w:type="dxa"/>
               <w:left w:w="80" w:type="dxa"/>
@@ -1859,10 +2105,16 @@
             </w:tcMar>
           </w:tcPr>
           <w:p>
-            <w:r>
-              <w:rPr>
-                <w:sz w:val="18"/>
-                <w:szCs w:val="18"/>
+            <w:pPr>
+              <w:rPr>
+                <w:sz w:val="22"/>
+                <w:szCs w:val="22"/>
+              </w:rPr>
+            </w:pPr>
+            <w:r>
+              <w:rPr>
+                <w:sz w:val="22"/>
+                <w:szCs w:val="22"/>
               </w:rPr>
               <w:t>Leadership Skills</w:t>
             </w:r>
@@ -1871,7 +2123,7 @@
         <w:tc>
           <w:tcPr>
             <w:tcW w:w="2000" w:type="dxa"/>
-            <w:shd w:val="clear" w:color="auto" w:fill="F5F9FC"/>
+            <w:shd w:val="clear" w:color="auto" w:fill="DAE9F7" w:themeFill="text2" w:themeFillTint="1A"/>
             <w:tcMar>
               <w:top w:w="60" w:type="dxa"/>
               <w:left w:w="80" w:type="dxa"/>
@@ -1880,10 +2132,16 @@
             </w:tcMar>
           </w:tcPr>
           <w:p>
-            <w:r>
-              <w:rPr>
-                <w:sz w:val="18"/>
-                <w:szCs w:val="18"/>
+            <w:pPr>
+              <w:rPr>
+                <w:sz w:val="22"/>
+                <w:szCs w:val="22"/>
+              </w:rPr>
+            </w:pPr>
+            <w:r>
+              <w:rPr>
+                <w:sz w:val="22"/>
+                <w:szCs w:val="22"/>
               </w:rPr>
               <w:t>IIM Ahmedabad</w:t>
             </w:r>
@@ -1892,7 +2150,7 @@
         <w:tc>
           <w:tcPr>
             <w:tcW w:w="1800" w:type="dxa"/>
-            <w:shd w:val="clear" w:color="auto" w:fill="F5F9FC"/>
+            <w:shd w:val="clear" w:color="auto" w:fill="DAE9F7" w:themeFill="text2" w:themeFillTint="1A"/>
             <w:tcMar>
               <w:top w:w="60" w:type="dxa"/>
               <w:left w:w="80" w:type="dxa"/>
@@ -1901,10 +2159,16 @@
             </w:tcMar>
           </w:tcPr>
           <w:p>
-            <w:r>
-              <w:rPr>
-                <w:sz w:val="18"/>
-                <w:szCs w:val="18"/>
+            <w:pPr>
+              <w:rPr>
+                <w:sz w:val="22"/>
+                <w:szCs w:val="22"/>
+              </w:rPr>
+            </w:pPr>
+            <w:r>
+              <w:rPr>
+                <w:sz w:val="22"/>
+                <w:szCs w:val="22"/>
               </w:rPr>
               <w:t>IIMA Exec Ed</w:t>
             </w:r>
@@ -1913,7 +2177,7 @@
         <w:tc>
           <w:tcPr>
             <w:tcW w:w="1360" w:type="dxa"/>
-            <w:shd w:val="clear" w:color="auto" w:fill="F5F9FC"/>
+            <w:shd w:val="clear" w:color="auto" w:fill="DAE9F7" w:themeFill="text2" w:themeFillTint="1A"/>
             <w:tcMar>
               <w:top w:w="60" w:type="dxa"/>
               <w:left w:w="80" w:type="dxa"/>
@@ -1922,10 +2186,16 @@
             </w:tcMar>
           </w:tcPr>
           <w:p>
-            <w:r>
-              <w:rPr>
-                <w:sz w:val="18"/>
-                <w:szCs w:val="18"/>
+            <w:pPr>
+              <w:rPr>
+                <w:sz w:val="22"/>
+                <w:szCs w:val="22"/>
+              </w:rPr>
+            </w:pPr>
+            <w:r>
+              <w:rPr>
+                <w:sz w:val="22"/>
+                <w:szCs w:val="22"/>
               </w:rPr>
               <w:t>Feb 2024</w:t>
             </w:r>
@@ -1945,10 +2215,16 @@
             </w:tcMar>
           </w:tcPr>
           <w:p>
-            <w:r>
-              <w:rPr>
-                <w:sz w:val="18"/>
-                <w:szCs w:val="18"/>
+            <w:pPr>
+              <w:rPr>
+                <w:sz w:val="22"/>
+                <w:szCs w:val="22"/>
+              </w:rPr>
+            </w:pPr>
+            <w:r>
+              <w:rPr>
+                <w:sz w:val="22"/>
+                <w:szCs w:val="22"/>
               </w:rPr>
               <w:t>Microsoft Power BI Data Analyst Professional Certificate</w:t>
             </w:r>
@@ -1966,10 +2242,16 @@
             </w:tcMar>
           </w:tcPr>
           <w:p>
-            <w:r>
-              <w:rPr>
-                <w:sz w:val="18"/>
-                <w:szCs w:val="18"/>
+            <w:pPr>
+              <w:rPr>
+                <w:sz w:val="22"/>
+                <w:szCs w:val="22"/>
+              </w:rPr>
+            </w:pPr>
+            <w:r>
+              <w:rPr>
+                <w:sz w:val="22"/>
+                <w:szCs w:val="22"/>
               </w:rPr>
               <w:t>Microsoft</w:t>
             </w:r>
@@ -1987,10 +2269,16 @@
             </w:tcMar>
           </w:tcPr>
           <w:p>
-            <w:r>
-              <w:rPr>
-                <w:sz w:val="18"/>
-                <w:szCs w:val="18"/>
+            <w:pPr>
+              <w:rPr>
+                <w:sz w:val="22"/>
+                <w:szCs w:val="22"/>
+              </w:rPr>
+            </w:pPr>
+            <w:r>
+              <w:rPr>
+                <w:sz w:val="22"/>
+                <w:szCs w:val="22"/>
               </w:rPr>
               <w:t>Coursera</w:t>
             </w:r>
@@ -2008,10 +2296,16 @@
             </w:tcMar>
           </w:tcPr>
           <w:p>
-            <w:r>
-              <w:rPr>
-                <w:sz w:val="18"/>
-                <w:szCs w:val="18"/>
+            <w:pPr>
+              <w:rPr>
+                <w:sz w:val="22"/>
+                <w:szCs w:val="22"/>
+              </w:rPr>
+            </w:pPr>
+            <w:r>
+              <w:rPr>
+                <w:sz w:val="22"/>
+                <w:szCs w:val="22"/>
               </w:rPr>
               <w:t>Ongoing</w:t>
             </w:r>
@@ -2022,7 +2316,7 @@
         <w:tc>
           <w:tcPr>
             <w:tcW w:w="4200" w:type="dxa"/>
-            <w:shd w:val="clear" w:color="auto" w:fill="F5F9FC"/>
+            <w:shd w:val="clear" w:color="auto" w:fill="DAE9F7" w:themeFill="text2" w:themeFillTint="1A"/>
             <w:tcMar>
               <w:top w:w="60" w:type="dxa"/>
               <w:left w:w="80" w:type="dxa"/>
@@ -2031,10 +2325,16 @@
             </w:tcMar>
           </w:tcPr>
           <w:p>
-            <w:r>
-              <w:rPr>
-                <w:sz w:val="18"/>
-                <w:szCs w:val="18"/>
+            <w:pPr>
+              <w:rPr>
+                <w:sz w:val="22"/>
+                <w:szCs w:val="22"/>
+              </w:rPr>
+            </w:pPr>
+            <w:r>
+              <w:rPr>
+                <w:sz w:val="22"/>
+                <w:szCs w:val="22"/>
               </w:rPr>
               <w:t>Google Data Analytics Professional Certificate</w:t>
             </w:r>
@@ -2043,7 +2343,7 @@
         <w:tc>
           <w:tcPr>
             <w:tcW w:w="2000" w:type="dxa"/>
-            <w:shd w:val="clear" w:color="auto" w:fill="F5F9FC"/>
+            <w:shd w:val="clear" w:color="auto" w:fill="DAE9F7" w:themeFill="text2" w:themeFillTint="1A"/>
             <w:tcMar>
               <w:top w:w="60" w:type="dxa"/>
               <w:left w:w="80" w:type="dxa"/>
@@ -2052,10 +2352,16 @@
             </w:tcMar>
           </w:tcPr>
           <w:p>
-            <w:r>
-              <w:rPr>
-                <w:sz w:val="18"/>
-                <w:szCs w:val="18"/>
+            <w:pPr>
+              <w:rPr>
+                <w:sz w:val="22"/>
+                <w:szCs w:val="22"/>
+              </w:rPr>
+            </w:pPr>
+            <w:r>
+              <w:rPr>
+                <w:sz w:val="22"/>
+                <w:szCs w:val="22"/>
               </w:rPr>
               <w:t>Google</w:t>
             </w:r>
@@ -2064,7 +2370,7 @@
         <w:tc>
           <w:tcPr>
             <w:tcW w:w="1800" w:type="dxa"/>
-            <w:shd w:val="clear" w:color="auto" w:fill="F5F9FC"/>
+            <w:shd w:val="clear" w:color="auto" w:fill="DAE9F7" w:themeFill="text2" w:themeFillTint="1A"/>
             <w:tcMar>
               <w:top w:w="60" w:type="dxa"/>
               <w:left w:w="80" w:type="dxa"/>
@@ -2073,10 +2379,16 @@
             </w:tcMar>
           </w:tcPr>
           <w:p>
-            <w:r>
-              <w:rPr>
-                <w:sz w:val="18"/>
-                <w:szCs w:val="18"/>
+            <w:pPr>
+              <w:rPr>
+                <w:sz w:val="22"/>
+                <w:szCs w:val="22"/>
+              </w:rPr>
+            </w:pPr>
+            <w:r>
+              <w:rPr>
+                <w:sz w:val="22"/>
+                <w:szCs w:val="22"/>
               </w:rPr>
               <w:t>Coursera</w:t>
             </w:r>
@@ -2085,7 +2397,7 @@
         <w:tc>
           <w:tcPr>
             <w:tcW w:w="1360" w:type="dxa"/>
-            <w:shd w:val="clear" w:color="auto" w:fill="F5F9FC"/>
+            <w:shd w:val="clear" w:color="auto" w:fill="DAE9F7" w:themeFill="text2" w:themeFillTint="1A"/>
             <w:tcMar>
               <w:top w:w="60" w:type="dxa"/>
               <w:left w:w="80" w:type="dxa"/>
@@ -2094,10 +2406,16 @@
             </w:tcMar>
           </w:tcPr>
           <w:p>
-            <w:r>
-              <w:rPr>
-                <w:sz w:val="18"/>
-                <w:szCs w:val="18"/>
+            <w:pPr>
+              <w:rPr>
+                <w:sz w:val="22"/>
+                <w:szCs w:val="22"/>
+              </w:rPr>
+            </w:pPr>
+            <w:r>
+              <w:rPr>
+                <w:sz w:val="22"/>
+                <w:szCs w:val="22"/>
               </w:rPr>
               <w:t>Feb 2022</w:t>
             </w:r>
@@ -2107,20 +2425,11 @@
     </w:tbl>
     <w:p>
       <w:pPr>
-        <w:pBdr>
-          <w:bottom w:val="single" w:sz="6" w:space="1" w:color="2E75B6"/>
-        </w:pBdr>
-        <w:spacing w:before="220" w:after="60"/>
-      </w:pPr>
-      <w:r>
-        <w:rPr>
-          <w:b/>
-          <w:bCs/>
-          <w:color w:val="1F4E79"/>
-          <w:sz w:val="24"/>
-          <w:szCs w:val="24"/>
-        </w:rPr>
-        <w:t>SKILLS &amp; TOOLS</w:t>
+        <w:pStyle w:val="Heading1"/>
+      </w:pPr>
+      <w:r>
+        <w:lastRenderedPageBreak/>
+        <w:t>Skills &amp; Tools</w:t>
       </w:r>
     </w:p>
     <w:tbl>
@@ -2148,7 +2457,7 @@
         <w:tc>
           <w:tcPr>
             <w:tcW w:w="2600" w:type="dxa"/>
-            <w:shd w:val="clear" w:color="auto" w:fill="D6E4F0"/>
+            <w:shd w:val="clear" w:color="auto" w:fill="DAE9F7" w:themeFill="text2" w:themeFillTint="1A"/>
             <w:tcMar>
               <w:top w:w="60" w:type="dxa"/>
               <w:left w:w="120" w:type="dxa"/>
@@ -2157,13 +2466,18 @@
             </w:tcMar>
           </w:tcPr>
           <w:p>
+            <w:pPr>
+              <w:rPr>
+                <w:sz w:val="22"/>
+                <w:szCs w:val="22"/>
+              </w:rPr>
+            </w:pPr>
             <w:r>
               <w:rPr>
                 <w:b/>
                 <w:bCs/>
-                <w:color w:val="1F4E79"/>
-                <w:sz w:val="19"/>
-                <w:szCs w:val="19"/>
+                <w:sz w:val="22"/>
+                <w:szCs w:val="22"/>
               </w:rPr>
               <w:t>AI &amp; Automation</w:t>
             </w:r>
@@ -2172,7 +2486,7 @@
         <w:tc>
           <w:tcPr>
             <w:tcW w:w="6760" w:type="dxa"/>
-            <w:shd w:val="clear" w:color="auto" w:fill="D6E4F0"/>
+            <w:shd w:val="clear" w:color="auto" w:fill="DAE9F7" w:themeFill="text2" w:themeFillTint="1A"/>
             <w:tcMar>
               <w:top w:w="60" w:type="dxa"/>
               <w:left w:w="80" w:type="dxa"/>
@@ -2181,10 +2495,16 @@
             </w:tcMar>
           </w:tcPr>
           <w:p>
-            <w:r>
-              <w:rPr>
-                <w:sz w:val="19"/>
-                <w:szCs w:val="19"/>
+            <w:pPr>
+              <w:rPr>
+                <w:sz w:val="22"/>
+                <w:szCs w:val="22"/>
+              </w:rPr>
+            </w:pPr>
+            <w:r>
+              <w:rPr>
+                <w:sz w:val="22"/>
+                <w:szCs w:val="22"/>
               </w:rPr>
               <w:t>LLM Tools, Prompt Engineering, Chatbot Requirement Support, AI/ML Workflow Observation, RPA (IntelliBuddies), Generative AI</w:t>
             </w:r>
@@ -2204,13 +2524,18 @@
             </w:tcMar>
           </w:tcPr>
           <w:p>
+            <w:pPr>
+              <w:rPr>
+                <w:sz w:val="22"/>
+                <w:szCs w:val="22"/>
+              </w:rPr>
+            </w:pPr>
             <w:r>
               <w:rPr>
                 <w:b/>
                 <w:bCs/>
-                <w:color w:val="1F4E79"/>
-                <w:sz w:val="19"/>
-                <w:szCs w:val="19"/>
+                <w:sz w:val="22"/>
+                <w:szCs w:val="22"/>
               </w:rPr>
               <w:t>Product Thinking</w:t>
             </w:r>
@@ -2228,10 +2553,16 @@
             </w:tcMar>
           </w:tcPr>
           <w:p>
-            <w:r>
-              <w:rPr>
-                <w:sz w:val="19"/>
-                <w:szCs w:val="19"/>
+            <w:pPr>
+              <w:rPr>
+                <w:sz w:val="22"/>
+                <w:szCs w:val="22"/>
+              </w:rPr>
+            </w:pPr>
+            <w:r>
+              <w:rPr>
+                <w:sz w:val="22"/>
+                <w:szCs w:val="22"/>
               </w:rPr>
               <w:t>User Stories, Requirements Documentation, Wireframing, Competitor Research, User Workflow Mapping</w:t>
             </w:r>
@@ -2242,7 +2573,7 @@
         <w:tc>
           <w:tcPr>
             <w:tcW w:w="2600" w:type="dxa"/>
-            <w:shd w:val="clear" w:color="auto" w:fill="D6E4F0"/>
+            <w:shd w:val="clear" w:color="auto" w:fill="DAE9F7" w:themeFill="text2" w:themeFillTint="1A"/>
             <w:tcMar>
               <w:top w:w="60" w:type="dxa"/>
               <w:left w:w="120" w:type="dxa"/>
@@ -2251,13 +2582,18 @@
             </w:tcMar>
           </w:tcPr>
           <w:p>
+            <w:pPr>
+              <w:rPr>
+                <w:sz w:val="22"/>
+                <w:szCs w:val="22"/>
+              </w:rPr>
+            </w:pPr>
             <w:r>
               <w:rPr>
                 <w:b/>
                 <w:bCs/>
-                <w:color w:val="1F4E79"/>
-                <w:sz w:val="19"/>
-                <w:szCs w:val="19"/>
+                <w:sz w:val="22"/>
+                <w:szCs w:val="22"/>
               </w:rPr>
               <w:t>Data &amp; Analytics</w:t>
             </w:r>
@@ -2266,7 +2602,7 @@
         <w:tc>
           <w:tcPr>
             <w:tcW w:w="6760" w:type="dxa"/>
-            <w:shd w:val="clear" w:color="auto" w:fill="D6E4F0"/>
+            <w:shd w:val="clear" w:color="auto" w:fill="DAE9F7" w:themeFill="text2" w:themeFillTint="1A"/>
             <w:tcMar>
               <w:top w:w="60" w:type="dxa"/>
               <w:left w:w="80" w:type="dxa"/>
@@ -2275,10 +2611,16 @@
             </w:tcMar>
           </w:tcPr>
           <w:p>
-            <w:r>
-              <w:rPr>
-                <w:sz w:val="19"/>
-                <w:szCs w:val="19"/>
+            <w:pPr>
+              <w:rPr>
+                <w:sz w:val="22"/>
+                <w:szCs w:val="22"/>
+              </w:rPr>
+            </w:pPr>
+            <w:r>
+              <w:rPr>
+                <w:sz w:val="22"/>
+                <w:szCs w:val="22"/>
               </w:rPr>
               <w:t>Power BI, Data Visualisation, Google Trends, Customer Segmentation</w:t>
             </w:r>
@@ -2298,13 +2640,18 @@
             </w:tcMar>
           </w:tcPr>
           <w:p>
+            <w:pPr>
+              <w:rPr>
+                <w:sz w:val="22"/>
+                <w:szCs w:val="22"/>
+              </w:rPr>
+            </w:pPr>
             <w:r>
               <w:rPr>
                 <w:b/>
                 <w:bCs/>
-                <w:color w:val="1F4E79"/>
-                <w:sz w:val="19"/>
-                <w:szCs w:val="19"/>
+                <w:sz w:val="22"/>
+                <w:szCs w:val="22"/>
               </w:rPr>
               <w:t>Business &amp; Research</w:t>
             </w:r>
@@ -2322,10 +2669,16 @@
             </w:tcMar>
           </w:tcPr>
           <w:p>
-            <w:r>
-              <w:rPr>
-                <w:sz w:val="19"/>
-                <w:szCs w:val="19"/>
+            <w:pPr>
+              <w:rPr>
+                <w:sz w:val="22"/>
+                <w:szCs w:val="22"/>
+              </w:rPr>
+            </w:pPr>
+            <w:r>
+              <w:rPr>
+                <w:sz w:val="22"/>
+                <w:szCs w:val="22"/>
               </w:rPr>
               <w:t>Market Research, Pre-Sales Support, Root Cause Analysis, SWOT, McKinsey 7S</w:t>
             </w:r>
@@ -2336,7 +2689,7 @@
         <w:tc>
           <w:tcPr>
             <w:tcW w:w="2600" w:type="dxa"/>
-            <w:shd w:val="clear" w:color="auto" w:fill="D6E4F0"/>
+            <w:shd w:val="clear" w:color="auto" w:fill="DAE9F7" w:themeFill="text2" w:themeFillTint="1A"/>
             <w:tcMar>
               <w:top w:w="60" w:type="dxa"/>
               <w:left w:w="120" w:type="dxa"/>
@@ -2345,15 +2698,19 @@
             </w:tcMar>
           </w:tcPr>
           <w:p>
+            <w:pPr>
+              <w:rPr>
+                <w:sz w:val="22"/>
+                <w:szCs w:val="22"/>
+              </w:rPr>
+            </w:pPr>
             <w:r>
               <w:rPr>
                 <w:b/>
                 <w:bCs/>
-                <w:color w:val="1F4E79"/>
-                <w:sz w:val="19"/>
-                <w:szCs w:val="19"/>
-              </w:rPr>
-              <w:lastRenderedPageBreak/>
+                <w:sz w:val="22"/>
+                <w:szCs w:val="22"/>
+              </w:rPr>
               <w:t>Tools</w:t>
             </w:r>
           </w:p>
@@ -2361,7 +2718,7 @@
         <w:tc>
           <w:tcPr>
             <w:tcW w:w="6760" w:type="dxa"/>
-            <w:shd w:val="clear" w:color="auto" w:fill="D6E4F0"/>
+            <w:shd w:val="clear" w:color="auto" w:fill="DAE9F7" w:themeFill="text2" w:themeFillTint="1A"/>
             <w:tcMar>
               <w:top w:w="60" w:type="dxa"/>
               <w:left w:w="80" w:type="dxa"/>
@@ -2370,12 +2727,34 @@
             </w:tcMar>
           </w:tcPr>
           <w:p>
-            <w:r>
-              <w:rPr>
-                <w:sz w:val="19"/>
-                <w:szCs w:val="19"/>
-              </w:rPr>
-              <w:t>Microsoft Power BI, Figma, ChatGPT, IntelliBuddies RPA, MS Office</w:t>
+            <w:pPr>
+              <w:rPr>
+                <w:sz w:val="22"/>
+                <w:szCs w:val="22"/>
+              </w:rPr>
+            </w:pPr>
+            <w:r>
+              <w:rPr>
+                <w:sz w:val="22"/>
+                <w:szCs w:val="22"/>
+              </w:rPr>
+              <w:t xml:space="preserve">Microsoft Power BI, </w:t>
+            </w:r>
+            <w:proofErr w:type="spellStart"/>
+            <w:r>
+              <w:rPr>
+                <w:sz w:val="22"/>
+                <w:szCs w:val="22"/>
+              </w:rPr>
+              <w:t>Figma</w:t>
+            </w:r>
+            <w:proofErr w:type="spellEnd"/>
+            <w:r>
+              <w:rPr>
+                <w:sz w:val="22"/>
+                <w:szCs w:val="22"/>
+              </w:rPr>
+              <w:t>, ChatGPT, IntelliBuddies RPA, MS Office</w:t>
             </w:r>
           </w:p>
         </w:tc>
@@ -2393,13 +2772,18 @@
             </w:tcMar>
           </w:tcPr>
           <w:p>
+            <w:pPr>
+              <w:rPr>
+                <w:sz w:val="22"/>
+                <w:szCs w:val="22"/>
+              </w:rPr>
+            </w:pPr>
             <w:r>
               <w:rPr>
                 <w:b/>
                 <w:bCs/>
-                <w:color w:val="1F4E79"/>
-                <w:sz w:val="19"/>
-                <w:szCs w:val="19"/>
+                <w:sz w:val="22"/>
+                <w:szCs w:val="22"/>
               </w:rPr>
               <w:t>Soft Skills</w:t>
             </w:r>
@@ -2417,10 +2801,16 @@
             </w:tcMar>
           </w:tcPr>
           <w:p>
-            <w:r>
-              <w:rPr>
-                <w:sz w:val="19"/>
-                <w:szCs w:val="19"/>
+            <w:pPr>
+              <w:rPr>
+                <w:sz w:val="22"/>
+                <w:szCs w:val="22"/>
+              </w:rPr>
+            </w:pPr>
+            <w:r>
+              <w:rPr>
+                <w:sz w:val="22"/>
+                <w:szCs w:val="22"/>
               </w:rPr>
               <w:t>Stakeholder Communication, Analytical Thinking, Self-directed Learning, Attention to Detail</w:t>
             </w:r>
@@ -2428,15 +2818,21 @@
         </w:tc>
       </w:tr>
     </w:tbl>
+    <w:p/>
+    <w:p/>
+    <w:p/>
+    <w:p/>
     <w:p>
       <w:pPr>
-        <w:spacing w:before="200"/>
+        <w:rPr>
+          <w:lang w:val="en-US"/>
+        </w:rPr>
       </w:pPr>
     </w:p>
     <w:sectPr>
-      <w:pgSz w:w="12240" w:h="15840"/>
-      <w:pgMar w:top="1080" w:right="1080" w:bottom="1080" w:left="1080" w:header="708" w:footer="708" w:gutter="0"/>
-      <w:cols w:space="720"/>
+      <w:pgSz w:w="11906" w:h="16838"/>
+      <w:pgMar w:top="1440" w:right="1440" w:bottom="1440" w:left="1440" w:header="708" w:footer="708" w:gutter="0"/>
+      <w:cols w:space="708"/>
       <w:docGrid w:linePitch="360"/>
     </w:sectPr>
   </w:body>
@@ -2444,256 +2840,340 @@
 </file>
 
 <file path=word/numbering.xml><?xml version="1.0" encoding="utf-8"?>
-<w:numbering xmlns:wpc="http://schemas.microsoft.com/office/word/2010/wordprocessingCanvas" xmlns:cx="http://schemas.microsoft.com/office/drawing/2014/chartex" xmlns:cx1="http://schemas.microsoft.com/office/drawing/2015/9/8/chartex" xmlns:cx2="http://schemas.microsoft.com/office/drawing/2015/10/21/chartex" xmlns:cx3="http://schemas.microsoft.com/office/drawing/2016/5/9/chartex" xmlns:cx4="http://schemas.microsoft.com/office/drawing/2016/5/10/chartex" xmlns:cx5="http://schemas.microsoft.com/office/drawing/2016/5/11/chartex" xmlns:cx6="http://schemas.microsoft.com/office/drawing/2016/5/12/chartex" xmlns:cx7="http://schemas.microsoft.com/office/drawing/2016/5/13/chartex" xmlns:cx8="http://schemas.microsoft.com/office/drawing/2016/5/14/chartex" xmlns:mc="http://schemas.openxmlformats.org/markup-compatibility/2006" xmlns:aink="http://schemas.microsoft.com/office/drawing/2016/ink" xmlns:am3d="http://schemas.microsoft.com/office/drawing/2017/model3d" xmlns:o="urn:schemas-microsoft-com:office:office" xmlns:oel="http://schemas.microsoft.com/office/2019/extlst" xmlns:r="http://schemas.openxmlformats.org/officeDocument/2006/relationships" xmlns:m="http://schemas.openxmlformats.org/officeDocument/2006/math" xmlns:v="urn:schemas-microsoft-com:vml" xmlns:wp14="http://schemas.microsoft.com/office/word/2010/wordprocessingDrawing" xmlns:wp="http://schemas.openxmlformats.org/drawingml/2006/wordprocessingDrawing" xmlns:w10="urn:schemas-microsoft-com:office:word" xmlns:w="http://schemas.openxmlformats.org/wordprocessingml/2006/main" xmlns:w14="http://schemas.microsoft.com/office/word/2010/wordml" xmlns:w15="http://schemas.microsoft.com/office/word/2012/wordml" xmlns:w16cex="http://schemas.microsoft.com/office/word/2018/wordml/cex" xmlns:w16cid="http://schemas.microsoft.com/office/word/2016/wordml/cid" xmlns:w16="http://schemas.microsoft.com/office/word/2018/wordml" xmlns:w16du="http://schemas.microsoft.com/office/word/2023/wordml/word16du" xmlns:w16sdtdh="http://schemas.microsoft.com/office/word/2020/wordml/sdtdatahash" xmlns:w16sdtfl="http://schemas.microsoft.com/office/word/2024/wordml/sdtformatlock" xmlns:w16se="http://schemas.microsoft.com/office/word/2015/wordml/symex" xmlns:wpg="http://schemas.microsoft.com/office/word/2010/wordprocessingGroup" xmlns:wpi="http://schemas.microsoft.com/office/word/2010/wordprocessingInk" xmlns:wne="http://schemas.microsoft.com/office/word/2006/wordml" xmlns:wps="http://schemas.microsoft.com/office/word/2010/wordprocessingShape" mc:Ignorable="w14 w15 w16se w16cid w16 w16cex w16sdtdh w16sdtfl w16du wp14">
+<w:numbering xmlns:wpc="http://schemas.microsoft.com/office/word/2010/wordprocessingCanvas" xmlns:cx="http://schemas.microsoft.com/office/drawing/2014/chartex" xmlns:cx1="http://schemas.microsoft.com/office/drawing/2015/9/8/chartex" xmlns:cx2="http://schemas.microsoft.com/office/drawing/2015/10/21/chartex" xmlns:cx3="http://schemas.microsoft.com/office/drawing/2016/5/9/chartex" xmlns:cx4="http://schemas.microsoft.com/office/drawing/2016/5/10/chartex" xmlns:cx5="http://schemas.microsoft.com/office/drawing/2016/5/11/chartex" xmlns:cx6="http://schemas.microsoft.com/office/drawing/2016/5/12/chartex" xmlns:cx7="http://schemas.microsoft.com/office/drawing/2016/5/13/chartex" xmlns:cx8="http://schemas.microsoft.com/office/drawing/2016/5/14/chartex" xmlns:mc="http://schemas.openxmlformats.org/markup-compatibility/2006" xmlns:m="http://schemas.openxmlformats.org/officeDocument/2006/math" xmlns:aink="http://schemas.microsoft.com/office/drawing/2016/ink" xmlns:am3d="http://schemas.microsoft.com/office/drawing/2017/model3d" xmlns:oel="http://schemas.microsoft.com/office/2019/extlst" xmlns:r="http://schemas.openxmlformats.org/officeDocument/2006/relationships" xmlns:wp14="http://schemas.microsoft.com/office/word/2010/wordprocessingDrawing" xmlns:wp="http://schemas.openxmlformats.org/drawingml/2006/wordprocessingDrawing" xmlns:wpg="http://schemas.microsoft.com/office/word/2010/wordprocessingGroup" xmlns:wpi="http://schemas.microsoft.com/office/word/2010/wordprocessingInk" xmlns:wps="http://schemas.microsoft.com/office/word/2010/wordprocessingShape" xmlns:o="urn:schemas-microsoft-com:office:office" xmlns:v="urn:schemas-microsoft-com:vml" xmlns:w10="urn:schemas-microsoft-com:office:word" xmlns:w="http://schemas.openxmlformats.org/wordprocessingml/2006/main" xmlns:w14="http://schemas.microsoft.com/office/word/2010/wordml" xmlns:w15="http://schemas.microsoft.com/office/word/2012/wordml" xmlns:w16cex="http://schemas.microsoft.com/office/word/2018/wordml/cex" xmlns:w16cid="http://schemas.microsoft.com/office/word/2016/wordml/cid" xmlns:w16="http://schemas.microsoft.com/office/word/2018/wordml" xmlns:w16sdtdh="http://schemas.microsoft.com/office/word/2020/wordml/sdtdatahash" xmlns:w16sdtfl="http://schemas.microsoft.com/office/word/2024/wordml/sdtformatlock" xmlns:w16se="http://schemas.microsoft.com/office/word/2015/wordml/symex" xmlns:w16du="http://schemas.microsoft.com/office/word/2023/wordml/word16du" xmlns:wne="http://schemas.microsoft.com/office/word/2006/wordml" mc:Ignorable="w14 w15 w16se w16cid w16 w16cex w16sdtdh w16sdtfl w16du wp14">
   <w:abstractNum w:abstractNumId="0" w15:restartNumberingAfterBreak="0">
-    <w:nsid w:val="0D936651"/>
+    <w:nsid w:val="40CF14E4"/>
     <w:multiLevelType w:val="hybridMultilevel"/>
-    <w:tmpl w:val="2384F2B2"/>
-    <w:lvl w:ilvl="0" w:tplc="3768FF54">
-      <w:start w:val="1"/>
-      <w:numFmt w:val="bullet"/>
-      <w:lvlText w:val="●"/>
-      <w:lvlJc w:val="left"/>
-      <w:pPr>
-        <w:ind w:left="720" w:hanging="360"/>
-      </w:pPr>
-    </w:lvl>
-    <w:lvl w:ilvl="1" w:tplc="D010958E">
-      <w:start w:val="1"/>
-      <w:numFmt w:val="bullet"/>
-      <w:lvlText w:val="○"/>
-      <w:lvlJc w:val="left"/>
-      <w:pPr>
-        <w:ind w:left="1440" w:hanging="360"/>
-      </w:pPr>
-    </w:lvl>
-    <w:lvl w:ilvl="2" w:tplc="D452F6C6">
-      <w:start w:val="1"/>
-      <w:numFmt w:val="bullet"/>
-      <w:lvlText w:val="■"/>
-      <w:lvlJc w:val="left"/>
-      <w:pPr>
-        <w:ind w:left="2160" w:hanging="360"/>
-      </w:pPr>
-    </w:lvl>
-    <w:lvl w:ilvl="3" w:tplc="C21A1618">
-      <w:start w:val="1"/>
-      <w:numFmt w:val="bullet"/>
-      <w:lvlText w:val="●"/>
-      <w:lvlJc w:val="left"/>
-      <w:pPr>
-        <w:ind w:left="2880" w:hanging="360"/>
-      </w:pPr>
-    </w:lvl>
-    <w:lvl w:ilvl="4" w:tplc="198A3B36">
-      <w:start w:val="1"/>
-      <w:numFmt w:val="bullet"/>
-      <w:lvlText w:val="○"/>
-      <w:lvlJc w:val="left"/>
-      <w:pPr>
-        <w:ind w:left="3600" w:hanging="360"/>
-      </w:pPr>
-    </w:lvl>
-    <w:lvl w:ilvl="5" w:tplc="07E05D58">
-      <w:start w:val="1"/>
-      <w:numFmt w:val="bullet"/>
-      <w:lvlText w:val="■"/>
-      <w:lvlJc w:val="left"/>
-      <w:pPr>
-        <w:ind w:left="4320" w:hanging="360"/>
-      </w:pPr>
-    </w:lvl>
-    <w:lvl w:ilvl="6" w:tplc="88B4D006">
-      <w:start w:val="1"/>
-      <w:numFmt w:val="bullet"/>
-      <w:lvlText w:val="●"/>
-      <w:lvlJc w:val="left"/>
-      <w:pPr>
-        <w:ind w:left="5040" w:hanging="360"/>
-      </w:pPr>
-    </w:lvl>
-    <w:lvl w:ilvl="7" w:tplc="28B4CB92">
-      <w:start w:val="1"/>
-      <w:numFmt w:val="bullet"/>
-      <w:lvlText w:val="●"/>
-      <w:lvlJc w:val="left"/>
-      <w:pPr>
-        <w:ind w:left="5760" w:hanging="360"/>
-      </w:pPr>
-    </w:lvl>
-    <w:lvl w:ilvl="8" w:tplc="3C88B056">
-      <w:start w:val="1"/>
-      <w:numFmt w:val="bullet"/>
-      <w:lvlText w:val="●"/>
-      <w:lvlJc w:val="left"/>
-      <w:pPr>
-        <w:ind w:left="6480" w:hanging="360"/>
-      </w:pPr>
+    <w:tmpl w:val="4940AA4E"/>
+    <w:lvl w:ilvl="0" w:tplc="08090001">
+      <w:start w:val="1"/>
+      <w:numFmt w:val="bullet"/>
+      <w:lvlText w:val=""/>
+      <w:lvlJc w:val="left"/>
+      <w:pPr>
+        <w:ind w:left="360" w:hanging="360"/>
+      </w:pPr>
+      <w:rPr>
+        <w:rFonts w:ascii="Symbol" w:hAnsi="Symbol" w:hint="default"/>
+      </w:rPr>
+    </w:lvl>
+    <w:lvl w:ilvl="1" w:tplc="08090003" w:tentative="1">
+      <w:start w:val="1"/>
+      <w:numFmt w:val="bullet"/>
+      <w:lvlText w:val="o"/>
+      <w:lvlJc w:val="left"/>
+      <w:pPr>
+        <w:ind w:left="1080" w:hanging="360"/>
+      </w:pPr>
+      <w:rPr>
+        <w:rFonts w:ascii="Courier New" w:hAnsi="Courier New" w:cs="Courier New" w:hint="default"/>
+      </w:rPr>
+    </w:lvl>
+    <w:lvl w:ilvl="2" w:tplc="08090005" w:tentative="1">
+      <w:start w:val="1"/>
+      <w:numFmt w:val="bullet"/>
+      <w:lvlText w:val=""/>
+      <w:lvlJc w:val="left"/>
+      <w:pPr>
+        <w:ind w:left="1800" w:hanging="360"/>
+      </w:pPr>
+      <w:rPr>
+        <w:rFonts w:ascii="Wingdings" w:hAnsi="Wingdings" w:hint="default"/>
+      </w:rPr>
+    </w:lvl>
+    <w:lvl w:ilvl="3" w:tplc="08090001" w:tentative="1">
+      <w:start w:val="1"/>
+      <w:numFmt w:val="bullet"/>
+      <w:lvlText w:val=""/>
+      <w:lvlJc w:val="left"/>
+      <w:pPr>
+        <w:ind w:left="2520" w:hanging="360"/>
+      </w:pPr>
+      <w:rPr>
+        <w:rFonts w:ascii="Symbol" w:hAnsi="Symbol" w:hint="default"/>
+      </w:rPr>
+    </w:lvl>
+    <w:lvl w:ilvl="4" w:tplc="08090003" w:tentative="1">
+      <w:start w:val="1"/>
+      <w:numFmt w:val="bullet"/>
+      <w:lvlText w:val="o"/>
+      <w:lvlJc w:val="left"/>
+      <w:pPr>
+        <w:ind w:left="3240" w:hanging="360"/>
+      </w:pPr>
+      <w:rPr>
+        <w:rFonts w:ascii="Courier New" w:hAnsi="Courier New" w:cs="Courier New" w:hint="default"/>
+      </w:rPr>
+    </w:lvl>
+    <w:lvl w:ilvl="5" w:tplc="08090005" w:tentative="1">
+      <w:start w:val="1"/>
+      <w:numFmt w:val="bullet"/>
+      <w:lvlText w:val=""/>
+      <w:lvlJc w:val="left"/>
+      <w:pPr>
+        <w:ind w:left="3960" w:hanging="360"/>
+      </w:pPr>
+      <w:rPr>
+        <w:rFonts w:ascii="Wingdings" w:hAnsi="Wingdings" w:hint="default"/>
+      </w:rPr>
+    </w:lvl>
+    <w:lvl w:ilvl="6" w:tplc="08090001" w:tentative="1">
+      <w:start w:val="1"/>
+      <w:numFmt w:val="bullet"/>
+      <w:lvlText w:val=""/>
+      <w:lvlJc w:val="left"/>
+      <w:pPr>
+        <w:ind w:left="4680" w:hanging="360"/>
+      </w:pPr>
+      <w:rPr>
+        <w:rFonts w:ascii="Symbol" w:hAnsi="Symbol" w:hint="default"/>
+      </w:rPr>
+    </w:lvl>
+    <w:lvl w:ilvl="7" w:tplc="08090003" w:tentative="1">
+      <w:start w:val="1"/>
+      <w:numFmt w:val="bullet"/>
+      <w:lvlText w:val="o"/>
+      <w:lvlJc w:val="left"/>
+      <w:pPr>
+        <w:ind w:left="5400" w:hanging="360"/>
+      </w:pPr>
+      <w:rPr>
+        <w:rFonts w:ascii="Courier New" w:hAnsi="Courier New" w:cs="Courier New" w:hint="default"/>
+      </w:rPr>
+    </w:lvl>
+    <w:lvl w:ilvl="8" w:tplc="08090005" w:tentative="1">
+      <w:start w:val="1"/>
+      <w:numFmt w:val="bullet"/>
+      <w:lvlText w:val=""/>
+      <w:lvlJc w:val="left"/>
+      <w:pPr>
+        <w:ind w:left="6120" w:hanging="360"/>
+      </w:pPr>
+      <w:rPr>
+        <w:rFonts w:ascii="Wingdings" w:hAnsi="Wingdings" w:hint="default"/>
+      </w:rPr>
     </w:lvl>
   </w:abstractNum>
   <w:abstractNum w:abstractNumId="1" w15:restartNumberingAfterBreak="0">
-    <w:nsid w:val="5AB2309F"/>
+    <w:nsid w:val="4BE26A09"/>
     <w:multiLevelType w:val="hybridMultilevel"/>
-    <w:tmpl w:val="FE9C4154"/>
-    <w:lvl w:ilvl="0" w:tplc="AE686412">
-      <w:start w:val="1"/>
-      <w:numFmt w:val="bullet"/>
-      <w:lvlText w:val="•"/>
-      <w:lvlJc w:val="left"/>
-      <w:pPr>
-        <w:ind w:left="480" w:hanging="240"/>
-      </w:pPr>
-    </w:lvl>
-    <w:lvl w:ilvl="1" w:tplc="8A86C70C">
-      <w:numFmt w:val="decimal"/>
-      <w:lvlText w:val=""/>
-      <w:lvlJc w:val="left"/>
-    </w:lvl>
-    <w:lvl w:ilvl="2" w:tplc="915877A2">
-      <w:numFmt w:val="decimal"/>
-      <w:lvlText w:val=""/>
-      <w:lvlJc w:val="left"/>
-    </w:lvl>
-    <w:lvl w:ilvl="3" w:tplc="EBE8D0DA">
-      <w:numFmt w:val="decimal"/>
-      <w:lvlText w:val=""/>
-      <w:lvlJc w:val="left"/>
-    </w:lvl>
-    <w:lvl w:ilvl="4" w:tplc="D584C3C6">
-      <w:numFmt w:val="decimal"/>
-      <w:lvlText w:val=""/>
-      <w:lvlJc w:val="left"/>
-    </w:lvl>
-    <w:lvl w:ilvl="5" w:tplc="1B2A769C">
-      <w:numFmt w:val="decimal"/>
-      <w:lvlText w:val=""/>
-      <w:lvlJc w:val="left"/>
-    </w:lvl>
-    <w:lvl w:ilvl="6" w:tplc="D6982024">
-      <w:numFmt w:val="decimal"/>
-      <w:lvlText w:val=""/>
-      <w:lvlJc w:val="left"/>
-    </w:lvl>
-    <w:lvl w:ilvl="7" w:tplc="6D9EAD26">
-      <w:numFmt w:val="decimal"/>
-      <w:lvlText w:val=""/>
-      <w:lvlJc w:val="left"/>
-    </w:lvl>
-    <w:lvl w:ilvl="8" w:tplc="336AE3D0">
-      <w:numFmt w:val="decimal"/>
-      <w:lvlText w:val=""/>
-      <w:lvlJc w:val="left"/>
+    <w:tmpl w:val="67022946"/>
+    <w:lvl w:ilvl="0" w:tplc="08090001">
+      <w:start w:val="1"/>
+      <w:numFmt w:val="bullet"/>
+      <w:lvlText w:val=""/>
+      <w:lvlJc w:val="left"/>
+      <w:pPr>
+        <w:ind w:left="360" w:hanging="360"/>
+      </w:pPr>
+      <w:rPr>
+        <w:rFonts w:ascii="Symbol" w:hAnsi="Symbol" w:hint="default"/>
+      </w:rPr>
+    </w:lvl>
+    <w:lvl w:ilvl="1" w:tplc="08090003" w:tentative="1">
+      <w:start w:val="1"/>
+      <w:numFmt w:val="bullet"/>
+      <w:lvlText w:val="o"/>
+      <w:lvlJc w:val="left"/>
+      <w:pPr>
+        <w:ind w:left="1080" w:hanging="360"/>
+      </w:pPr>
+      <w:rPr>
+        <w:rFonts w:ascii="Courier New" w:hAnsi="Courier New" w:cs="Courier New" w:hint="default"/>
+      </w:rPr>
+    </w:lvl>
+    <w:lvl w:ilvl="2" w:tplc="08090005" w:tentative="1">
+      <w:start w:val="1"/>
+      <w:numFmt w:val="bullet"/>
+      <w:lvlText w:val=""/>
+      <w:lvlJc w:val="left"/>
+      <w:pPr>
+        <w:ind w:left="1800" w:hanging="360"/>
+      </w:pPr>
+      <w:rPr>
+        <w:rFonts w:ascii="Wingdings" w:hAnsi="Wingdings" w:hint="default"/>
+      </w:rPr>
+    </w:lvl>
+    <w:lvl w:ilvl="3" w:tplc="08090001" w:tentative="1">
+      <w:start w:val="1"/>
+      <w:numFmt w:val="bullet"/>
+      <w:lvlText w:val=""/>
+      <w:lvlJc w:val="left"/>
+      <w:pPr>
+        <w:ind w:left="2520" w:hanging="360"/>
+      </w:pPr>
+      <w:rPr>
+        <w:rFonts w:ascii="Symbol" w:hAnsi="Symbol" w:hint="default"/>
+      </w:rPr>
+    </w:lvl>
+    <w:lvl w:ilvl="4" w:tplc="08090003" w:tentative="1">
+      <w:start w:val="1"/>
+      <w:numFmt w:val="bullet"/>
+      <w:lvlText w:val="o"/>
+      <w:lvlJc w:val="left"/>
+      <w:pPr>
+        <w:ind w:left="3240" w:hanging="360"/>
+      </w:pPr>
+      <w:rPr>
+        <w:rFonts w:ascii="Courier New" w:hAnsi="Courier New" w:cs="Courier New" w:hint="default"/>
+      </w:rPr>
+    </w:lvl>
+    <w:lvl w:ilvl="5" w:tplc="08090005" w:tentative="1">
+      <w:start w:val="1"/>
+      <w:numFmt w:val="bullet"/>
+      <w:lvlText w:val=""/>
+      <w:lvlJc w:val="left"/>
+      <w:pPr>
+        <w:ind w:left="3960" w:hanging="360"/>
+      </w:pPr>
+      <w:rPr>
+        <w:rFonts w:ascii="Wingdings" w:hAnsi="Wingdings" w:hint="default"/>
+      </w:rPr>
+    </w:lvl>
+    <w:lvl w:ilvl="6" w:tplc="08090001" w:tentative="1">
+      <w:start w:val="1"/>
+      <w:numFmt w:val="bullet"/>
+      <w:lvlText w:val=""/>
+      <w:lvlJc w:val="left"/>
+      <w:pPr>
+        <w:ind w:left="4680" w:hanging="360"/>
+      </w:pPr>
+      <w:rPr>
+        <w:rFonts w:ascii="Symbol" w:hAnsi="Symbol" w:hint="default"/>
+      </w:rPr>
+    </w:lvl>
+    <w:lvl w:ilvl="7" w:tplc="08090003" w:tentative="1">
+      <w:start w:val="1"/>
+      <w:numFmt w:val="bullet"/>
+      <w:lvlText w:val="o"/>
+      <w:lvlJc w:val="left"/>
+      <w:pPr>
+        <w:ind w:left="5400" w:hanging="360"/>
+      </w:pPr>
+      <w:rPr>
+        <w:rFonts w:ascii="Courier New" w:hAnsi="Courier New" w:cs="Courier New" w:hint="default"/>
+      </w:rPr>
+    </w:lvl>
+    <w:lvl w:ilvl="8" w:tplc="08090005" w:tentative="1">
+      <w:start w:val="1"/>
+      <w:numFmt w:val="bullet"/>
+      <w:lvlText w:val=""/>
+      <w:lvlJc w:val="left"/>
+      <w:pPr>
+        <w:ind w:left="6120" w:hanging="360"/>
+      </w:pPr>
+      <w:rPr>
+        <w:rFonts w:ascii="Wingdings" w:hAnsi="Wingdings" w:hint="default"/>
+      </w:rPr>
     </w:lvl>
   </w:abstractNum>
   <w:abstractNum w:abstractNumId="2" w15:restartNumberingAfterBreak="0">
-    <w:nsid w:val="5E6A5B4F"/>
+    <w:nsid w:val="531928FE"/>
     <w:multiLevelType w:val="hybridMultilevel"/>
-    <w:tmpl w:val="F5820D62"/>
-    <w:lvl w:ilvl="0" w:tplc="182820F0">
+    <w:tmpl w:val="A4084D9E"/>
+    <w:lvl w:ilvl="0" w:tplc="08090001">
       <w:start w:val="1"/>
       <w:numFmt w:val="bullet"/>
       <w:lvlText w:val=""/>
       <w:lvlJc w:val="left"/>
       <w:pPr>
-        <w:ind w:left="644" w:hanging="360"/>
-      </w:pPr>
-      <w:rPr>
-        <w:rFonts w:ascii="Arial" w:hAnsi="Arial" w:cs="Arial" w:hint="default"/>
-        <w:sz w:val="20"/>
-        <w:szCs w:val="20"/>
-      </w:rPr>
-    </w:lvl>
-    <w:lvl w:ilvl="1" w:tplc="40090003" w:tentative="1">
+        <w:ind w:left="360" w:hanging="360"/>
+      </w:pPr>
+      <w:rPr>
+        <w:rFonts w:ascii="Symbol" w:hAnsi="Symbol" w:hint="default"/>
+      </w:rPr>
+    </w:lvl>
+    <w:lvl w:ilvl="1" w:tplc="08090003" w:tentative="1">
       <w:start w:val="1"/>
       <w:numFmt w:val="bullet"/>
       <w:lvlText w:val="o"/>
       <w:lvlJc w:val="left"/>
       <w:pPr>
-        <w:ind w:left="1440" w:hanging="360"/>
+        <w:ind w:left="1080" w:hanging="360"/>
       </w:pPr>
       <w:rPr>
         <w:rFonts w:ascii="Courier New" w:hAnsi="Courier New" w:cs="Courier New" w:hint="default"/>
       </w:rPr>
     </w:lvl>
-    <w:lvl w:ilvl="2" w:tplc="40090005" w:tentative="1">
+    <w:lvl w:ilvl="2" w:tplc="08090005" w:tentative="1">
       <w:start w:val="1"/>
       <w:numFmt w:val="bullet"/>
       <w:lvlText w:val=""/>
       <w:lvlJc w:val="left"/>
       <w:pPr>
-        <w:ind w:left="2160" w:hanging="360"/>
+        <w:ind w:left="1800" w:hanging="360"/>
       </w:pPr>
       <w:rPr>
         <w:rFonts w:ascii="Wingdings" w:hAnsi="Wingdings" w:hint="default"/>
       </w:rPr>
     </w:lvl>
-    <w:lvl w:ilvl="3" w:tplc="40090001" w:tentative="1">
+    <w:lvl w:ilvl="3" w:tplc="08090001" w:tentative="1">
       <w:start w:val="1"/>
       <w:numFmt w:val="bullet"/>
       <w:lvlText w:val=""/>
       <w:lvlJc w:val="left"/>
       <w:pPr>
-        <w:ind w:left="2880" w:hanging="360"/>
+        <w:ind w:left="2520" w:hanging="360"/>
       </w:pPr>
       <w:rPr>
         <w:rFonts w:ascii="Symbol" w:hAnsi="Symbol" w:hint="default"/>
       </w:rPr>
     </w:lvl>
-    <w:lvl w:ilvl="4" w:tplc="40090003" w:tentative="1">
+    <w:lvl w:ilvl="4" w:tplc="08090003" w:tentative="1">
       <w:start w:val="1"/>
       <w:numFmt w:val="bullet"/>
       <w:lvlText w:val="o"/>
       <w:lvlJc w:val="left"/>
       <w:pPr>
-        <w:ind w:left="3600" w:hanging="360"/>
+        <w:ind w:left="3240" w:hanging="360"/>
       </w:pPr>
       <w:rPr>
         <w:rFonts w:ascii="Courier New" w:hAnsi="Courier New" w:cs="Courier New" w:hint="default"/>
       </w:rPr>
     </w:lvl>
-    <w:lvl w:ilvl="5" w:tplc="40090005" w:tentative="1">
+    <w:lvl w:ilvl="5" w:tplc="08090005" w:tentative="1">
       <w:start w:val="1"/>
       <w:numFmt w:val="bullet"/>
       <w:lvlText w:val=""/>
       <w:lvlJc w:val="left"/>
       <w:pPr>
-        <w:ind w:left="4320" w:hanging="360"/>
+        <w:ind w:left="3960" w:hanging="360"/>
       </w:pPr>
       <w:rPr>
         <w:rFonts w:ascii="Wingdings" w:hAnsi="Wingdings" w:hint="default"/>
       </w:rPr>
     </w:lvl>
-    <w:lvl w:ilvl="6" w:tplc="40090001" w:tentative="1">
+    <w:lvl w:ilvl="6" w:tplc="08090001" w:tentative="1">
       <w:start w:val="1"/>
       <w:numFmt w:val="bullet"/>
       <w:lvlText w:val=""/>
       <w:lvlJc w:val="left"/>
       <w:pPr>
-        <w:ind w:left="5040" w:hanging="360"/>
+        <w:ind w:left="4680" w:hanging="360"/>
       </w:pPr>
       <w:rPr>
         <w:rFonts w:ascii="Symbol" w:hAnsi="Symbol" w:hint="default"/>
       </w:rPr>
     </w:lvl>
-    <w:lvl w:ilvl="7" w:tplc="40090003" w:tentative="1">
+    <w:lvl w:ilvl="7" w:tplc="08090003" w:tentative="1">
       <w:start w:val="1"/>
       <w:numFmt w:val="bullet"/>
       <w:lvlText w:val="o"/>
       <w:lvlJc w:val="left"/>
       <w:pPr>
-        <w:ind w:left="5760" w:hanging="360"/>
+        <w:ind w:left="5400" w:hanging="360"/>
       </w:pPr>
       <w:rPr>
         <w:rFonts w:ascii="Courier New" w:hAnsi="Courier New" w:cs="Courier New" w:hint="default"/>
       </w:rPr>
     </w:lvl>
-    <w:lvl w:ilvl="8" w:tplc="40090005" w:tentative="1">
+    <w:lvl w:ilvl="8" w:tplc="08090005" w:tentative="1">
       <w:start w:val="1"/>
       <w:numFmt w:val="bullet"/>
       <w:lvlText w:val=""/>
       <w:lvlJc w:val="left"/>
       <w:pPr>
-        <w:ind w:left="6480" w:hanging="360"/>
+        <w:ind w:left="6120" w:hanging="360"/>
       </w:pPr>
       <w:rPr>
         <w:rFonts w:ascii="Wingdings" w:hAnsi="Wingdings" w:hint="default"/>
@@ -2701,10 +3181,10 @@
     </w:lvl>
   </w:abstractNum>
   <w:abstractNum w:abstractNumId="3" w15:restartNumberingAfterBreak="0">
-    <w:nsid w:val="6B892E67"/>
+    <w:nsid w:val="639C3193"/>
     <w:multiLevelType w:val="hybridMultilevel"/>
-    <w:tmpl w:val="DBE8EDB0"/>
-    <w:lvl w:ilvl="0" w:tplc="33CC718A">
+    <w:tmpl w:val="440622A2"/>
+    <w:lvl w:ilvl="0" w:tplc="08090001">
       <w:start w:val="1"/>
       <w:numFmt w:val="bullet"/>
       <w:lvlText w:val=""/>
@@ -2713,10 +3193,10 @@
         <w:ind w:left="720" w:hanging="360"/>
       </w:pPr>
       <w:rPr>
-        <w:rFonts w:ascii="Arial" w:hAnsi="Arial" w:cs="Arial" w:hint="default"/>
-      </w:rPr>
-    </w:lvl>
-    <w:lvl w:ilvl="1" w:tplc="40090003" w:tentative="1">
+        <w:rFonts w:ascii="Symbol" w:hAnsi="Symbol" w:hint="default"/>
+      </w:rPr>
+    </w:lvl>
+    <w:lvl w:ilvl="1" w:tplc="08090003" w:tentative="1">
       <w:start w:val="1"/>
       <w:numFmt w:val="bullet"/>
       <w:lvlText w:val="o"/>
@@ -2728,7 +3208,7 @@
         <w:rFonts w:ascii="Courier New" w:hAnsi="Courier New" w:cs="Courier New" w:hint="default"/>
       </w:rPr>
     </w:lvl>
-    <w:lvl w:ilvl="2" w:tplc="40090005" w:tentative="1">
+    <w:lvl w:ilvl="2" w:tplc="08090005" w:tentative="1">
       <w:start w:val="1"/>
       <w:numFmt w:val="bullet"/>
       <w:lvlText w:val=""/>
@@ -2740,7 +3220,7 @@
         <w:rFonts w:ascii="Wingdings" w:hAnsi="Wingdings" w:hint="default"/>
       </w:rPr>
     </w:lvl>
-    <w:lvl w:ilvl="3" w:tplc="40090001" w:tentative="1">
+    <w:lvl w:ilvl="3" w:tplc="08090001" w:tentative="1">
       <w:start w:val="1"/>
       <w:numFmt w:val="bullet"/>
       <w:lvlText w:val=""/>
@@ -2752,7 +3232,7 @@
         <w:rFonts w:ascii="Symbol" w:hAnsi="Symbol" w:hint="default"/>
       </w:rPr>
     </w:lvl>
-    <w:lvl w:ilvl="4" w:tplc="40090003" w:tentative="1">
+    <w:lvl w:ilvl="4" w:tplc="08090003" w:tentative="1">
       <w:start w:val="1"/>
       <w:numFmt w:val="bullet"/>
       <w:lvlText w:val="o"/>
@@ -2764,7 +3244,7 @@
         <w:rFonts w:ascii="Courier New" w:hAnsi="Courier New" w:cs="Courier New" w:hint="default"/>
       </w:rPr>
     </w:lvl>
-    <w:lvl w:ilvl="5" w:tplc="40090005" w:tentative="1">
+    <w:lvl w:ilvl="5" w:tplc="08090005" w:tentative="1">
       <w:start w:val="1"/>
       <w:numFmt w:val="bullet"/>
       <w:lvlText w:val=""/>
@@ -2776,7 +3256,7 @@
         <w:rFonts w:ascii="Wingdings" w:hAnsi="Wingdings" w:hint="default"/>
       </w:rPr>
     </w:lvl>
-    <w:lvl w:ilvl="6" w:tplc="40090001" w:tentative="1">
+    <w:lvl w:ilvl="6" w:tplc="08090001" w:tentative="1">
       <w:start w:val="1"/>
       <w:numFmt w:val="bullet"/>
       <w:lvlText w:val=""/>
@@ -2788,7 +3268,7 @@
         <w:rFonts w:ascii="Symbol" w:hAnsi="Symbol" w:hint="default"/>
       </w:rPr>
     </w:lvl>
-    <w:lvl w:ilvl="7" w:tplc="40090003" w:tentative="1">
+    <w:lvl w:ilvl="7" w:tplc="08090003" w:tentative="1">
       <w:start w:val="1"/>
       <w:numFmt w:val="bullet"/>
       <w:lvlText w:val="o"/>
@@ -2800,7 +3280,7 @@
         <w:rFonts w:ascii="Courier New" w:hAnsi="Courier New" w:cs="Courier New" w:hint="default"/>
       </w:rPr>
     </w:lvl>
-    <w:lvl w:ilvl="8" w:tplc="40090005" w:tentative="1">
+    <w:lvl w:ilvl="8" w:tplc="08090005" w:tentative="1">
       <w:start w:val="1"/>
       <w:numFmt w:val="bullet"/>
       <w:lvlText w:val=""/>
@@ -2814,152 +3294,501 @@
     </w:lvl>
   </w:abstractNum>
   <w:abstractNum w:abstractNumId="4" w15:restartNumberingAfterBreak="0">
-    <w:nsid w:val="6C571463"/>
+    <w:nsid w:val="6F014CD0"/>
     <w:multiLevelType w:val="hybridMultilevel"/>
-    <w:tmpl w:val="A4EA0F78"/>
-    <w:lvl w:ilvl="0" w:tplc="40090001">
+    <w:tmpl w:val="683891A0"/>
+    <w:lvl w:ilvl="0" w:tplc="08090001">
       <w:start w:val="1"/>
       <w:numFmt w:val="bullet"/>
       <w:lvlText w:val=""/>
       <w:lvlJc w:val="left"/>
       <w:pPr>
-        <w:ind w:left="1416" w:hanging="360"/>
+        <w:ind w:left="720" w:hanging="360"/>
       </w:pPr>
       <w:rPr>
         <w:rFonts w:ascii="Symbol" w:hAnsi="Symbol" w:hint="default"/>
       </w:rPr>
     </w:lvl>
-    <w:lvl w:ilvl="1" w:tplc="40090003" w:tentative="1">
+    <w:lvl w:ilvl="1" w:tplc="2486A970">
+      <w:numFmt w:val="bullet"/>
+      <w:lvlText w:val="•"/>
+      <w:lvlJc w:val="left"/>
+      <w:pPr>
+        <w:ind w:left="1440" w:hanging="360"/>
+      </w:pPr>
+      <w:rPr>
+        <w:rFonts w:ascii="Aptos" w:eastAsiaTheme="minorHAnsi" w:hAnsi="Aptos" w:cstheme="minorBidi" w:hint="default"/>
+      </w:rPr>
+    </w:lvl>
+    <w:lvl w:ilvl="2" w:tplc="08090005" w:tentative="1">
+      <w:start w:val="1"/>
+      <w:numFmt w:val="bullet"/>
+      <w:lvlText w:val=""/>
+      <w:lvlJc w:val="left"/>
+      <w:pPr>
+        <w:ind w:left="2160" w:hanging="360"/>
+      </w:pPr>
+      <w:rPr>
+        <w:rFonts w:ascii="Wingdings" w:hAnsi="Wingdings" w:hint="default"/>
+      </w:rPr>
+    </w:lvl>
+    <w:lvl w:ilvl="3" w:tplc="08090001" w:tentative="1">
+      <w:start w:val="1"/>
+      <w:numFmt w:val="bullet"/>
+      <w:lvlText w:val=""/>
+      <w:lvlJc w:val="left"/>
+      <w:pPr>
+        <w:ind w:left="2880" w:hanging="360"/>
+      </w:pPr>
+      <w:rPr>
+        <w:rFonts w:ascii="Symbol" w:hAnsi="Symbol" w:hint="default"/>
+      </w:rPr>
+    </w:lvl>
+    <w:lvl w:ilvl="4" w:tplc="08090003" w:tentative="1">
       <w:start w:val="1"/>
       <w:numFmt w:val="bullet"/>
       <w:lvlText w:val="o"/>
       <w:lvlJc w:val="left"/>
       <w:pPr>
-        <w:ind w:left="2136" w:hanging="360"/>
+        <w:ind w:left="3600" w:hanging="360"/>
       </w:pPr>
       <w:rPr>
         <w:rFonts w:ascii="Courier New" w:hAnsi="Courier New" w:cs="Courier New" w:hint="default"/>
       </w:rPr>
     </w:lvl>
-    <w:lvl w:ilvl="2" w:tplc="40090005" w:tentative="1">
+    <w:lvl w:ilvl="5" w:tplc="08090005" w:tentative="1">
       <w:start w:val="1"/>
       <w:numFmt w:val="bullet"/>
       <w:lvlText w:val=""/>
       <w:lvlJc w:val="left"/>
       <w:pPr>
-        <w:ind w:left="2856" w:hanging="360"/>
+        <w:ind w:left="4320" w:hanging="360"/>
       </w:pPr>
       <w:rPr>
         <w:rFonts w:ascii="Wingdings" w:hAnsi="Wingdings" w:hint="default"/>
       </w:rPr>
     </w:lvl>
-    <w:lvl w:ilvl="3" w:tplc="40090001" w:tentative="1">
+    <w:lvl w:ilvl="6" w:tplc="08090001" w:tentative="1">
       <w:start w:val="1"/>
       <w:numFmt w:val="bullet"/>
       <w:lvlText w:val=""/>
       <w:lvlJc w:val="left"/>
       <w:pPr>
-        <w:ind w:left="3576" w:hanging="360"/>
+        <w:ind w:left="5040" w:hanging="360"/>
       </w:pPr>
       <w:rPr>
         <w:rFonts w:ascii="Symbol" w:hAnsi="Symbol" w:hint="default"/>
       </w:rPr>
     </w:lvl>
-    <w:lvl w:ilvl="4" w:tplc="40090003" w:tentative="1">
+    <w:lvl w:ilvl="7" w:tplc="08090003" w:tentative="1">
       <w:start w:val="1"/>
       <w:numFmt w:val="bullet"/>
       <w:lvlText w:val="o"/>
       <w:lvlJc w:val="left"/>
       <w:pPr>
-        <w:ind w:left="4296" w:hanging="360"/>
+        <w:ind w:left="5760" w:hanging="360"/>
       </w:pPr>
       <w:rPr>
         <w:rFonts w:ascii="Courier New" w:hAnsi="Courier New" w:cs="Courier New" w:hint="default"/>
       </w:rPr>
     </w:lvl>
-    <w:lvl w:ilvl="5" w:tplc="40090005" w:tentative="1">
+    <w:lvl w:ilvl="8" w:tplc="08090005" w:tentative="1">
       <w:start w:val="1"/>
       <w:numFmt w:val="bullet"/>
       <w:lvlText w:val=""/>
       <w:lvlJc w:val="left"/>
       <w:pPr>
-        <w:ind w:left="5016" w:hanging="360"/>
+        <w:ind w:left="6480" w:hanging="360"/>
       </w:pPr>
       <w:rPr>
         <w:rFonts w:ascii="Wingdings" w:hAnsi="Wingdings" w:hint="default"/>
       </w:rPr>
     </w:lvl>
-    <w:lvl w:ilvl="6" w:tplc="40090001" w:tentative="1">
+  </w:abstractNum>
+  <w:abstractNum w:abstractNumId="5" w15:restartNumberingAfterBreak="0">
+    <w:nsid w:val="70DE399B"/>
+    <w:multiLevelType w:val="hybridMultilevel"/>
+    <w:tmpl w:val="6DDE6A6E"/>
+    <w:lvl w:ilvl="0" w:tplc="08090001">
       <w:start w:val="1"/>
       <w:numFmt w:val="bullet"/>
       <w:lvlText w:val=""/>
       <w:lvlJc w:val="left"/>
       <w:pPr>
-        <w:ind w:left="5736" w:hanging="360"/>
+        <w:ind w:left="720" w:hanging="360"/>
       </w:pPr>
       <w:rPr>
         <w:rFonts w:ascii="Symbol" w:hAnsi="Symbol" w:hint="default"/>
       </w:rPr>
     </w:lvl>
-    <w:lvl w:ilvl="7" w:tplc="40090003" w:tentative="1">
+    <w:lvl w:ilvl="1" w:tplc="08090003">
       <w:start w:val="1"/>
       <w:numFmt w:val="bullet"/>
       <w:lvlText w:val="o"/>
       <w:lvlJc w:val="left"/>
       <w:pPr>
-        <w:ind w:left="6456" w:hanging="360"/>
+        <w:ind w:left="1440" w:hanging="360"/>
       </w:pPr>
       <w:rPr>
         <w:rFonts w:ascii="Courier New" w:hAnsi="Courier New" w:cs="Courier New" w:hint="default"/>
       </w:rPr>
     </w:lvl>
-    <w:lvl w:ilvl="8" w:tplc="40090005" w:tentative="1">
+    <w:lvl w:ilvl="2" w:tplc="08090005" w:tentative="1">
       <w:start w:val="1"/>
       <w:numFmt w:val="bullet"/>
       <w:lvlText w:val=""/>
       <w:lvlJc w:val="left"/>
       <w:pPr>
-        <w:ind w:left="7176" w:hanging="360"/>
+        <w:ind w:left="2160" w:hanging="360"/>
       </w:pPr>
       <w:rPr>
         <w:rFonts w:ascii="Wingdings" w:hAnsi="Wingdings" w:hint="default"/>
       </w:rPr>
     </w:lvl>
+    <w:lvl w:ilvl="3" w:tplc="08090001" w:tentative="1">
+      <w:start w:val="1"/>
+      <w:numFmt w:val="bullet"/>
+      <w:lvlText w:val=""/>
+      <w:lvlJc w:val="left"/>
+      <w:pPr>
+        <w:ind w:left="2880" w:hanging="360"/>
+      </w:pPr>
+      <w:rPr>
+        <w:rFonts w:ascii="Symbol" w:hAnsi="Symbol" w:hint="default"/>
+      </w:rPr>
+    </w:lvl>
+    <w:lvl w:ilvl="4" w:tplc="08090003" w:tentative="1">
+      <w:start w:val="1"/>
+      <w:numFmt w:val="bullet"/>
+      <w:lvlText w:val="o"/>
+      <w:lvlJc w:val="left"/>
+      <w:pPr>
+        <w:ind w:left="3600" w:hanging="360"/>
+      </w:pPr>
+      <w:rPr>
+        <w:rFonts w:ascii="Courier New" w:hAnsi="Courier New" w:cs="Courier New" w:hint="default"/>
+      </w:rPr>
+    </w:lvl>
+    <w:lvl w:ilvl="5" w:tplc="08090005" w:tentative="1">
+      <w:start w:val="1"/>
+      <w:numFmt w:val="bullet"/>
+      <w:lvlText w:val=""/>
+      <w:lvlJc w:val="left"/>
+      <w:pPr>
+        <w:ind w:left="4320" w:hanging="360"/>
+      </w:pPr>
+      <w:rPr>
+        <w:rFonts w:ascii="Wingdings" w:hAnsi="Wingdings" w:hint="default"/>
+      </w:rPr>
+    </w:lvl>
+    <w:lvl w:ilvl="6" w:tplc="08090001" w:tentative="1">
+      <w:start w:val="1"/>
+      <w:numFmt w:val="bullet"/>
+      <w:lvlText w:val=""/>
+      <w:lvlJc w:val="left"/>
+      <w:pPr>
+        <w:ind w:left="5040" w:hanging="360"/>
+      </w:pPr>
+      <w:rPr>
+        <w:rFonts w:ascii="Symbol" w:hAnsi="Symbol" w:hint="default"/>
+      </w:rPr>
+    </w:lvl>
+    <w:lvl w:ilvl="7" w:tplc="08090003" w:tentative="1">
+      <w:start w:val="1"/>
+      <w:numFmt w:val="bullet"/>
+      <w:lvlText w:val="o"/>
+      <w:lvlJc w:val="left"/>
+      <w:pPr>
+        <w:ind w:left="5760" w:hanging="360"/>
+      </w:pPr>
+      <w:rPr>
+        <w:rFonts w:ascii="Courier New" w:hAnsi="Courier New" w:cs="Courier New" w:hint="default"/>
+      </w:rPr>
+    </w:lvl>
+    <w:lvl w:ilvl="8" w:tplc="08090005" w:tentative="1">
+      <w:start w:val="1"/>
+      <w:numFmt w:val="bullet"/>
+      <w:lvlText w:val=""/>
+      <w:lvlJc w:val="left"/>
+      <w:pPr>
+        <w:ind w:left="6480" w:hanging="360"/>
+      </w:pPr>
+      <w:rPr>
+        <w:rFonts w:ascii="Wingdings" w:hAnsi="Wingdings" w:hint="default"/>
+      </w:rPr>
+    </w:lvl>
   </w:abstractNum>
-  <w:num w:numId="1" w16cid:durableId="1405253138">
-    <w:abstractNumId w:val="0"/>
-    <w:lvlOverride w:ilvl="0">
-      <w:startOverride w:val="1"/>
-    </w:lvlOverride>
+  <w:abstractNum w:abstractNumId="6" w15:restartNumberingAfterBreak="0">
+    <w:nsid w:val="75E65A01"/>
+    <w:multiLevelType w:val="hybridMultilevel"/>
+    <w:tmpl w:val="1F767A88"/>
+    <w:lvl w:ilvl="0" w:tplc="08090001">
+      <w:start w:val="1"/>
+      <w:numFmt w:val="bullet"/>
+      <w:lvlText w:val=""/>
+      <w:lvlJc w:val="left"/>
+      <w:pPr>
+        <w:ind w:left="720" w:hanging="360"/>
+      </w:pPr>
+      <w:rPr>
+        <w:rFonts w:ascii="Symbol" w:hAnsi="Symbol" w:hint="default"/>
+      </w:rPr>
+    </w:lvl>
+    <w:lvl w:ilvl="1" w:tplc="08090003" w:tentative="1">
+      <w:start w:val="1"/>
+      <w:numFmt w:val="bullet"/>
+      <w:lvlText w:val="o"/>
+      <w:lvlJc w:val="left"/>
+      <w:pPr>
+        <w:ind w:left="1440" w:hanging="360"/>
+      </w:pPr>
+      <w:rPr>
+        <w:rFonts w:ascii="Courier New" w:hAnsi="Courier New" w:cs="Courier New" w:hint="default"/>
+      </w:rPr>
+    </w:lvl>
+    <w:lvl w:ilvl="2" w:tplc="08090005" w:tentative="1">
+      <w:start w:val="1"/>
+      <w:numFmt w:val="bullet"/>
+      <w:lvlText w:val=""/>
+      <w:lvlJc w:val="left"/>
+      <w:pPr>
+        <w:ind w:left="2160" w:hanging="360"/>
+      </w:pPr>
+      <w:rPr>
+        <w:rFonts w:ascii="Wingdings" w:hAnsi="Wingdings" w:hint="default"/>
+      </w:rPr>
+    </w:lvl>
+    <w:lvl w:ilvl="3" w:tplc="08090001" w:tentative="1">
+      <w:start w:val="1"/>
+      <w:numFmt w:val="bullet"/>
+      <w:lvlText w:val=""/>
+      <w:lvlJc w:val="left"/>
+      <w:pPr>
+        <w:ind w:left="2880" w:hanging="360"/>
+      </w:pPr>
+      <w:rPr>
+        <w:rFonts w:ascii="Symbol" w:hAnsi="Symbol" w:hint="default"/>
+      </w:rPr>
+    </w:lvl>
+    <w:lvl w:ilvl="4" w:tplc="08090003" w:tentative="1">
+      <w:start w:val="1"/>
+      <w:numFmt w:val="bullet"/>
+      <w:lvlText w:val="o"/>
+      <w:lvlJc w:val="left"/>
+      <w:pPr>
+        <w:ind w:left="3600" w:hanging="360"/>
+      </w:pPr>
+      <w:rPr>
+        <w:rFonts w:ascii="Courier New" w:hAnsi="Courier New" w:cs="Courier New" w:hint="default"/>
+      </w:rPr>
+    </w:lvl>
+    <w:lvl w:ilvl="5" w:tplc="08090005" w:tentative="1">
+      <w:start w:val="1"/>
+      <w:numFmt w:val="bullet"/>
+      <w:lvlText w:val=""/>
+      <w:lvlJc w:val="left"/>
+      <w:pPr>
+        <w:ind w:left="4320" w:hanging="360"/>
+      </w:pPr>
+      <w:rPr>
+        <w:rFonts w:ascii="Wingdings" w:hAnsi="Wingdings" w:hint="default"/>
+      </w:rPr>
+    </w:lvl>
+    <w:lvl w:ilvl="6" w:tplc="08090001" w:tentative="1">
+      <w:start w:val="1"/>
+      <w:numFmt w:val="bullet"/>
+      <w:lvlText w:val=""/>
+      <w:lvlJc w:val="left"/>
+      <w:pPr>
+        <w:ind w:left="5040" w:hanging="360"/>
+      </w:pPr>
+      <w:rPr>
+        <w:rFonts w:ascii="Symbol" w:hAnsi="Symbol" w:hint="default"/>
+      </w:rPr>
+    </w:lvl>
+    <w:lvl w:ilvl="7" w:tplc="08090003" w:tentative="1">
+      <w:start w:val="1"/>
+      <w:numFmt w:val="bullet"/>
+      <w:lvlText w:val="o"/>
+      <w:lvlJc w:val="left"/>
+      <w:pPr>
+        <w:ind w:left="5760" w:hanging="360"/>
+      </w:pPr>
+      <w:rPr>
+        <w:rFonts w:ascii="Courier New" w:hAnsi="Courier New" w:cs="Courier New" w:hint="default"/>
+      </w:rPr>
+    </w:lvl>
+    <w:lvl w:ilvl="8" w:tplc="08090005" w:tentative="1">
+      <w:start w:val="1"/>
+      <w:numFmt w:val="bullet"/>
+      <w:lvlText w:val=""/>
+      <w:lvlJc w:val="left"/>
+      <w:pPr>
+        <w:ind w:left="6480" w:hanging="360"/>
+      </w:pPr>
+      <w:rPr>
+        <w:rFonts w:ascii="Wingdings" w:hAnsi="Wingdings" w:hint="default"/>
+      </w:rPr>
+    </w:lvl>
+  </w:abstractNum>
+  <w:abstractNum w:abstractNumId="7" w15:restartNumberingAfterBreak="0">
+    <w:nsid w:val="7D337172"/>
+    <w:multiLevelType w:val="hybridMultilevel"/>
+    <w:tmpl w:val="C00AC97E"/>
+    <w:lvl w:ilvl="0" w:tplc="08090001">
+      <w:start w:val="1"/>
+      <w:numFmt w:val="bullet"/>
+      <w:lvlText w:val=""/>
+      <w:lvlJc w:val="left"/>
+      <w:pPr>
+        <w:ind w:left="720" w:hanging="360"/>
+      </w:pPr>
+      <w:rPr>
+        <w:rFonts w:ascii="Symbol" w:hAnsi="Symbol" w:hint="default"/>
+      </w:rPr>
+    </w:lvl>
+    <w:lvl w:ilvl="1" w:tplc="08090003">
+      <w:start w:val="1"/>
+      <w:numFmt w:val="bullet"/>
+      <w:lvlText w:val="o"/>
+      <w:lvlJc w:val="left"/>
+      <w:pPr>
+        <w:ind w:left="1440" w:hanging="360"/>
+      </w:pPr>
+      <w:rPr>
+        <w:rFonts w:ascii="Courier New" w:hAnsi="Courier New" w:cs="Courier New" w:hint="default"/>
+      </w:rPr>
+    </w:lvl>
+    <w:lvl w:ilvl="2" w:tplc="08090005" w:tentative="1">
+      <w:start w:val="1"/>
+      <w:numFmt w:val="bullet"/>
+      <w:lvlText w:val=""/>
+      <w:lvlJc w:val="left"/>
+      <w:pPr>
+        <w:ind w:left="2160" w:hanging="360"/>
+      </w:pPr>
+      <w:rPr>
+        <w:rFonts w:ascii="Wingdings" w:hAnsi="Wingdings" w:hint="default"/>
+      </w:rPr>
+    </w:lvl>
+    <w:lvl w:ilvl="3" w:tplc="08090001" w:tentative="1">
+      <w:start w:val="1"/>
+      <w:numFmt w:val="bullet"/>
+      <w:lvlText w:val=""/>
+      <w:lvlJc w:val="left"/>
+      <w:pPr>
+        <w:ind w:left="2880" w:hanging="360"/>
+      </w:pPr>
+      <w:rPr>
+        <w:rFonts w:ascii="Symbol" w:hAnsi="Symbol" w:hint="default"/>
+      </w:rPr>
+    </w:lvl>
+    <w:lvl w:ilvl="4" w:tplc="08090003" w:tentative="1">
+      <w:start w:val="1"/>
+      <w:numFmt w:val="bullet"/>
+      <w:lvlText w:val="o"/>
+      <w:lvlJc w:val="left"/>
+      <w:pPr>
+        <w:ind w:left="3600" w:hanging="360"/>
+      </w:pPr>
+      <w:rPr>
+        <w:rFonts w:ascii="Courier New" w:hAnsi="Courier New" w:cs="Courier New" w:hint="default"/>
+      </w:rPr>
+    </w:lvl>
+    <w:lvl w:ilvl="5" w:tplc="08090005" w:tentative="1">
+      <w:start w:val="1"/>
+      <w:numFmt w:val="bullet"/>
+      <w:lvlText w:val=""/>
+      <w:lvlJc w:val="left"/>
+      <w:pPr>
+        <w:ind w:left="4320" w:hanging="360"/>
+      </w:pPr>
+      <w:rPr>
+        <w:rFonts w:ascii="Wingdings" w:hAnsi="Wingdings" w:hint="default"/>
+      </w:rPr>
+    </w:lvl>
+    <w:lvl w:ilvl="6" w:tplc="08090001" w:tentative="1">
+      <w:start w:val="1"/>
+      <w:numFmt w:val="bullet"/>
+      <w:lvlText w:val=""/>
+      <w:lvlJc w:val="left"/>
+      <w:pPr>
+        <w:ind w:left="5040" w:hanging="360"/>
+      </w:pPr>
+      <w:rPr>
+        <w:rFonts w:ascii="Symbol" w:hAnsi="Symbol" w:hint="default"/>
+      </w:rPr>
+    </w:lvl>
+    <w:lvl w:ilvl="7" w:tplc="08090003" w:tentative="1">
+      <w:start w:val="1"/>
+      <w:numFmt w:val="bullet"/>
+      <w:lvlText w:val="o"/>
+      <w:lvlJc w:val="left"/>
+      <w:pPr>
+        <w:ind w:left="5760" w:hanging="360"/>
+      </w:pPr>
+      <w:rPr>
+        <w:rFonts w:ascii="Courier New" w:hAnsi="Courier New" w:cs="Courier New" w:hint="default"/>
+      </w:rPr>
+    </w:lvl>
+    <w:lvl w:ilvl="8" w:tplc="08090005" w:tentative="1">
+      <w:start w:val="1"/>
+      <w:numFmt w:val="bullet"/>
+      <w:lvlText w:val=""/>
+      <w:lvlJc w:val="left"/>
+      <w:pPr>
+        <w:ind w:left="6480" w:hanging="360"/>
+      </w:pPr>
+      <w:rPr>
+        <w:rFonts w:ascii="Wingdings" w:hAnsi="Wingdings" w:hint="default"/>
+      </w:rPr>
+    </w:lvl>
+  </w:abstractNum>
+  <w:num w:numId="1" w16cid:durableId="1217814380">
+    <w:abstractNumId w:val="7"/>
   </w:num>
-  <w:num w:numId="2" w16cid:durableId="821510530">
+  <w:num w:numId="2" w16cid:durableId="602416462">
     <w:abstractNumId w:val="1"/>
-    <w:lvlOverride w:ilvl="0">
-      <w:startOverride w:val="1"/>
-    </w:lvlOverride>
   </w:num>
-  <w:num w:numId="3" w16cid:durableId="1095319074">
+  <w:num w:numId="3" w16cid:durableId="2012027697">
     <w:abstractNumId w:val="2"/>
   </w:num>
-  <w:num w:numId="4" w16cid:durableId="1656258224">
+  <w:num w:numId="4" w16cid:durableId="367728012">
+    <w:abstractNumId w:val="0"/>
+  </w:num>
+  <w:num w:numId="5" w16cid:durableId="600795102">
+    <w:abstractNumId w:val="4"/>
+  </w:num>
+  <w:num w:numId="6" w16cid:durableId="135756647">
+    <w:abstractNumId w:val="5"/>
+  </w:num>
+  <w:num w:numId="7" w16cid:durableId="1170216800">
+    <w:abstractNumId w:val="6"/>
+  </w:num>
+  <w:num w:numId="8" w16cid:durableId="1374845455">
     <w:abstractNumId w:val="3"/>
-  </w:num>
-  <w:num w:numId="5" w16cid:durableId="1103379489">
-    <w:abstractNumId w:val="4"/>
   </w:num>
 </w:numbering>
 </file>
 
 <file path=word/styles.xml><?xml version="1.0" encoding="utf-8"?>
-<w:styles xmlns:mc="http://schemas.openxmlformats.org/markup-compatibility/2006" xmlns:r="http://schemas.openxmlformats.org/officeDocument/2006/relationships" xmlns:w="http://schemas.openxmlformats.org/wordprocessingml/2006/main" xmlns:w14="http://schemas.microsoft.com/office/word/2010/wordml" xmlns:w15="http://schemas.microsoft.com/office/word/2012/wordml" xmlns:w16cex="http://schemas.microsoft.com/office/word/2018/wordml/cex" xmlns:w16cid="http://schemas.microsoft.com/office/word/2016/wordml/cid" xmlns:w16="http://schemas.microsoft.com/office/word/2018/wordml" xmlns:w16du="http://schemas.microsoft.com/office/word/2023/wordml/word16du" xmlns:w16sdtdh="http://schemas.microsoft.com/office/word/2020/wordml/sdtdatahash" xmlns:w16sdtfl="http://schemas.microsoft.com/office/word/2024/wordml/sdtformatlock" xmlns:w16se="http://schemas.microsoft.com/office/word/2015/wordml/symex" mc:Ignorable="w14 w15 w16se w16cid w16 w16cex w16sdtdh w16sdtfl w16du">
+<w:styles xmlns:mc="http://schemas.openxmlformats.org/markup-compatibility/2006" xmlns:r="http://schemas.openxmlformats.org/officeDocument/2006/relationships" xmlns:w="http://schemas.openxmlformats.org/wordprocessingml/2006/main" xmlns:w14="http://schemas.microsoft.com/office/word/2010/wordml" xmlns:w15="http://schemas.microsoft.com/office/word/2012/wordml" xmlns:w16cex="http://schemas.microsoft.com/office/word/2018/wordml/cex" xmlns:w16cid="http://schemas.microsoft.com/office/word/2016/wordml/cid" xmlns:w16="http://schemas.microsoft.com/office/word/2018/wordml" xmlns:w16sdtdh="http://schemas.microsoft.com/office/word/2020/wordml/sdtdatahash" xmlns:w16sdtfl="http://schemas.microsoft.com/office/word/2024/wordml/sdtformatlock" xmlns:w16se="http://schemas.microsoft.com/office/word/2015/wordml/symex" xmlns:w16du="http://schemas.microsoft.com/office/word/2023/wordml/word16du" mc:Ignorable="w14 w15 w16se w16cid w16 w16cex w16sdtdh w16sdtfl w16du">
   <w:docDefaults>
     <w:rPrDefault>
       <w:rPr>
-        <w:rFonts w:ascii="Arial" w:eastAsia="Arial" w:hAnsi="Arial" w:cs="Arial"/>
-        <w:lang w:val="en-IN" w:eastAsia="en-IN" w:bidi="ar-SA"/>
+        <w:rFonts w:asciiTheme="minorHAnsi" w:eastAsiaTheme="minorHAnsi" w:hAnsiTheme="minorHAnsi" w:cstheme="minorBidi"/>
+        <w:kern w:val="2"/>
+        <w:sz w:val="24"/>
+        <w:szCs w:val="24"/>
+        <w:lang w:val="en-IN" w:eastAsia="en-US" w:bidi="ar-SA"/>
+        <w14:ligatures w14:val="standardContextual"/>
       </w:rPr>
     </w:rPrDefault>
-    <w:pPrDefault/>
+    <w:pPrDefault>
+      <w:pPr>
+        <w:spacing w:after="160" w:line="278" w:lineRule="auto"/>
+      </w:pPr>
+    </w:pPrDefault>
   </w:docDefaults>
   <w:latentStyles w:defLockedState="0" w:defUIPriority="99" w:defSemiHidden="0" w:defUnhideWhenUsed="0" w:defQFormat="0" w:count="376">
     <w:lsdException w:name="Normal" w:uiPriority="0" w:qFormat="1"/>
@@ -3345,86 +4174,201 @@
   </w:style>
   <w:style w:type="paragraph" w:styleId="Heading1">
     <w:name w:val="heading 1"/>
+    <w:basedOn w:val="Normal"/>
+    <w:next w:val="Normal"/>
+    <w:link w:val="Heading1Char"/>
     <w:uiPriority w:val="9"/>
     <w:qFormat/>
+    <w:rsid w:val="00943F39"/>
     <w:pPr>
+      <w:keepNext/>
+      <w:keepLines/>
+      <w:spacing w:before="360" w:after="80"/>
       <w:outlineLvl w:val="0"/>
     </w:pPr>
     <w:rPr>
-      <w:color w:val="2E74B5"/>
+      <w:rFonts w:asciiTheme="majorHAnsi" w:eastAsiaTheme="majorEastAsia" w:hAnsiTheme="majorHAnsi" w:cstheme="majorBidi"/>
+      <w:color w:val="0F4761" w:themeColor="accent1" w:themeShade="BF"/>
+      <w:sz w:val="40"/>
+      <w:szCs w:val="40"/>
+    </w:rPr>
+  </w:style>
+  <w:style w:type="paragraph" w:styleId="Heading2">
+    <w:name w:val="heading 2"/>
+    <w:basedOn w:val="Normal"/>
+    <w:next w:val="Normal"/>
+    <w:link w:val="Heading2Char"/>
+    <w:uiPriority w:val="9"/>
+    <w:semiHidden/>
+    <w:unhideWhenUsed/>
+    <w:qFormat/>
+    <w:rsid w:val="00943F39"/>
+    <w:pPr>
+      <w:keepNext/>
+      <w:keepLines/>
+      <w:spacing w:before="160" w:after="80"/>
+      <w:outlineLvl w:val="1"/>
+    </w:pPr>
+    <w:rPr>
+      <w:rFonts w:asciiTheme="majorHAnsi" w:eastAsiaTheme="majorEastAsia" w:hAnsiTheme="majorHAnsi" w:cstheme="majorBidi"/>
+      <w:color w:val="0F4761" w:themeColor="accent1" w:themeShade="BF"/>
       <w:sz w:val="32"/>
       <w:szCs w:val="32"/>
     </w:rPr>
   </w:style>
-  <w:style w:type="paragraph" w:styleId="Heading2">
-    <w:name w:val="heading 2"/>
+  <w:style w:type="paragraph" w:styleId="Heading3">
+    <w:name w:val="heading 3"/>
+    <w:basedOn w:val="Normal"/>
+    <w:next w:val="Normal"/>
+    <w:link w:val="Heading3Char"/>
     <w:uiPriority w:val="9"/>
     <w:semiHidden/>
     <w:unhideWhenUsed/>
     <w:qFormat/>
+    <w:rsid w:val="00943F39"/>
     <w:pPr>
-      <w:outlineLvl w:val="1"/>
+      <w:keepNext/>
+      <w:keepLines/>
+      <w:spacing w:before="160" w:after="80"/>
+      <w:outlineLvl w:val="2"/>
     </w:pPr>
     <w:rPr>
-      <w:color w:val="2E74B5"/>
-      <w:sz w:val="26"/>
-      <w:szCs w:val="26"/>
+      <w:rFonts w:eastAsiaTheme="majorEastAsia" w:cstheme="majorBidi"/>
+      <w:color w:val="0F4761" w:themeColor="accent1" w:themeShade="BF"/>
+      <w:sz w:val="28"/>
+      <w:szCs w:val="28"/>
     </w:rPr>
   </w:style>
-  <w:style w:type="paragraph" w:styleId="Heading3">
-    <w:name w:val="heading 3"/>
+  <w:style w:type="paragraph" w:styleId="Heading4">
+    <w:name w:val="heading 4"/>
+    <w:basedOn w:val="Normal"/>
+    <w:next w:val="Normal"/>
+    <w:link w:val="Heading4Char"/>
     <w:uiPriority w:val="9"/>
     <w:semiHidden/>
     <w:unhideWhenUsed/>
     <w:qFormat/>
+    <w:rsid w:val="00943F39"/>
     <w:pPr>
-      <w:outlineLvl w:val="2"/>
+      <w:keepNext/>
+      <w:keepLines/>
+      <w:spacing w:before="80" w:after="40"/>
+      <w:outlineLvl w:val="3"/>
     </w:pPr>
     <w:rPr>
-      <w:color w:val="1F4D78"/>
-      <w:sz w:val="24"/>
-      <w:szCs w:val="24"/>
+      <w:rFonts w:eastAsiaTheme="majorEastAsia" w:cstheme="majorBidi"/>
+      <w:i/>
+      <w:iCs/>
+      <w:color w:val="0F4761" w:themeColor="accent1" w:themeShade="BF"/>
     </w:rPr>
   </w:style>
-  <w:style w:type="paragraph" w:styleId="Heading4">
-    <w:name w:val="heading 4"/>
+  <w:style w:type="paragraph" w:styleId="Heading5">
+    <w:name w:val="heading 5"/>
+    <w:basedOn w:val="Normal"/>
+    <w:next w:val="Normal"/>
+    <w:link w:val="Heading5Char"/>
     <w:uiPriority w:val="9"/>
     <w:semiHidden/>
     <w:unhideWhenUsed/>
     <w:qFormat/>
+    <w:rsid w:val="00943F39"/>
     <w:pPr>
-      <w:outlineLvl w:val="3"/>
+      <w:keepNext/>
+      <w:keepLines/>
+      <w:spacing w:before="80" w:after="40"/>
+      <w:outlineLvl w:val="4"/>
     </w:pPr>
     <w:rPr>
-      <w:i/>
-      <w:iCs/>
-      <w:color w:val="2E74B5"/>
+      <w:rFonts w:eastAsiaTheme="majorEastAsia" w:cstheme="majorBidi"/>
+      <w:color w:val="0F4761" w:themeColor="accent1" w:themeShade="BF"/>
     </w:rPr>
   </w:style>
-  <w:style w:type="paragraph" w:styleId="Heading5">
-    <w:name w:val="heading 5"/>
+  <w:style w:type="paragraph" w:styleId="Heading6">
+    <w:name w:val="heading 6"/>
+    <w:basedOn w:val="Normal"/>
+    <w:next w:val="Normal"/>
+    <w:link w:val="Heading6Char"/>
     <w:uiPriority w:val="9"/>
     <w:semiHidden/>
     <w:unhideWhenUsed/>
     <w:qFormat/>
+    <w:rsid w:val="00943F39"/>
     <w:pPr>
-      <w:outlineLvl w:val="4"/>
+      <w:keepNext/>
+      <w:keepLines/>
+      <w:spacing w:before="40" w:after="0"/>
+      <w:outlineLvl w:val="5"/>
     </w:pPr>
     <w:rPr>
-      <w:color w:val="2E74B5"/>
+      <w:rFonts w:eastAsiaTheme="majorEastAsia" w:cstheme="majorBidi"/>
+      <w:i/>
+      <w:iCs/>
+      <w:color w:val="595959" w:themeColor="text1" w:themeTint="A6"/>
     </w:rPr>
   </w:style>
-  <w:style w:type="paragraph" w:styleId="Heading6">
-    <w:name w:val="heading 6"/>
+  <w:style w:type="paragraph" w:styleId="Heading7">
+    <w:name w:val="heading 7"/>
+    <w:basedOn w:val="Normal"/>
+    <w:next w:val="Normal"/>
+    <w:link w:val="Heading7Char"/>
     <w:uiPriority w:val="9"/>
     <w:semiHidden/>
     <w:unhideWhenUsed/>
     <w:qFormat/>
+    <w:rsid w:val="00943F39"/>
     <w:pPr>
-      <w:outlineLvl w:val="5"/>
+      <w:keepNext/>
+      <w:keepLines/>
+      <w:spacing w:before="40" w:after="0"/>
+      <w:outlineLvl w:val="6"/>
     </w:pPr>
     <w:rPr>
-      <w:color w:val="1F4D78"/>
+      <w:rFonts w:eastAsiaTheme="majorEastAsia" w:cstheme="majorBidi"/>
+      <w:color w:val="595959" w:themeColor="text1" w:themeTint="A6"/>
+    </w:rPr>
+  </w:style>
+  <w:style w:type="paragraph" w:styleId="Heading8">
+    <w:name w:val="heading 8"/>
+    <w:basedOn w:val="Normal"/>
+    <w:next w:val="Normal"/>
+    <w:link w:val="Heading8Char"/>
+    <w:uiPriority w:val="9"/>
+    <w:semiHidden/>
+    <w:unhideWhenUsed/>
+    <w:qFormat/>
+    <w:rsid w:val="00943F39"/>
+    <w:pPr>
+      <w:keepNext/>
+      <w:keepLines/>
+      <w:spacing w:after="0"/>
+      <w:outlineLvl w:val="7"/>
+    </w:pPr>
+    <w:rPr>
+      <w:rFonts w:eastAsiaTheme="majorEastAsia" w:cstheme="majorBidi"/>
+      <w:i/>
+      <w:iCs/>
+      <w:color w:val="272727" w:themeColor="text1" w:themeTint="D8"/>
+    </w:rPr>
+  </w:style>
+  <w:style w:type="paragraph" w:styleId="Heading9">
+    <w:name w:val="heading 9"/>
+    <w:basedOn w:val="Normal"/>
+    <w:next w:val="Normal"/>
+    <w:link w:val="Heading9Char"/>
+    <w:uiPriority w:val="9"/>
+    <w:semiHidden/>
+    <w:unhideWhenUsed/>
+    <w:qFormat/>
+    <w:rsid w:val="00943F39"/>
+    <w:pPr>
+      <w:keepNext/>
+      <w:keepLines/>
+      <w:spacing w:after="0"/>
+      <w:outlineLvl w:val="8"/>
+    </w:pPr>
+    <w:rPr>
+      <w:rFonts w:eastAsiaTheme="majorEastAsia" w:cstheme="majorBidi"/>
+      <w:color w:val="272727" w:themeColor="text1" w:themeTint="D8"/>
     </w:rPr>
   </w:style>
   <w:style w:type="character" w:default="1" w:styleId="DefaultParagraphFont">
@@ -3454,103 +4398,317 @@
     <w:semiHidden/>
     <w:unhideWhenUsed/>
   </w:style>
+  <w:style w:type="character" w:customStyle="1" w:styleId="Heading1Char">
+    <w:name w:val="Heading 1 Char"/>
+    <w:basedOn w:val="DefaultParagraphFont"/>
+    <w:link w:val="Heading1"/>
+    <w:uiPriority w:val="9"/>
+    <w:rsid w:val="00943F39"/>
+    <w:rPr>
+      <w:rFonts w:asciiTheme="majorHAnsi" w:eastAsiaTheme="majorEastAsia" w:hAnsiTheme="majorHAnsi" w:cstheme="majorBidi"/>
+      <w:color w:val="0F4761" w:themeColor="accent1" w:themeShade="BF"/>
+      <w:sz w:val="40"/>
+      <w:szCs w:val="40"/>
+    </w:rPr>
+  </w:style>
+  <w:style w:type="character" w:customStyle="1" w:styleId="Heading2Char">
+    <w:name w:val="Heading 2 Char"/>
+    <w:basedOn w:val="DefaultParagraphFont"/>
+    <w:link w:val="Heading2"/>
+    <w:uiPriority w:val="9"/>
+    <w:semiHidden/>
+    <w:rsid w:val="00943F39"/>
+    <w:rPr>
+      <w:rFonts w:asciiTheme="majorHAnsi" w:eastAsiaTheme="majorEastAsia" w:hAnsiTheme="majorHAnsi" w:cstheme="majorBidi"/>
+      <w:color w:val="0F4761" w:themeColor="accent1" w:themeShade="BF"/>
+      <w:sz w:val="32"/>
+      <w:szCs w:val="32"/>
+    </w:rPr>
+  </w:style>
+  <w:style w:type="character" w:customStyle="1" w:styleId="Heading3Char">
+    <w:name w:val="Heading 3 Char"/>
+    <w:basedOn w:val="DefaultParagraphFont"/>
+    <w:link w:val="Heading3"/>
+    <w:uiPriority w:val="9"/>
+    <w:semiHidden/>
+    <w:rsid w:val="00943F39"/>
+    <w:rPr>
+      <w:rFonts w:eastAsiaTheme="majorEastAsia" w:cstheme="majorBidi"/>
+      <w:color w:val="0F4761" w:themeColor="accent1" w:themeShade="BF"/>
+      <w:sz w:val="28"/>
+      <w:szCs w:val="28"/>
+    </w:rPr>
+  </w:style>
+  <w:style w:type="character" w:customStyle="1" w:styleId="Heading4Char">
+    <w:name w:val="Heading 4 Char"/>
+    <w:basedOn w:val="DefaultParagraphFont"/>
+    <w:link w:val="Heading4"/>
+    <w:uiPriority w:val="9"/>
+    <w:semiHidden/>
+    <w:rsid w:val="00943F39"/>
+    <w:rPr>
+      <w:rFonts w:eastAsiaTheme="majorEastAsia" w:cstheme="majorBidi"/>
+      <w:i/>
+      <w:iCs/>
+      <w:color w:val="0F4761" w:themeColor="accent1" w:themeShade="BF"/>
+    </w:rPr>
+  </w:style>
+  <w:style w:type="character" w:customStyle="1" w:styleId="Heading5Char">
+    <w:name w:val="Heading 5 Char"/>
+    <w:basedOn w:val="DefaultParagraphFont"/>
+    <w:link w:val="Heading5"/>
+    <w:uiPriority w:val="9"/>
+    <w:semiHidden/>
+    <w:rsid w:val="00943F39"/>
+    <w:rPr>
+      <w:rFonts w:eastAsiaTheme="majorEastAsia" w:cstheme="majorBidi"/>
+      <w:color w:val="0F4761" w:themeColor="accent1" w:themeShade="BF"/>
+    </w:rPr>
+  </w:style>
+  <w:style w:type="character" w:customStyle="1" w:styleId="Heading6Char">
+    <w:name w:val="Heading 6 Char"/>
+    <w:basedOn w:val="DefaultParagraphFont"/>
+    <w:link w:val="Heading6"/>
+    <w:uiPriority w:val="9"/>
+    <w:semiHidden/>
+    <w:rsid w:val="00943F39"/>
+    <w:rPr>
+      <w:rFonts w:eastAsiaTheme="majorEastAsia" w:cstheme="majorBidi"/>
+      <w:i/>
+      <w:iCs/>
+      <w:color w:val="595959" w:themeColor="text1" w:themeTint="A6"/>
+    </w:rPr>
+  </w:style>
+  <w:style w:type="character" w:customStyle="1" w:styleId="Heading7Char">
+    <w:name w:val="Heading 7 Char"/>
+    <w:basedOn w:val="DefaultParagraphFont"/>
+    <w:link w:val="Heading7"/>
+    <w:uiPriority w:val="9"/>
+    <w:semiHidden/>
+    <w:rsid w:val="00943F39"/>
+    <w:rPr>
+      <w:rFonts w:eastAsiaTheme="majorEastAsia" w:cstheme="majorBidi"/>
+      <w:color w:val="595959" w:themeColor="text1" w:themeTint="A6"/>
+    </w:rPr>
+  </w:style>
+  <w:style w:type="character" w:customStyle="1" w:styleId="Heading8Char">
+    <w:name w:val="Heading 8 Char"/>
+    <w:basedOn w:val="DefaultParagraphFont"/>
+    <w:link w:val="Heading8"/>
+    <w:uiPriority w:val="9"/>
+    <w:semiHidden/>
+    <w:rsid w:val="00943F39"/>
+    <w:rPr>
+      <w:rFonts w:eastAsiaTheme="majorEastAsia" w:cstheme="majorBidi"/>
+      <w:i/>
+      <w:iCs/>
+      <w:color w:val="272727" w:themeColor="text1" w:themeTint="D8"/>
+    </w:rPr>
+  </w:style>
+  <w:style w:type="character" w:customStyle="1" w:styleId="Heading9Char">
+    <w:name w:val="Heading 9 Char"/>
+    <w:basedOn w:val="DefaultParagraphFont"/>
+    <w:link w:val="Heading9"/>
+    <w:uiPriority w:val="9"/>
+    <w:semiHidden/>
+    <w:rsid w:val="00943F39"/>
+    <w:rPr>
+      <w:rFonts w:eastAsiaTheme="majorEastAsia" w:cstheme="majorBidi"/>
+      <w:color w:val="272727" w:themeColor="text1" w:themeTint="D8"/>
+    </w:rPr>
+  </w:style>
   <w:style w:type="paragraph" w:styleId="Title">
     <w:name w:val="Title"/>
+    <w:basedOn w:val="Normal"/>
+    <w:next w:val="Normal"/>
+    <w:link w:val="TitleChar"/>
     <w:uiPriority w:val="10"/>
     <w:qFormat/>
+    <w:rsid w:val="00943F39"/>
+    <w:pPr>
+      <w:spacing w:after="80" w:line="240" w:lineRule="auto"/>
+      <w:contextualSpacing/>
+    </w:pPr>
     <w:rPr>
+      <w:rFonts w:asciiTheme="majorHAnsi" w:eastAsiaTheme="majorEastAsia" w:hAnsiTheme="majorHAnsi" w:cstheme="majorBidi"/>
+      <w:spacing w:val="-10"/>
+      <w:kern w:val="28"/>
       <w:sz w:val="56"/>
       <w:szCs w:val="56"/>
     </w:rPr>
   </w:style>
-  <w:style w:type="paragraph" w:customStyle="1" w:styleId="Strong1">
-    <w:name w:val="Strong1"/>
+  <w:style w:type="character" w:customStyle="1" w:styleId="TitleChar">
+    <w:name w:val="Title Char"/>
+    <w:basedOn w:val="DefaultParagraphFont"/>
+    <w:link w:val="Title"/>
+    <w:uiPriority w:val="10"/>
+    <w:rsid w:val="00943F39"/>
+    <w:rPr>
+      <w:rFonts w:asciiTheme="majorHAnsi" w:eastAsiaTheme="majorEastAsia" w:hAnsiTheme="majorHAnsi" w:cstheme="majorBidi"/>
+      <w:spacing w:val="-10"/>
+      <w:kern w:val="28"/>
+      <w:sz w:val="56"/>
+      <w:szCs w:val="56"/>
+    </w:rPr>
+  </w:style>
+  <w:style w:type="paragraph" w:styleId="Subtitle">
+    <w:name w:val="Subtitle"/>
+    <w:basedOn w:val="Normal"/>
+    <w:next w:val="Normal"/>
+    <w:link w:val="SubtitleChar"/>
+    <w:uiPriority w:val="11"/>
     <w:qFormat/>
+    <w:rsid w:val="00943F39"/>
+    <w:pPr>
+      <w:numPr>
+        <w:ilvl w:val="1"/>
+      </w:numPr>
+    </w:pPr>
     <w:rPr>
-      <w:b/>
-      <w:bCs/>
+      <w:rFonts w:eastAsiaTheme="majorEastAsia" w:cstheme="majorBidi"/>
+      <w:color w:val="595959" w:themeColor="text1" w:themeTint="A6"/>
+      <w:spacing w:val="15"/>
+      <w:sz w:val="28"/>
+      <w:szCs w:val="28"/>
+    </w:rPr>
+  </w:style>
+  <w:style w:type="character" w:customStyle="1" w:styleId="SubtitleChar">
+    <w:name w:val="Subtitle Char"/>
+    <w:basedOn w:val="DefaultParagraphFont"/>
+    <w:link w:val="Subtitle"/>
+    <w:uiPriority w:val="11"/>
+    <w:rsid w:val="00943F39"/>
+    <w:rPr>
+      <w:rFonts w:eastAsiaTheme="majorEastAsia" w:cstheme="majorBidi"/>
+      <w:color w:val="595959" w:themeColor="text1" w:themeTint="A6"/>
+      <w:spacing w:val="15"/>
+      <w:sz w:val="28"/>
+      <w:szCs w:val="28"/>
+    </w:rPr>
+  </w:style>
+  <w:style w:type="paragraph" w:styleId="Quote">
+    <w:name w:val="Quote"/>
+    <w:basedOn w:val="Normal"/>
+    <w:next w:val="Normal"/>
+    <w:link w:val="QuoteChar"/>
+    <w:uiPriority w:val="29"/>
+    <w:qFormat/>
+    <w:rsid w:val="00943F39"/>
+    <w:pPr>
+      <w:spacing w:before="160"/>
+      <w:jc w:val="center"/>
+    </w:pPr>
+    <w:rPr>
+      <w:i/>
+      <w:iCs/>
+      <w:color w:val="404040" w:themeColor="text1" w:themeTint="BF"/>
+    </w:rPr>
+  </w:style>
+  <w:style w:type="character" w:customStyle="1" w:styleId="QuoteChar">
+    <w:name w:val="Quote Char"/>
+    <w:basedOn w:val="DefaultParagraphFont"/>
+    <w:link w:val="Quote"/>
+    <w:uiPriority w:val="29"/>
+    <w:rsid w:val="00943F39"/>
+    <w:rPr>
+      <w:i/>
+      <w:iCs/>
+      <w:color w:val="404040" w:themeColor="text1" w:themeTint="BF"/>
     </w:rPr>
   </w:style>
   <w:style w:type="paragraph" w:styleId="ListParagraph">
     <w:name w:val="List Paragraph"/>
+    <w:basedOn w:val="Normal"/>
+    <w:uiPriority w:val="34"/>
     <w:qFormat/>
+    <w:rsid w:val="00943F39"/>
+    <w:pPr>
+      <w:ind w:left="720"/>
+      <w:contextualSpacing/>
+    </w:pPr>
+  </w:style>
+  <w:style w:type="character" w:styleId="IntenseEmphasis">
+    <w:name w:val="Intense Emphasis"/>
+    <w:basedOn w:val="DefaultParagraphFont"/>
+    <w:uiPriority w:val="21"/>
+    <w:qFormat/>
+    <w:rsid w:val="00943F39"/>
+    <w:rPr>
+      <w:i/>
+      <w:iCs/>
+      <w:color w:val="0F4761" w:themeColor="accent1" w:themeShade="BF"/>
+    </w:rPr>
+  </w:style>
+  <w:style w:type="paragraph" w:styleId="IntenseQuote">
+    <w:name w:val="Intense Quote"/>
+    <w:basedOn w:val="Normal"/>
+    <w:next w:val="Normal"/>
+    <w:link w:val="IntenseQuoteChar"/>
+    <w:uiPriority w:val="30"/>
+    <w:qFormat/>
+    <w:rsid w:val="00943F39"/>
+    <w:pPr>
+      <w:pBdr>
+        <w:top w:val="single" w:sz="4" w:space="10" w:color="0F4761" w:themeColor="accent1" w:themeShade="BF"/>
+        <w:bottom w:val="single" w:sz="4" w:space="10" w:color="0F4761" w:themeColor="accent1" w:themeShade="BF"/>
+      </w:pBdr>
+      <w:spacing w:before="360" w:after="360"/>
+      <w:ind w:left="864" w:right="864"/>
+      <w:jc w:val="center"/>
+    </w:pPr>
+    <w:rPr>
+      <w:i/>
+      <w:iCs/>
+      <w:color w:val="0F4761" w:themeColor="accent1" w:themeShade="BF"/>
+    </w:rPr>
+  </w:style>
+  <w:style w:type="character" w:customStyle="1" w:styleId="IntenseQuoteChar">
+    <w:name w:val="Intense Quote Char"/>
+    <w:basedOn w:val="DefaultParagraphFont"/>
+    <w:link w:val="IntenseQuote"/>
+    <w:uiPriority w:val="30"/>
+    <w:rsid w:val="00943F39"/>
+    <w:rPr>
+      <w:i/>
+      <w:iCs/>
+      <w:color w:val="0F4761" w:themeColor="accent1" w:themeShade="BF"/>
+    </w:rPr>
+  </w:style>
+  <w:style w:type="character" w:styleId="IntenseReference">
+    <w:name w:val="Intense Reference"/>
+    <w:basedOn w:val="DefaultParagraphFont"/>
+    <w:uiPriority w:val="32"/>
+    <w:qFormat/>
+    <w:rsid w:val="00943F39"/>
+    <w:rPr>
+      <w:b/>
+      <w:bCs/>
+      <w:smallCaps/>
+      <w:color w:val="0F4761" w:themeColor="accent1" w:themeShade="BF"/>
+      <w:spacing w:val="5"/>
+    </w:rPr>
   </w:style>
   <w:style w:type="character" w:styleId="Hyperlink">
     <w:name w:val="Hyperlink"/>
+    <w:basedOn w:val="DefaultParagraphFont"/>
     <w:uiPriority w:val="99"/>
     <w:unhideWhenUsed/>
+    <w:rsid w:val="00943F39"/>
     <w:rPr>
-      <w:color w:val="0563C1"/>
+      <w:color w:val="467886" w:themeColor="hyperlink"/>
       <w:u w:val="single"/>
     </w:rPr>
   </w:style>
-  <w:style w:type="character" w:styleId="FootnoteReference">
-    <w:name w:val="footnote reference"/>
+  <w:style w:type="character" w:styleId="UnresolvedMention">
+    <w:name w:val="Unresolved Mention"/>
+    <w:basedOn w:val="DefaultParagraphFont"/>
     <w:uiPriority w:val="99"/>
     <w:semiHidden/>
     <w:unhideWhenUsed/>
+    <w:rsid w:val="00943F39"/>
     <w:rPr>
-      <w:vertAlign w:val="superscript"/>
-    </w:rPr>
-  </w:style>
-  <w:style w:type="paragraph" w:styleId="FootnoteText">
-    <w:name w:val="footnote text"/>
-    <w:link w:val="FootnoteTextChar"/>
-    <w:uiPriority w:val="99"/>
-    <w:semiHidden/>
-    <w:unhideWhenUsed/>
-  </w:style>
-  <w:style w:type="character" w:customStyle="1" w:styleId="FootnoteTextChar">
-    <w:name w:val="Footnote Text Char"/>
-    <w:link w:val="FootnoteText"/>
-    <w:uiPriority w:val="99"/>
-    <w:semiHidden/>
-    <w:unhideWhenUsed/>
-    <w:rPr>
-      <w:sz w:val="20"/>
-      <w:szCs w:val="20"/>
-    </w:rPr>
-  </w:style>
-  <w:style w:type="character" w:styleId="EndnoteReference">
-    <w:name w:val="endnote reference"/>
-    <w:uiPriority w:val="99"/>
-    <w:semiHidden/>
-    <w:unhideWhenUsed/>
-    <w:rPr>
-      <w:vertAlign w:val="superscript"/>
-    </w:rPr>
-  </w:style>
-  <w:style w:type="paragraph" w:styleId="EndnoteText">
-    <w:name w:val="endnote text"/>
-    <w:link w:val="EndnoteTextChar"/>
-    <w:uiPriority w:val="99"/>
-    <w:semiHidden/>
-    <w:unhideWhenUsed/>
-  </w:style>
-  <w:style w:type="character" w:customStyle="1" w:styleId="EndnoteTextChar">
-    <w:name w:val="Endnote Text Char"/>
-    <w:link w:val="EndnoteText"/>
-    <w:uiPriority w:val="99"/>
-    <w:semiHidden/>
-    <w:unhideWhenUsed/>
-    <w:rPr>
-      <w:sz w:val="20"/>
-      <w:szCs w:val="20"/>
-    </w:rPr>
-  </w:style>
-  <w:style w:type="paragraph" w:styleId="NormalWeb">
-    <w:name w:val="Normal (Web)"/>
-    <w:basedOn w:val="Normal"/>
-    <w:uiPriority w:val="99"/>
-    <w:unhideWhenUsed/>
-    <w:rsid w:val="00D279AF"/>
-    <w:pPr>
-      <w:spacing w:before="100" w:beforeAutospacing="1" w:after="100" w:afterAutospacing="1"/>
-    </w:pPr>
-    <w:rPr>
-      <w:rFonts w:ascii="Times New Roman" w:eastAsia="Times New Roman" w:hAnsi="Times New Roman" w:cs="Times New Roman"/>
-      <w:sz w:val="24"/>
-      <w:szCs w:val="24"/>
+      <w:color w:val="605E5C"/>
+      <w:shd w:val="clear" w:color="auto" w:fill="E1DFDD"/>
     </w:rPr>
   </w:style>
 </w:styles>
@@ -3654,7 +4812,7 @@
         <a:latin typeface="Aptos" panose="02110004020202020204"/>
         <a:ea typeface=""/>
         <a:cs typeface=""/>
-        <a:font script="Jpan" typeface="游明朝"/>
+        <a:font script="Jpan" typeface="游ゴシック"/>
         <a:font script="Hang" typeface="맑은 고딕"/>
         <a:font script="Hans" typeface="等线"/>
         <a:font script="Hant" typeface="新細明體"/>
@@ -3762,6 +4920,13 @@
         </a:gradFill>
       </a:fillStyleLst>
       <a:lnStyleLst>
+        <a:ln w="6350" cap="flat" cmpd="sng" algn="ctr">
+          <a:solidFill>
+            <a:schemeClr val="phClr"/>
+          </a:solidFill>
+          <a:prstDash val="solid"/>
+          <a:miter lim="800000"/>
+        </a:ln>
         <a:ln w="12700" cap="flat" cmpd="sng" algn="ctr">
           <a:solidFill>
             <a:schemeClr val="phClr"/>
@@ -3770,13 +4935,6 @@
           <a:miter lim="800000"/>
         </a:ln>
         <a:ln w="19050" cap="flat" cmpd="sng" algn="ctr">
-          <a:solidFill>
-            <a:schemeClr val="phClr"/>
-          </a:solidFill>
-          <a:prstDash val="solid"/>
-          <a:miter lim="800000"/>
-        </a:ln>
-        <a:ln w="25400" cap="flat" cmpd="sng" algn="ctr">
           <a:solidFill>
             <a:schemeClr val="phClr"/>
           </a:solidFill>
@@ -3841,31 +4999,11 @@
       </a:bgFillStyleLst>
     </a:fmtScheme>
   </a:themeElements>
-  <a:objectDefaults>
-    <a:lnDef>
-      <a:spPr/>
-      <a:bodyPr/>
-      <a:lstStyle/>
-      <a:style>
-        <a:lnRef idx="2">
-          <a:schemeClr val="accent1"/>
-        </a:lnRef>
-        <a:fillRef idx="0">
-          <a:schemeClr val="accent1"/>
-        </a:fillRef>
-        <a:effectRef idx="1">
-          <a:schemeClr val="accent1"/>
-        </a:effectRef>
-        <a:fontRef idx="minor">
-          <a:schemeClr val="tx1"/>
-        </a:fontRef>
-      </a:style>
-    </a:lnDef>
-  </a:objectDefaults>
+  <a:objectDefaults/>
   <a:extraClrSchemeLst/>
   <a:extLst>
     <a:ext uri="{05A4C25C-085E-4340-85A3-A5531E510DB2}">
-      <thm15:themeFamily xmlns:thm15="http://schemas.microsoft.com/office/thememl/2012/main" name="Office Theme" id="{2E142A2C-CD16-42D6-873A-C26D2A0506FA}" vid="{1BDDFF52-6CD6-40A5-AB3C-68EB2F1E4D0A}"/>
+      <thm15:themeFamily xmlns:thm15="http://schemas.microsoft.com/office/thememl/2012/main" name="Office Theme" id="{62F939B6-93AF-4DB8-9C6B-D6C7DFDC589F}" vid="{4A3C46E8-61CC-4603-A589-7422A47A8E4A}"/>
     </a:ext>
   </a:extLst>
 </a:theme>
